--- a/Dastaan_Testing_Guide.docx
+++ b/Dastaan_Testing_Guide.docx
@@ -23671,7 +23671,7 @@
           <w:sz w:val="20"/>
           <w:szCs w:val="20"/>
         </w:rPr>
-        <w:t xml:space="preserve">The demo data is deterministic — the same figures come out every time, so a demo can be rehearsed. Rebuild it whenever it has been messed up, and the day before a demo so the diary sits on the right date.</w:t>
+        <w:t xml:space="preserve">The demo data is deterministic for a given day — re-running it on the same date gives identical figures, so a demo can be rehearsed. Rebuild it whenever it has been messed up, and the day before a demo so the diary sits on the right date.</w:t>
       </w:r>
     </w:p>
     <w:p>
@@ -23753,7 +23753,7 @@
           <w:sz w:val="20"/>
           <w:szCs w:val="20"/>
         </w:rPr>
-        <w:t xml:space="preserve">It writes about 1,500 rows and takes a couple of minutes, printing a dot per day so you can see it working. It runs as a single transaction: if it fails, or you stop it, everything rolls back and you simply run it again.</w:t>
+        <w:t xml:space="preserve">It writes about 1,500 rows in roughly 110 database round trips — about half a minute against Supabase. It prints a dot per day as it builds, then a dot per table as it writes. It runs as a single transaction: if it fails, or you stop it, everything rolls back and you simply run it again.</w:t>
       </w:r>
     </w:p>
     <w:p>
@@ -23767,7 +23767,7 @@
           <w:sz w:val="20"/>
           <w:szCs w:val="20"/>
         </w:rPr>
-        <w:t xml:space="preserve">Expect it to finish with roughly 445 invoices and about AED 100,000 of revenue across 42 trading days, 240 ratings and 9 registered clients.</w:t>
+        <w:t xml:space="preserve">Expect roughly 450–470 invoices and about AED 100,000 of revenue across 42 trading days, 250-odd ratings and 9 registered clients. The exact figures move with the day you run it on.</w:t>
       </w:r>
     </w:p>
     <w:p>

--- a/Dastaan_Testing_Guide.docx
+++ b/Dastaan_Testing_Guide.docx
@@ -233,7 +233,7 @@
                 <w:sz w:val="17"/>
                 <w:szCs w:val="17"/>
               </w:rPr>
-              <w:t xml:space="preserve">18 August 2026</w:t>
+              <w:t xml:space="preserve">18–19 August 2026</w:t>
             </w:r>
           </w:p>
         </w:tc>
@@ -415,7 +415,7 @@
           <w:sz w:val="20"/>
           <w:szCs w:val="20"/>
         </w:rPr>
-        <w:t xml:space="preserve">Use the last column to tick off your own run. If something behaves differently from the “What happened” column, that is worth reporting — it means something has changed since 18 August 2026.</w:t>
+        <w:t xml:space="preserve">Use the last column to tick off your own run. If something behaves differently from the “What happened” column, that is worth reporting — it means something has changed since 18–19 August 2026.</w:t>
       </w:r>
     </w:p>
     <w:p>
@@ -2992,7 +2992,7 @@
                 <w:sz w:val="16"/>
                 <w:szCs w:val="16"/>
               </w:rPr>
-              <w:t xml:space="preserve">Gold tier, highest balance. Use this one for the demo.</w:t>
+              <w:t xml:space="preserve">Highest balance — sits just under Gold, so the progress bar is worth showing. Use this one for the demo.</w:t>
             </w:r>
           </w:p>
         </w:tc>
@@ -5506,7 +5506,7 @@
           <w:sz w:val="18"/>
           <w:szCs w:val="18"/>
         </w:rPr>
-        <w:t xml:space="preserve">The “18 Aug” column is the result from the run described in section 4. The last column is blank for you to tick as you go.</w:t>
+        <w:t xml:space="preserve">The “18–19 ” column is the result from the run described in section 4. The last column is blank for you to tick as you go.</w:t>
       </w:r>
     </w:p>
     <w:p>
@@ -5677,7 +5677,7 @@
                 <w:sz w:val="16"/>
                 <w:szCs w:val="16"/>
               </w:rPr>
-              <w:t xml:space="preserve">What happened on 18 Aug</w:t>
+              <w:t xml:space="preserve">What happened on 18–19 </w:t>
             </w:r>
           </w:p>
         </w:tc>
@@ -7006,7 +7006,7 @@
                 <w:sz w:val="16"/>
                 <w:szCs w:val="16"/>
               </w:rPr>
-              <w:t xml:space="preserve">What happened on 18 Aug</w:t>
+              <w:t xml:space="preserve">What happened on 18–19 </w:t>
             </w:r>
           </w:p>
         </w:tc>
@@ -8649,7 +8649,7 @@
                 <w:sz w:val="16"/>
                 <w:szCs w:val="16"/>
               </w:rPr>
-              <w:t xml:space="preserve">What happened on 18 Aug</w:t>
+              <w:t xml:space="preserve">What happened on 18–19 </w:t>
             </w:r>
           </w:p>
         </w:tc>
@@ -8809,7 +8809,7 @@
                 <w:sz w:val="16"/>
                 <w:szCs w:val="16"/>
               </w:rPr>
-              <w:t xml:space="preserve">Seven days offered, starting Today. Times run from the branch’s opening hour to its closing hour.</w:t>
+              <w:t xml:space="preserve">Verified live 19 Aug: seven days offered from Today; times run 10:00–23:00, the Marina Walk trading hours. See Figure 3.</w:t>
             </w:r>
           </w:p>
         </w:tc>
@@ -8966,7 +8966,7 @@
                 <w:sz w:val="16"/>
                 <w:szCs w:val="16"/>
               </w:rPr>
-              <w:t xml:space="preserve">Aqib Khan showed 18 of 50 slots crossed out, matching his actual diary.</w:t>
+              <w:t xml:space="preserve">Verified live 19 Aug: Aqib Khan showed 18 of 50 slots crossed out, matching his diary exactly. See Figure 3.</w:t>
             </w:r>
           </w:p>
         </w:tc>
@@ -10121,7 +10121,7 @@
                 <w:sz w:val="16"/>
                 <w:szCs w:val="16"/>
               </w:rPr>
-              <w:t xml:space="preserve">What happened on 18 Aug</w:t>
+              <w:t xml:space="preserve">What happened on 18–19 </w:t>
             </w:r>
           </w:p>
         </w:tc>
@@ -11450,7 +11450,7 @@
                 <w:sz w:val="16"/>
                 <w:szCs w:val="16"/>
               </w:rPr>
-              <w:t xml:space="preserve">What happened on 18 Aug</w:t>
+              <w:t xml:space="preserve">What happened on 18–19 </w:t>
             </w:r>
           </w:p>
         </w:tc>
@@ -12779,7 +12779,7 @@
                 <w:sz w:val="16"/>
                 <w:szCs w:val="16"/>
               </w:rPr>
-              <w:t xml:space="preserve">What happened on 18 Aug</w:t>
+              <w:t xml:space="preserve">What happened on 18–19 </w:t>
             </w:r>
           </w:p>
         </w:tc>
@@ -13951,7 +13951,7 @@
                 <w:sz w:val="16"/>
                 <w:szCs w:val="16"/>
               </w:rPr>
-              <w:t xml:space="preserve">What happened on 18 Aug</w:t>
+              <w:t xml:space="preserve">What happened on 18–19 </w:t>
             </w:r>
           </w:p>
         </w:tc>
@@ -14795,7 +14795,7 @@
                 <w:sz w:val="16"/>
                 <w:szCs w:val="16"/>
               </w:rPr>
-              <w:t xml:space="preserve">What happened on 18 Aug</w:t>
+              <w:t xml:space="preserve">What happened on 18–19 </w:t>
             </w:r>
           </w:p>
         </w:tc>
@@ -15953,7 +15953,7 @@
                 <w:sz w:val="16"/>
                 <w:szCs w:val="16"/>
               </w:rPr>
-              <w:t xml:space="preserve">What happened on 18 Aug</w:t>
+              <w:t xml:space="preserve">What happened on 18–19 </w:t>
             </w:r>
           </w:p>
         </w:tc>
@@ -17111,7 +17111,7 @@
                 <w:sz w:val="16"/>
                 <w:szCs w:val="16"/>
               </w:rPr>
-              <w:t xml:space="preserve">What happened on 18 Aug</w:t>
+              <w:t xml:space="preserve">What happened on 18–19 </w:t>
             </w:r>
           </w:p>
         </w:tc>
@@ -18283,7 +18283,7 @@
                 <w:sz w:val="16"/>
                 <w:szCs w:val="16"/>
               </w:rPr>
-              <w:t xml:space="preserve">What happened on 18 Aug</w:t>
+              <w:t xml:space="preserve">What happened on 18–19 </w:t>
             </w:r>
           </w:p>
         </w:tc>
@@ -19755,7 +19755,7 @@
                 <w:sz w:val="16"/>
                 <w:szCs w:val="16"/>
               </w:rPr>
-              <w:t xml:space="preserve">What happened on 18 Aug</w:t>
+              <w:t xml:space="preserve">What happened on 18–19 </w:t>
             </w:r>
           </w:p>
         </w:tc>
@@ -20456,7 +20456,7 @@
                 <w:sz w:val="16"/>
                 <w:szCs w:val="16"/>
               </w:rPr>
-              <w:t xml:space="preserve">What happened on 18 Aug</w:t>
+              <w:t xml:space="preserve">What happened on 18–19 </w:t>
             </w:r>
           </w:p>
         </w:tc>
@@ -21157,7 +21157,7 @@
                 <w:sz w:val="16"/>
                 <w:szCs w:val="16"/>
               </w:rPr>
-              <w:t xml:space="preserve">What happened on 18 Aug</w:t>
+              <w:t xml:space="preserve">What happened on 18–19 </w:t>
             </w:r>
           </w:p>
         </w:tc>
@@ -22472,7 +22472,7 @@
                 <w:sz w:val="16"/>
                 <w:szCs w:val="16"/>
               </w:rPr>
-              <w:t xml:space="preserve">What happened on 18 Aug</w:t>
+              <w:t xml:space="preserve">What happened on 18–19 </w:t>
             </w:r>
           </w:p>
         </w:tc>
@@ -23657,7 +23657,802 @@
           <w:sz w:val="30"/>
           <w:szCs w:val="30"/>
         </w:rPr>
-        <w:t xml:space="preserve">6 · Rebuilding the demo data</w:t>
+        <w:t xml:space="preserve">6 · Evidence</w:t>
+      </w:r>
+    </w:p>
+    <w:p>
+      <w:pPr>
+        <w:spacing w:after="120" w:before="0" w:line="260"/>
+      </w:pPr>
+      <w:r>
+        <w:rPr>
+          <w:rFonts w:ascii="Calibri" w:cs="Calibri" w:eastAsia="Calibri" w:hAnsi="Calibri"/>
+          <w:color w:val="111111"/>
+          <w:sz w:val="20"/>
+          <w:szCs w:val="20"/>
+        </w:rPr>
+        <w:t xml:space="preserve">These are unretouched screenshots of the live system, captured on 19 August 2026 after the demo data was rebuilt. Figures 3 onward correspond to the tests listed beside each caption.</w:t>
+      </w:r>
+    </w:p>
+    <w:p>
+      <w:pPr>
+        <w:spacing w:after="120" w:before="0" w:line="260"/>
+      </w:pPr>
+      <w:r>
+        <w:rPr>
+          <w:rFonts w:ascii="Calibri" w:cs="Calibri" w:eastAsia="Calibri" w:hAnsi="Calibri"/>
+          <w:color w:val="6B6B6B"/>
+          <w:sz w:val="18"/>
+          <w:szCs w:val="18"/>
+        </w:rPr>
+        <w:t xml:space="preserve">The figures show slightly higher totals than the test tables above — AED 99,648 against AED 97,555 — because the demo data was rebuilt between the two. That is expected: the dataset is deterministic for a given day, and the weekend pattern moves with the calendar.</w:t>
+      </w:r>
+    </w:p>
+    <w:p>
+      <w:pPr>
+        <w:spacing w:after="120"/>
+      </w:pPr>
+    </w:p>
+    <w:p>
+      <w:pPr>
+        <w:spacing w:after="60" w:before="200"/>
+        <w:jc w:val="center"/>
+      </w:pPr>
+      <w:r>
+        <w:drawing>
+          <wp:inline distT="0" distB="0" distL="0" distR="0">
+            <wp:extent cx="5715000" cy="2686050"/>
+            <wp:effectExtent t="0" r="0" b="0" l="0"/>
+            <wp:docPr id="1" name="" descr="" title=""/>
+            <wp:cNvGraphicFramePr>
+              <a:graphicFrameLocks xmlns:a="http://schemas.openxmlformats.org/drawingml/2006/main" noChangeAspect="1"/>
+            </wp:cNvGraphicFramePr>
+            <a:graphic xmlns:a="http://schemas.openxmlformats.org/drawingml/2006/main">
+              <a:graphicData uri="http://schemas.openxmlformats.org/drawingml/2006/picture">
+                <pic:pic xmlns:pic="http://schemas.openxmlformats.org/drawingml/2006/picture">
+                  <pic:nvPicPr>
+                    <pic:cNvPr id="0" name="" descr=""/>
+                    <pic:cNvPicPr>
+                      <a:picLocks noChangeAspect="1" noChangeArrowheads="1"/>
+                    </pic:cNvPicPr>
+                  </pic:nvPicPr>
+                  <pic:blipFill>
+                    <a:blip r:embed="rId11" cstate="none"/>
+                    <a:srcRect/>
+                    <a:stretch>
+                      <a:fillRect/>
+                    </a:stretch>
+                  </pic:blipFill>
+                  <pic:spPr bwMode="auto">
+                    <a:xfrm>
+                      <a:off x="0" y="0"/>
+                      <a:ext cx="5715000" cy="2686050"/>
+                    </a:xfrm>
+                    <a:prstGeom prst="rect">
+                      <a:avLst/>
+                    </a:prstGeom>
+                  </pic:spPr>
+                </pic:pic>
+              </a:graphicData>
+            </a:graphic>
+          </wp:inline>
+        </w:drawing>
+      </w:r>
+    </w:p>
+    <w:p>
+      <w:pPr>
+        <w:spacing w:after="240"/>
+        <w:jc w:val="center"/>
+      </w:pPr>
+      <w:r>
+        <w:rPr>
+          <w:rFonts w:ascii="Calibri" w:cs="Calibri" w:eastAsia="Calibri" w:hAnsi="Calibri"/>
+          <w:b/>
+          <w:bCs/>
+          <w:color w:val="8A6D1F"/>
+          <w:sz w:val="16"/>
+          <w:szCs w:val="16"/>
+        </w:rPr>
+        <w:t xml:space="preserve">Figure 1. </w:t>
+      </w:r>
+      <w:r>
+        <w:rPr>
+          <w:rFonts w:ascii="Calibri" w:cs="Calibri" w:eastAsia="Calibri" w:hAnsi="Calibri"/>
+          <w:i/>
+          <w:iCs/>
+          <w:color w:val="6B6B6B"/>
+          <w:sz w:val="16"/>
+          <w:szCs w:val="16"/>
+        </w:rPr>
+        <w:t xml:space="preserve">The public site. Logo mark and wordmark in ivory, gentlemen’s grooming wording, and the 3D grooming scene that moves with the scroll.  [tests O1, O2]</w:t>
+      </w:r>
+    </w:p>
+    <w:p>
+      <w:pPr>
+        <w:spacing w:after="60" w:before="200"/>
+        <w:jc w:val="center"/>
+      </w:pPr>
+      <w:r>
+        <w:drawing>
+          <wp:inline distT="0" distB="0" distL="0" distR="0">
+            <wp:extent cx="5715000" cy="2686050"/>
+            <wp:effectExtent t="0" r="0" b="0" l="0"/>
+            <wp:docPr id="1" name="" descr="" title=""/>
+            <wp:cNvGraphicFramePr>
+              <a:graphicFrameLocks xmlns:a="http://schemas.openxmlformats.org/drawingml/2006/main" noChangeAspect="1"/>
+            </wp:cNvGraphicFramePr>
+            <a:graphic xmlns:a="http://schemas.openxmlformats.org/drawingml/2006/main">
+              <a:graphicData uri="http://schemas.openxmlformats.org/drawingml/2006/picture">
+                <pic:pic xmlns:pic="http://schemas.openxmlformats.org/drawingml/2006/picture">
+                  <pic:nvPicPr>
+                    <pic:cNvPr id="0" name="" descr=""/>
+                    <pic:cNvPicPr>
+                      <a:picLocks noChangeAspect="1" noChangeArrowheads="1"/>
+                    </pic:cNvPicPr>
+                  </pic:nvPicPr>
+                  <pic:blipFill>
+                    <a:blip r:embed="rId12" cstate="none"/>
+                    <a:srcRect/>
+                    <a:stretch>
+                      <a:fillRect/>
+                    </a:stretch>
+                  </pic:blipFill>
+                  <pic:spPr bwMode="auto">
+                    <a:xfrm>
+                      <a:off x="0" y="0"/>
+                      <a:ext cx="5715000" cy="2686050"/>
+                    </a:xfrm>
+                    <a:prstGeom prst="rect">
+                      <a:avLst/>
+                    </a:prstGeom>
+                  </pic:spPr>
+                </pic:pic>
+              </a:graphicData>
+            </a:graphic>
+          </wp:inline>
+        </w:drawing>
+      </w:r>
+    </w:p>
+    <w:p>
+      <w:pPr>
+        <w:spacing w:after="240"/>
+        <w:jc w:val="center"/>
+      </w:pPr>
+      <w:r>
+        <w:rPr>
+          <w:rFonts w:ascii="Calibri" w:cs="Calibri" w:eastAsia="Calibri" w:hAnsi="Calibri"/>
+          <w:b/>
+          <w:bCs/>
+          <w:color w:val="8A6D1F"/>
+          <w:sz w:val="16"/>
+          <w:szCs w:val="16"/>
+        </w:rPr>
+        <w:t xml:space="preserve">Figure 2. </w:t>
+      </w:r>
+      <w:r>
+        <w:rPr>
+          <w:rFonts w:ascii="Calibri" w:cs="Calibri" w:eastAsia="Calibri" w:hAnsi="Calibri"/>
+          <w:i/>
+          <w:iCs/>
+          <w:color w:val="6B6B6B"/>
+          <w:sz w:val="16"/>
+          <w:szCs w:val="16"/>
+        </w:rPr>
+        <w:t xml:space="preserve">Staff entrance. A 4-digit keypad and nothing else — no email, no password field anywhere on the screen.  [tests A1–A5, O3]</w:t>
+      </w:r>
+    </w:p>
+    <w:p>
+      <w:pPr>
+        <w:spacing w:after="60" w:before="200"/>
+        <w:jc w:val="center"/>
+      </w:pPr>
+      <w:r>
+        <w:drawing>
+          <wp:inline distT="0" distB="0" distL="0" distR="0">
+            <wp:extent cx="5715000" cy="2686050"/>
+            <wp:effectExtent t="0" r="0" b="0" l="0"/>
+            <wp:docPr id="1" name="" descr="" title=""/>
+            <wp:cNvGraphicFramePr>
+              <a:graphicFrameLocks xmlns:a="http://schemas.openxmlformats.org/drawingml/2006/main" noChangeAspect="1"/>
+            </wp:cNvGraphicFramePr>
+            <a:graphic xmlns:a="http://schemas.openxmlformats.org/drawingml/2006/main">
+              <a:graphicData uri="http://schemas.openxmlformats.org/drawingml/2006/picture">
+                <pic:pic xmlns:pic="http://schemas.openxmlformats.org/drawingml/2006/picture">
+                  <pic:nvPicPr>
+                    <pic:cNvPr id="0" name="" descr=""/>
+                    <pic:cNvPicPr>
+                      <a:picLocks noChangeAspect="1" noChangeArrowheads="1"/>
+                    </pic:cNvPicPr>
+                  </pic:nvPicPr>
+                  <pic:blipFill>
+                    <a:blip r:embed="rId13" cstate="none"/>
+                    <a:srcRect/>
+                    <a:stretch>
+                      <a:fillRect/>
+                    </a:stretch>
+                  </pic:blipFill>
+                  <pic:spPr bwMode="auto">
+                    <a:xfrm>
+                      <a:off x="0" y="0"/>
+                      <a:ext cx="5715000" cy="2686050"/>
+                    </a:xfrm>
+                    <a:prstGeom prst="rect">
+                      <a:avLst/>
+                    </a:prstGeom>
+                  </pic:spPr>
+                </pic:pic>
+              </a:graphicData>
+            </a:graphic>
+          </wp:inline>
+        </w:drawing>
+      </w:r>
+    </w:p>
+    <w:p>
+      <w:pPr>
+        <w:spacing w:after="240"/>
+        <w:jc w:val="center"/>
+      </w:pPr>
+      <w:r>
+        <w:rPr>
+          <w:rFonts w:ascii="Calibri" w:cs="Calibri" w:eastAsia="Calibri" w:hAnsi="Calibri"/>
+          <w:b/>
+          <w:bCs/>
+          <w:color w:val="8A6D1F"/>
+          <w:sz w:val="16"/>
+          <w:szCs w:val="16"/>
+        </w:rPr>
+        <w:t xml:space="preserve">Figure 3. </w:t>
+      </w:r>
+      <w:r>
+        <w:rPr>
+          <w:rFonts w:ascii="Calibri" w:cs="Calibri" w:eastAsia="Calibri" w:hAnsi="Calibri"/>
+          <w:i/>
+          <w:iCs/>
+          <w:color w:val="6B6B6B"/>
+          <w:sz w:val="16"/>
+          <w:szCs w:val="16"/>
+        </w:rPr>
+        <w:t xml:space="preserve">The defect that started this: booking a time. Aqib Khan’s booked morning is crossed out and unclickable — 10:00 to 1:00, then 4:00 to 5:00 — against his real diary. Seven days offered. 5:15 pm selected and carried into the summary.  [tests C1–C5]</w:t>
+      </w:r>
+    </w:p>
+    <w:p>
+      <w:pPr>
+        <w:spacing w:after="60" w:before="200"/>
+        <w:jc w:val="center"/>
+      </w:pPr>
+      <w:r>
+        <w:drawing>
+          <wp:inline distT="0" distB="0" distL="0" distR="0">
+            <wp:extent cx="5715000" cy="2686050"/>
+            <wp:effectExtent t="0" r="0" b="0" l="0"/>
+            <wp:docPr id="1" name="" descr="" title=""/>
+            <wp:cNvGraphicFramePr>
+              <a:graphicFrameLocks xmlns:a="http://schemas.openxmlformats.org/drawingml/2006/main" noChangeAspect="1"/>
+            </wp:cNvGraphicFramePr>
+            <a:graphic xmlns:a="http://schemas.openxmlformats.org/drawingml/2006/main">
+              <a:graphicData uri="http://schemas.openxmlformats.org/drawingml/2006/picture">
+                <pic:pic xmlns:pic="http://schemas.openxmlformats.org/drawingml/2006/picture">
+                  <pic:nvPicPr>
+                    <pic:cNvPr id="0" name="" descr=""/>
+                    <pic:cNvPicPr>
+                      <a:picLocks noChangeAspect="1" noChangeArrowheads="1"/>
+                    </pic:cNvPicPr>
+                  </pic:nvPicPr>
+                  <pic:blipFill>
+                    <a:blip r:embed="rId14" cstate="none"/>
+                    <a:srcRect/>
+                    <a:stretch>
+                      <a:fillRect/>
+                    </a:stretch>
+                  </pic:blipFill>
+                  <pic:spPr bwMode="auto">
+                    <a:xfrm>
+                      <a:off x="0" y="0"/>
+                      <a:ext cx="5715000" cy="2686050"/>
+                    </a:xfrm>
+                    <a:prstGeom prst="rect">
+                      <a:avLst/>
+                    </a:prstGeom>
+                  </pic:spPr>
+                </pic:pic>
+              </a:graphicData>
+            </a:graphic>
+          </wp:inline>
+        </w:drawing>
+      </w:r>
+    </w:p>
+    <w:p>
+      <w:pPr>
+        <w:spacing w:after="240"/>
+        <w:jc w:val="center"/>
+      </w:pPr>
+      <w:r>
+        <w:rPr>
+          <w:rFonts w:ascii="Calibri" w:cs="Calibri" w:eastAsia="Calibri" w:hAnsi="Calibri"/>
+          <w:b/>
+          <w:bCs/>
+          <w:color w:val="8A6D1F"/>
+          <w:sz w:val="16"/>
+          <w:szCs w:val="16"/>
+        </w:rPr>
+        <w:t xml:space="preserve">Figure 4. </w:t>
+      </w:r>
+      <w:r>
+        <w:rPr>
+          <w:rFonts w:ascii="Calibri" w:cs="Calibri" w:eastAsia="Calibri" w:hAnsi="Calibri"/>
+          <w:i/>
+          <w:iCs/>
+          <w:color w:val="6B6B6B"/>
+          <w:sz w:val="16"/>
+          <w:szCs w:val="16"/>
+        </w:rPr>
+        <w:t xml:space="preserve">The salon’s diary, signed in as the owner. A column per chair, appointments in their slots, status colour-coded, a no-show struck through. The logo picks up the console’s lighter chrome automatically.  [tests D5, O4]</w:t>
+      </w:r>
+    </w:p>
+    <w:p>
+      <w:pPr>
+        <w:spacing w:after="60" w:before="200"/>
+        <w:jc w:val="center"/>
+      </w:pPr>
+      <w:r>
+        <w:drawing>
+          <wp:inline distT="0" distB="0" distL="0" distR="0">
+            <wp:extent cx="5715000" cy="2686050"/>
+            <wp:effectExtent t="0" r="0" b="0" l="0"/>
+            <wp:docPr id="1" name="" descr="" title=""/>
+            <wp:cNvGraphicFramePr>
+              <a:graphicFrameLocks xmlns:a="http://schemas.openxmlformats.org/drawingml/2006/main" noChangeAspect="1"/>
+            </wp:cNvGraphicFramePr>
+            <a:graphic xmlns:a="http://schemas.openxmlformats.org/drawingml/2006/main">
+              <a:graphicData uri="http://schemas.openxmlformats.org/drawingml/2006/picture">
+                <pic:pic xmlns:pic="http://schemas.openxmlformats.org/drawingml/2006/picture">
+                  <pic:nvPicPr>
+                    <pic:cNvPr id="0" name="" descr=""/>
+                    <pic:cNvPicPr>
+                      <a:picLocks noChangeAspect="1" noChangeArrowheads="1"/>
+                    </pic:cNvPicPr>
+                  </pic:nvPicPr>
+                  <pic:blipFill>
+                    <a:blip r:embed="rId15" cstate="none"/>
+                    <a:srcRect/>
+                    <a:stretch>
+                      <a:fillRect/>
+                    </a:stretch>
+                  </pic:blipFill>
+                  <pic:spPr bwMode="auto">
+                    <a:xfrm>
+                      <a:off x="0" y="0"/>
+                      <a:ext cx="5715000" cy="2686050"/>
+                    </a:xfrm>
+                    <a:prstGeom prst="rect">
+                      <a:avLst/>
+                    </a:prstGeom>
+                  </pic:spPr>
+                </pic:pic>
+              </a:graphicData>
+            </a:graphic>
+          </wp:inline>
+        </w:drawing>
+      </w:r>
+    </w:p>
+    <w:p>
+      <w:pPr>
+        <w:spacing w:after="240"/>
+        <w:jc w:val="center"/>
+      </w:pPr>
+      <w:r>
+        <w:rPr>
+          <w:rFonts w:ascii="Calibri" w:cs="Calibri" w:eastAsia="Calibri" w:hAnsi="Calibri"/>
+          <w:b/>
+          <w:bCs/>
+          <w:color w:val="8A6D1F"/>
+          <w:sz w:val="16"/>
+          <w:szCs w:val="16"/>
+        </w:rPr>
+        <w:t xml:space="preserve">Figure 5. </w:t>
+      </w:r>
+      <w:r>
+        <w:rPr>
+          <w:rFonts w:ascii="Calibri" w:cs="Calibri" w:eastAsia="Calibri" w:hAnsi="Calibri"/>
+          <w:i/>
+          <w:iCs/>
+          <w:color w:val="6B6B6B"/>
+          <w:sz w:val="16"/>
+          <w:szCs w:val="16"/>
+        </w:rPr>
+        <w:t xml:space="preserve">Sales reports — owner only. AED 99,648 across 463 sales, tips, VAT and discounts broken out, revenue by day with the weekend lift visible, payment split and best sellers.  [tests K1–K5]</w:t>
+      </w:r>
+    </w:p>
+    <w:p>
+      <w:pPr>
+        <w:spacing w:after="60" w:before="200"/>
+        <w:jc w:val="center"/>
+      </w:pPr>
+      <w:r>
+        <w:drawing>
+          <wp:inline distT="0" distB="0" distL="0" distR="0">
+            <wp:extent cx="5715000" cy="2686050"/>
+            <wp:effectExtent t="0" r="0" b="0" l="0"/>
+            <wp:docPr id="1" name="" descr="" title=""/>
+            <wp:cNvGraphicFramePr>
+              <a:graphicFrameLocks xmlns:a="http://schemas.openxmlformats.org/drawingml/2006/main" noChangeAspect="1"/>
+            </wp:cNvGraphicFramePr>
+            <a:graphic xmlns:a="http://schemas.openxmlformats.org/drawingml/2006/main">
+              <a:graphicData uri="http://schemas.openxmlformats.org/drawingml/2006/picture">
+                <pic:pic xmlns:pic="http://schemas.openxmlformats.org/drawingml/2006/picture">
+                  <pic:nvPicPr>
+                    <pic:cNvPr id="0" name="" descr=""/>
+                    <pic:cNvPicPr>
+                      <a:picLocks noChangeAspect="1" noChangeArrowheads="1"/>
+                    </pic:cNvPicPr>
+                  </pic:nvPicPr>
+                  <pic:blipFill>
+                    <a:blip r:embed="rId16" cstate="none"/>
+                    <a:srcRect/>
+                    <a:stretch>
+                      <a:fillRect/>
+                    </a:stretch>
+                  </pic:blipFill>
+                  <pic:spPr bwMode="auto">
+                    <a:xfrm>
+                      <a:off x="0" y="0"/>
+                      <a:ext cx="5715000" cy="2686050"/>
+                    </a:xfrm>
+                    <a:prstGeom prst="rect">
+                      <a:avLst/>
+                    </a:prstGeom>
+                  </pic:spPr>
+                </pic:pic>
+              </a:graphicData>
+            </a:graphic>
+          </wp:inline>
+        </w:drawing>
+      </w:r>
+    </w:p>
+    <w:p>
+      <w:pPr>
+        <w:spacing w:after="240"/>
+        <w:jc w:val="center"/>
+      </w:pPr>
+      <w:r>
+        <w:rPr>
+          <w:rFonts w:ascii="Calibri" w:cs="Calibri" w:eastAsia="Calibri" w:hAnsi="Calibri"/>
+          <w:b/>
+          <w:bCs/>
+          <w:color w:val="8A6D1F"/>
+          <w:sz w:val="16"/>
+          <w:szCs w:val="16"/>
+        </w:rPr>
+        <w:t xml:space="preserve">Figure 6. </w:t>
+      </w:r>
+      <w:r>
+        <w:rPr>
+          <w:rFonts w:ascii="Calibri" w:cs="Calibri" w:eastAsia="Calibri" w:hAnsi="Calibri"/>
+          <w:i/>
+          <w:iCs/>
+          <w:color w:val="6B6B6B"/>
+          <w:sz w:val="16"/>
+          <w:szCs w:val="16"/>
+        </w:rPr>
+        <w:t xml:space="preserve">The client book: 157 people, visit counts, last visit and loyalty tier. Walk-ins are tagged as such; registered clients carry a tier and a balance.  [tests B4]</w:t>
+      </w:r>
+    </w:p>
+    <w:p>
+      <w:pPr>
+        <w:spacing w:after="60" w:before="200"/>
+        <w:jc w:val="center"/>
+      </w:pPr>
+      <w:r>
+        <w:drawing>
+          <wp:inline distT="0" distB="0" distL="0" distR="0">
+            <wp:extent cx="5715000" cy="2686050"/>
+            <wp:effectExtent t="0" r="0" b="0" l="0"/>
+            <wp:docPr id="1" name="" descr="" title=""/>
+            <wp:cNvGraphicFramePr>
+              <a:graphicFrameLocks xmlns:a="http://schemas.openxmlformats.org/drawingml/2006/main" noChangeAspect="1"/>
+            </wp:cNvGraphicFramePr>
+            <a:graphic xmlns:a="http://schemas.openxmlformats.org/drawingml/2006/main">
+              <a:graphicData uri="http://schemas.openxmlformats.org/drawingml/2006/picture">
+                <pic:pic xmlns:pic="http://schemas.openxmlformats.org/drawingml/2006/picture">
+                  <pic:nvPicPr>
+                    <pic:cNvPr id="0" name="" descr=""/>
+                    <pic:cNvPicPr>
+                      <a:picLocks noChangeAspect="1" noChangeArrowheads="1"/>
+                    </pic:cNvPicPr>
+                  </pic:nvPicPr>
+                  <pic:blipFill>
+                    <a:blip r:embed="rId17" cstate="none"/>
+                    <a:srcRect/>
+                    <a:stretch>
+                      <a:fillRect/>
+                    </a:stretch>
+                  </pic:blipFill>
+                  <pic:spPr bwMode="auto">
+                    <a:xfrm>
+                      <a:off x="0" y="0"/>
+                      <a:ext cx="5715000" cy="2686050"/>
+                    </a:xfrm>
+                    <a:prstGeom prst="rect">
+                      <a:avLst/>
+                    </a:prstGeom>
+                  </pic:spPr>
+                </pic:pic>
+              </a:graphicData>
+            </a:graphic>
+          </wp:inline>
+        </w:drawing>
+      </w:r>
+    </w:p>
+    <w:p>
+      <w:pPr>
+        <w:spacing w:after="240"/>
+        <w:jc w:val="center"/>
+      </w:pPr>
+      <w:r>
+        <w:rPr>
+          <w:rFonts w:ascii="Calibri" w:cs="Calibri" w:eastAsia="Calibri" w:hAnsi="Calibri"/>
+          <w:b/>
+          <w:bCs/>
+          <w:color w:val="8A6D1F"/>
+          <w:sz w:val="16"/>
+          <w:szCs w:val="16"/>
+        </w:rPr>
+        <w:t xml:space="preserve">Figure 7. </w:t>
+      </w:r>
+      <w:r>
+        <w:rPr>
+          <w:rFonts w:ascii="Calibri" w:cs="Calibri" w:eastAsia="Calibri" w:hAnsi="Calibri"/>
+          <w:i/>
+          <w:iCs/>
+          <w:color w:val="6B6B6B"/>
+          <w:sz w:val="16"/>
+          <w:szCs w:val="16"/>
+        </w:rPr>
+        <w:t xml:space="preserve">Stock by branch. Charcoal Daily Shampoo is down to 3 against a reorder point of 8, flagged LOW. Retail and salon-only supplies are distinguished.  [tests I1]</w:t>
+      </w:r>
+    </w:p>
+    <w:p>
+      <w:pPr>
+        <w:spacing w:after="60" w:before="200"/>
+        <w:jc w:val="center"/>
+      </w:pPr>
+      <w:r>
+        <w:drawing>
+          <wp:inline distT="0" distB="0" distL="0" distR="0">
+            <wp:extent cx="5715000" cy="2686050"/>
+            <wp:effectExtent t="0" r="0" b="0" l="0"/>
+            <wp:docPr id="1" name="" descr="" title=""/>
+            <wp:cNvGraphicFramePr>
+              <a:graphicFrameLocks xmlns:a="http://schemas.openxmlformats.org/drawingml/2006/main" noChangeAspect="1"/>
+            </wp:cNvGraphicFramePr>
+            <a:graphic xmlns:a="http://schemas.openxmlformats.org/drawingml/2006/main">
+              <a:graphicData uri="http://schemas.openxmlformats.org/drawingml/2006/picture">
+                <pic:pic xmlns:pic="http://schemas.openxmlformats.org/drawingml/2006/picture">
+                  <pic:nvPicPr>
+                    <pic:cNvPr id="0" name="" descr=""/>
+                    <pic:cNvPicPr>
+                      <a:picLocks noChangeAspect="1" noChangeArrowheads="1"/>
+                    </pic:cNvPicPr>
+                  </pic:nvPicPr>
+                  <pic:blipFill>
+                    <a:blip r:embed="rId18" cstate="none"/>
+                    <a:srcRect/>
+                    <a:stretch>
+                      <a:fillRect/>
+                    </a:stretch>
+                  </pic:blipFill>
+                  <pic:spPr bwMode="auto">
+                    <a:xfrm>
+                      <a:off x="0" y="0"/>
+                      <a:ext cx="5715000" cy="2686050"/>
+                    </a:xfrm>
+                    <a:prstGeom prst="rect">
+                      <a:avLst/>
+                    </a:prstGeom>
+                  </pic:spPr>
+                </pic:pic>
+              </a:graphicData>
+            </a:graphic>
+          </wp:inline>
+        </w:drawing>
+      </w:r>
+    </w:p>
+    <w:p>
+      <w:pPr>
+        <w:spacing w:after="240"/>
+        <w:jc w:val="center"/>
+      </w:pPr>
+      <w:r>
+        <w:rPr>
+          <w:rFonts w:ascii="Calibri" w:cs="Calibri" w:eastAsia="Calibri" w:hAnsi="Calibri"/>
+          <w:b/>
+          <w:bCs/>
+          <w:color w:val="8A6D1F"/>
+          <w:sz w:val="16"/>
+          <w:szCs w:val="16"/>
+        </w:rPr>
+        <w:t xml:space="preserve">Figure 8. </w:t>
+      </w:r>
+      <w:r>
+        <w:rPr>
+          <w:rFonts w:ascii="Calibri" w:cs="Calibri" w:eastAsia="Calibri" w:hAnsi="Calibri"/>
+          <w:i/>
+          <w:iCs/>
+          <w:color w:val="6B6B6B"/>
+          <w:sz w:val="16"/>
+          <w:szCs w:val="16"/>
+        </w:rPr>
+        <w:t xml:space="preserve">The client’s loyalty card: balance, tier, a QR code the desk scans off the phone, progress to the next tier, and Add to Apple Wallet.  [tests G3]</w:t>
+      </w:r>
+    </w:p>
+    <w:p>
+      <w:pPr>
+        <w:spacing w:after="60" w:before="200"/>
+        <w:jc w:val="center"/>
+      </w:pPr>
+      <w:r>
+        <w:drawing>
+          <wp:inline distT="0" distB="0" distL="0" distR="0">
+            <wp:extent cx="5715000" cy="2686050"/>
+            <wp:effectExtent t="0" r="0" b="0" l="0"/>
+            <wp:docPr id="1" name="" descr="" title=""/>
+            <wp:cNvGraphicFramePr>
+              <a:graphicFrameLocks xmlns:a="http://schemas.openxmlformats.org/drawingml/2006/main" noChangeAspect="1"/>
+            </wp:cNvGraphicFramePr>
+            <a:graphic xmlns:a="http://schemas.openxmlformats.org/drawingml/2006/main">
+              <a:graphicData uri="http://schemas.openxmlformats.org/drawingml/2006/picture">
+                <pic:pic xmlns:pic="http://schemas.openxmlformats.org/drawingml/2006/picture">
+                  <pic:nvPicPr>
+                    <pic:cNvPr id="0" name="" descr=""/>
+                    <pic:cNvPicPr>
+                      <a:picLocks noChangeAspect="1" noChangeArrowheads="1"/>
+                    </pic:cNvPicPr>
+                  </pic:nvPicPr>
+                  <pic:blipFill>
+                    <a:blip r:embed="rId19" cstate="none"/>
+                    <a:srcRect/>
+                    <a:stretch>
+                      <a:fillRect/>
+                    </a:stretch>
+                  </pic:blipFill>
+                  <pic:spPr bwMode="auto">
+                    <a:xfrm>
+                      <a:off x="0" y="0"/>
+                      <a:ext cx="5715000" cy="2686050"/>
+                    </a:xfrm>
+                    <a:prstGeom prst="rect">
+                      <a:avLst/>
+                    </a:prstGeom>
+                  </pic:spPr>
+                </pic:pic>
+              </a:graphicData>
+            </a:graphic>
+          </wp:inline>
+        </w:drawing>
+      </w:r>
+    </w:p>
+    <w:p>
+      <w:pPr>
+        <w:spacing w:after="240"/>
+        <w:jc w:val="center"/>
+      </w:pPr>
+      <w:r>
+        <w:rPr>
+          <w:rFonts w:ascii="Calibri" w:cs="Calibri" w:eastAsia="Calibri" w:hAnsi="Calibri"/>
+          <w:b/>
+          <w:bCs/>
+          <w:color w:val="8A6D1F"/>
+          <w:sz w:val="16"/>
+          <w:szCs w:val="16"/>
+        </w:rPr>
+        <w:t xml:space="preserve">Figure 9. </w:t>
+      </w:r>
+      <w:r>
+        <w:rPr>
+          <w:rFonts w:ascii="Calibri" w:cs="Calibri" w:eastAsia="Calibri" w:hAnsi="Calibri"/>
+          <w:i/>
+          <w:iCs/>
+          <w:color w:val="6B6B6B"/>
+          <w:sz w:val="16"/>
+          <w:szCs w:val="16"/>
+        </w:rPr>
+        <w:t xml:space="preserve">The online store. Six retail products; the three in-salon supplies are correctly not for sale.  [tests J1]</w:t>
+      </w:r>
+    </w:p>
+    <w:p>
+      <w:pPr>
+        <w:spacing w:after="60" w:before="200"/>
+        <w:jc w:val="center"/>
+      </w:pPr>
+      <w:r>
+        <w:drawing>
+          <wp:inline distT="0" distB="0" distL="0" distR="0">
+            <wp:extent cx="5715000" cy="2686050"/>
+            <wp:effectExtent t="0" r="0" b="0" l="0"/>
+            <wp:docPr id="1" name="" descr="" title=""/>
+            <wp:cNvGraphicFramePr>
+              <a:graphicFrameLocks xmlns:a="http://schemas.openxmlformats.org/drawingml/2006/main" noChangeAspect="1"/>
+            </wp:cNvGraphicFramePr>
+            <a:graphic xmlns:a="http://schemas.openxmlformats.org/drawingml/2006/main">
+              <a:graphicData uri="http://schemas.openxmlformats.org/drawingml/2006/picture">
+                <pic:pic xmlns:pic="http://schemas.openxmlformats.org/drawingml/2006/picture">
+                  <pic:nvPicPr>
+                    <pic:cNvPr id="0" name="" descr=""/>
+                    <pic:cNvPicPr>
+                      <a:picLocks noChangeAspect="1" noChangeArrowheads="1"/>
+                    </pic:cNvPicPr>
+                  </pic:nvPicPr>
+                  <pic:blipFill>
+                    <a:blip r:embed="rId20" cstate="none"/>
+                    <a:srcRect/>
+                    <a:stretch>
+                      <a:fillRect/>
+                    </a:stretch>
+                  </pic:blipFill>
+                  <pic:spPr bwMode="auto">
+                    <a:xfrm>
+                      <a:off x="0" y="0"/>
+                      <a:ext cx="5715000" cy="2686050"/>
+                    </a:xfrm>
+                    <a:prstGeom prst="rect">
+                      <a:avLst/>
+                    </a:prstGeom>
+                  </pic:spPr>
+                </pic:pic>
+              </a:graphicData>
+            </a:graphic>
+          </wp:inline>
+        </w:drawing>
+      </w:r>
+    </w:p>
+    <w:p>
+      <w:pPr>
+        <w:spacing w:after="240"/>
+        <w:jc w:val="center"/>
+      </w:pPr>
+      <w:r>
+        <w:rPr>
+          <w:rFonts w:ascii="Calibri" w:cs="Calibri" w:eastAsia="Calibri" w:hAnsi="Calibri"/>
+          <w:b/>
+          <w:bCs/>
+          <w:color w:val="8A6D1F"/>
+          <w:sz w:val="16"/>
+          <w:szCs w:val="16"/>
+        </w:rPr>
+        <w:t xml:space="preserve">Figure 10. </w:t>
+      </w:r>
+      <w:r>
+        <w:rPr>
+          <w:rFonts w:ascii="Calibri" w:cs="Calibri" w:eastAsia="Calibri" w:hAnsi="Calibri"/>
+          <w:i/>
+          <w:iCs/>
+          <w:color w:val="6B6B6B"/>
+          <w:sz w:val="16"/>
+          <w:szCs w:val="16"/>
+        </w:rPr>
+        <w:t xml:space="preserve">The basket with card payments switched off. It reads “Place order”, not “Pay now”, and states that payment is taken in branch — the website follows the switch with no code change.  [tests M3]</w:t>
+      </w:r>
+    </w:p>
+    <w:p>
+      <w:r>
+        <w:br w:type="page"/>
+      </w:r>
+    </w:p>
+    <w:p>
+      <w:pPr>
+        <w:pStyle w:val="Heading1"/>
+        <w:spacing w:after="160" w:before="360"/>
+      </w:pPr>
+      <w:r>
+        <w:rPr>
+          <w:rFonts w:ascii="Calibri" w:cs="Calibri" w:eastAsia="Calibri" w:hAnsi="Calibri"/>
+          <w:b/>
+          <w:bCs/>
+          <w:color w:val="111111"/>
+          <w:sz w:val="30"/>
+          <w:szCs w:val="30"/>
+        </w:rPr>
+        <w:t xml:space="preserve">7 · Rebuilding the demo data</w:t>
       </w:r>
     </w:p>
     <w:p>
@@ -24365,7 +25160,7 @@
           <w:sz w:val="30"/>
           <w:szCs w:val="30"/>
         </w:rPr>
-        <w:t xml:space="preserve">7 · Sign-off</w:t>
+        <w:t xml:space="preserve">8 · Sign-off</w:t>
       </w:r>
     </w:p>
     <w:p>
@@ -24890,7 +25685,7 @@
         <w:sz w:val="15"/>
         <w:szCs w:val="15"/>
       </w:rPr>
-      <w:t xml:space="preserve">Dastaan · Test Plan &amp; Test Report · 18 August 2026</w:t>
+      <w:t xml:space="preserve">Dastaan · Test Plan &amp; Test Report · 18–19 August 2026</w:t>
     </w:r>
   </w:p>
 </w:hdr>

--- a/Dastaan_Testing_Guide.docx
+++ b/Dastaan_Testing_Guide.docx
@@ -179,7 +179,7 @@
                 <w:sz w:val="17"/>
                 <w:szCs w:val="17"/>
               </w:rPr>
-              <w:t xml:space="preserve">Arbaaz Ghameriya · VectorShift</w:t>
+              <w:t xml:space="preserve">GGC FZE · licence 4429769.01 · Sharjah Publishing City Free Zone</w:t>
             </w:r>
           </w:p>
         </w:tc>
@@ -208,7 +208,7 @@
                 <w:sz w:val="17"/>
                 <w:szCs w:val="17"/>
               </w:rPr>
-              <w:t xml:space="preserve">Tested on</w:t>
+              <w:t xml:space="preserve">Contact</w:t>
             </w:r>
           </w:p>
         </w:tc>
@@ -233,7 +233,7 @@
                 <w:sz w:val="17"/>
                 <w:szCs w:val="17"/>
               </w:rPr>
-              <w:t xml:space="preserve">18–19 August 2026</w:t>
+              <w:t xml:space="preserve">Arbaaz Ghameriya</w:t>
             </w:r>
           </w:p>
         </w:tc>
@@ -262,7 +262,7 @@
                 <w:sz w:val="17"/>
                 <w:szCs w:val="17"/>
               </w:rPr>
-              <w:t xml:space="preserve">Environment</w:t>
+              <w:t xml:space="preserve">Tested on</w:t>
             </w:r>
           </w:p>
         </w:tc>
@@ -287,7 +287,7 @@
                 <w:sz w:val="17"/>
                 <w:szCs w:val="17"/>
               </w:rPr>
-              <w:t xml:space="preserve">Live deployment — Vercel, Render and Supabase</w:t>
+              <w:t xml:space="preserve">18–19 August 2026</w:t>
             </w:r>
           </w:p>
         </w:tc>
@@ -316,7 +316,7 @@
                 <w:sz w:val="17"/>
                 <w:szCs w:val="17"/>
               </w:rPr>
-              <w:t xml:space="preserve">Version</w:t>
+              <w:t xml:space="preserve">Environment</w:t>
             </w:r>
           </w:p>
         </w:tc>
@@ -341,7 +341,61 @@
                 <w:sz w:val="17"/>
                 <w:szCs w:val="17"/>
               </w:rPr>
-              <w:t xml:space="preserve">1.1 — adds the booking availability fix (D-1)</w:t>
+              <w:t xml:space="preserve">Live deployment — Vercel, Render and Supabase</w:t>
+            </w:r>
+          </w:p>
+        </w:tc>
+      </w:tr>
+      <w:tr>
+        <w:tc>
+          <w:tcPr>
+            <w:tcW w:type="dxa" w:w="2600"/>
+            <w:tcMar>
+              <w:top w:type="dxa" w:w="70"/>
+              <w:left w:type="dxa" w:w="110"/>
+              <w:bottom w:type="dxa" w:w="70"/>
+              <w:right w:type="dxa" w:w="110"/>
+            </w:tcMar>
+          </w:tcPr>
+          <w:p>
+            <w:pPr>
+              <w:spacing w:after="0" w:before="0" w:line="250"/>
+            </w:pPr>
+            <w:r>
+              <w:rPr>
+                <w:rFonts w:ascii="Calibri" w:cs="Calibri" w:eastAsia="Calibri" w:hAnsi="Calibri"/>
+                <w:b/>
+                <w:bCs/>
+                <w:color w:val="111111"/>
+                <w:sz w:val="17"/>
+                <w:szCs w:val="17"/>
+              </w:rPr>
+              <w:t xml:space="preserve">Version</w:t>
+            </w:r>
+          </w:p>
+        </w:tc>
+        <w:tc>
+          <w:tcPr>
+            <w:tcW w:type="dxa" w:w="6426"/>
+            <w:tcMar>
+              <w:top w:type="dxa" w:w="70"/>
+              <w:left w:type="dxa" w:w="110"/>
+              <w:bottom w:type="dxa" w:w="70"/>
+              <w:right w:type="dxa" w:w="110"/>
+            </w:tcMar>
+          </w:tcPr>
+          <w:p>
+            <w:pPr>
+              <w:spacing w:after="0" w:before="0" w:line="250"/>
+            </w:pPr>
+            <w:r>
+              <w:rPr>
+                <w:rFonts w:ascii="Calibri" w:cs="Calibri" w:eastAsia="Calibri" w:hAnsi="Calibri"/>
+                <w:color w:val="111111"/>
+                <w:sz w:val="17"/>
+                <w:szCs w:val="17"/>
+              </w:rPr>
+              <w:t xml:space="preserve">1.2 — adds Google sign-in, calendar history, walk-in records</w:t>
             </w:r>
           </w:p>
         </w:tc>
@@ -1000,6 +1054,110 @@
           </w:p>
         </w:tc>
       </w:tr>
+      <w:tr>
+        <w:tc>
+          <w:tcPr>
+            <w:tcW w:type="dxa" w:w="2500"/>
+            <w:tcMar>
+              <w:top w:type="dxa" w:w="70"/>
+              <w:left w:type="dxa" w:w="110"/>
+              <w:bottom w:type="dxa" w:w="70"/>
+              <w:right w:type="dxa" w:w="110"/>
+            </w:tcMar>
+          </w:tcPr>
+          <w:p>
+            <w:pPr>
+              <w:spacing w:after="0" w:before="0" w:line="250"/>
+            </w:pPr>
+            <w:r>
+              <w:rPr>
+                <w:rFonts w:ascii="Calibri" w:cs="Calibri" w:eastAsia="Calibri" w:hAnsi="Calibri"/>
+                <w:b/>
+                <w:bCs/>
+                <w:color w:val="111111"/>
+                <w:sz w:val="17"/>
+                <w:szCs w:val="17"/>
+              </w:rPr>
+              <w:t xml:space="preserve">Sign in with Google</w:t>
+            </w:r>
+          </w:p>
+        </w:tc>
+        <w:tc>
+          <w:tcPr>
+            <w:tcW w:type="dxa" w:w="2900"/>
+            <w:tcMar>
+              <w:top w:type="dxa" w:w="70"/>
+              <w:left w:type="dxa" w:w="110"/>
+              <w:bottom w:type="dxa" w:w="70"/>
+              <w:right w:type="dxa" w:w="110"/>
+            </w:tcMar>
+          </w:tcPr>
+          <w:p>
+            <w:pPr>
+              <w:spacing w:after="0" w:before="0" w:line="250"/>
+            </w:pPr>
+            <w:r>
+              <w:rPr>
+                <w:rFonts w:ascii="Consolas" w:cs="Consolas" w:eastAsia="Consolas" w:hAnsi="Consolas"/>
+                <w:color w:val="111111"/>
+                <w:sz w:val="15"/>
+                <w:szCs w:val="15"/>
+              </w:rPr>
+              <w:t xml:space="preserve">Clients only · Google Cloud OAuth</w:t>
+            </w:r>
+          </w:p>
+        </w:tc>
+        <w:tc>
+          <w:tcPr>
+            <w:tcW w:type="dxa" w:w="2226"/>
+            <w:tcMar>
+              <w:top w:type="dxa" w:w="70"/>
+              <w:left w:type="dxa" w:w="110"/>
+              <w:bottom w:type="dxa" w:w="70"/>
+              <w:right w:type="dxa" w:w="110"/>
+            </w:tcMar>
+          </w:tcPr>
+          <w:p>
+            <w:pPr>
+              <w:spacing w:after="0" w:before="0" w:line="250"/>
+            </w:pPr>
+            <w:r>
+              <w:rPr>
+                <w:rFonts w:ascii="Calibri" w:cs="Calibri" w:eastAsia="Calibri" w:hAnsi="Calibri"/>
+                <w:color w:val="111111"/>
+                <w:sz w:val="17"/>
+                <w:szCs w:val="17"/>
+              </w:rPr>
+              <w:t xml:space="preserve">Switched on once credentials are set</w:t>
+            </w:r>
+          </w:p>
+        </w:tc>
+        <w:tc>
+          <w:tcPr>
+            <w:tcW w:type="dxa" w:w="1400"/>
+            <w:tcMar>
+              <w:top w:type="dxa" w:w="70"/>
+              <w:left w:type="dxa" w:w="110"/>
+              <w:bottom w:type="dxa" w:w="70"/>
+              <w:right w:type="dxa" w:w="110"/>
+            </w:tcMar>
+          </w:tcPr>
+          <w:p>
+            <w:pPr>
+              <w:spacing w:after="0" w:before="0" w:line="250"/>
+            </w:pPr>
+            <w:r>
+              <w:rPr>
+                <w:rFonts w:ascii="Calibri" w:cs="Calibri" w:eastAsia="Calibri" w:hAnsi="Calibri"/>
+                <w:color w:val="111111"/>
+                <w:sz w:val="17"/>
+                <w:szCs w:val="17"/>
+              </w:rPr>
+              <w:t xml:space="preserve">See section 5, P</w:t>
+            </w:r>
+          </w:p>
+        </w:tc>
+      </w:tr>
     </w:tbl>
     <w:p>
       <w:pPr>
@@ -1693,7 +1851,7 @@
                 <w:sz w:val="17"/>
                 <w:szCs w:val="17"/>
               </w:rPr>
-              <w:t xml:space="preserve">Master Barber</w:t>
+              <w:t xml:space="preserve">Barber</w:t>
             </w:r>
           </w:p>
         </w:tc>
@@ -1822,7 +1980,7 @@
                 <w:sz w:val="17"/>
                 <w:szCs w:val="17"/>
               </w:rPr>
-              <w:t xml:space="preserve">Senior Barber</w:t>
+              <w:t xml:space="preserve">Barber</w:t>
             </w:r>
           </w:p>
         </w:tc>
@@ -1951,7 +2109,7 @@
                 <w:sz w:val="17"/>
                 <w:szCs w:val="17"/>
               </w:rPr>
-              <w:t xml:space="preserve">Master Barber</w:t>
+              <w:t xml:space="preserve">Barber</w:t>
             </w:r>
           </w:p>
         </w:tc>
@@ -2209,7 +2367,7 @@
                 <w:sz w:val="17"/>
                 <w:szCs w:val="17"/>
               </w:rPr>
-              <w:t xml:space="preserve">Senior Barber</w:t>
+              <w:t xml:space="preserve">Barber</w:t>
             </w:r>
           </w:p>
         </w:tc>
@@ -2467,7 +2625,7 @@
                 <w:sz w:val="17"/>
                 <w:szCs w:val="17"/>
               </w:rPr>
-              <w:t xml:space="preserve">Senior Barber</w:t>
+              <w:t xml:space="preserve">Barber</w:t>
             </w:r>
           </w:p>
         </w:tc>
@@ -2596,7 +2754,7 @@
                 <w:sz w:val="17"/>
                 <w:szCs w:val="17"/>
               </w:rPr>
-              <w:t xml:space="preserve">Master Barber</w:t>
+              <w:t xml:space="preserve">Barber</w:t>
             </w:r>
           </w:p>
         </w:tc>
@@ -4278,7 +4436,7 @@
                 <w:sz w:val="44"/>
                 <w:szCs w:val="44"/>
               </w:rPr>
-              <w:t xml:space="preserve">94</w:t>
+              <w:t xml:space="preserve">114</w:t>
             </w:r>
           </w:p>
         </w:tc>
@@ -4306,7 +4464,7 @@
                 <w:sz w:val="44"/>
                 <w:szCs w:val="44"/>
               </w:rPr>
-              <w:t xml:space="preserve">92</w:t>
+              <w:t xml:space="preserve">111</w:t>
             </w:r>
           </w:p>
         </w:tc>
@@ -4334,7 +4492,7 @@
                 <w:sz w:val="44"/>
                 <w:szCs w:val="44"/>
               </w:rPr>
-              <w:t xml:space="preserve">4</w:t>
+              <w:t xml:space="preserve">10</w:t>
             </w:r>
           </w:p>
         </w:tc>
@@ -4356,7 +4514,7 @@
           <w:sz w:val="18"/>
           <w:szCs w:val="18"/>
         </w:rPr>
-        <w:t xml:space="preserve">2 of the 94 rows are notes rather than passes — one records how the system is configured today, the other is a check that could not be run in this environment.</w:t>
+        <w:t xml:space="preserve">3 of the 114 rows are notes rather than passes — one records how the system is configured today, the other is a check that could not be run in this environment.</w:t>
       </w:r>
     </w:p>
     <w:p>
@@ -4931,6 +5089,642 @@
                 <w:szCs w:val="16"/>
               </w:rPr>
               <w:t xml:space="preserve">Fixed. All appointment arithmetic now stays in salon-local minutes-from-midnight and never converts to UTC.</w:t>
+            </w:r>
+          </w:p>
+        </w:tc>
+      </w:tr>
+      <w:tr>
+        <w:tc>
+          <w:tcPr>
+            <w:tcW w:type="dxa" w:w="700"/>
+            <w:tcMar>
+              <w:top w:type="dxa" w:w="70"/>
+              <w:left w:type="dxa" w:w="110"/>
+              <w:bottom w:type="dxa" w:w="70"/>
+              <w:right w:type="dxa" w:w="110"/>
+            </w:tcMar>
+          </w:tcPr>
+          <w:p>
+            <w:pPr>
+              <w:spacing w:after="0" w:before="0" w:line="250"/>
+            </w:pPr>
+            <w:r>
+              <w:rPr>
+                <w:rFonts w:ascii="Calibri" w:cs="Calibri" w:eastAsia="Calibri" w:hAnsi="Calibri"/>
+                <w:b/>
+                <w:bCs/>
+                <w:color w:val="111111"/>
+                <w:sz w:val="17"/>
+                <w:szCs w:val="17"/>
+              </w:rPr>
+              <w:t xml:space="preserve">D-5</w:t>
+            </w:r>
+          </w:p>
+        </w:tc>
+        <w:tc>
+          <w:tcPr>
+            <w:tcW w:type="dxa" w:w="1000"/>
+            <w:tcMar>
+              <w:top w:type="dxa" w:w="70"/>
+              <w:left w:type="dxa" w:w="110"/>
+              <w:bottom w:type="dxa" w:w="70"/>
+              <w:right w:type="dxa" w:w="110"/>
+            </w:tcMar>
+          </w:tcPr>
+          <w:p>
+            <w:pPr>
+              <w:spacing w:after="0" w:before="0" w:line="250"/>
+            </w:pPr>
+            <w:r>
+              <w:rPr>
+                <w:rFonts w:ascii="Calibri" w:cs="Calibri" w:eastAsia="Calibri" w:hAnsi="Calibri"/>
+                <w:b/>
+                <w:bCs/>
+                <w:color w:val="9B2C1F"/>
+                <w:sz w:val="17"/>
+                <w:szCs w:val="17"/>
+              </w:rPr>
+              <w:t xml:space="preserve">High</w:t>
+            </w:r>
+          </w:p>
+        </w:tc>
+        <w:tc>
+          <w:tcPr>
+            <w:tcW w:type="dxa" w:w="4326"/>
+            <w:tcMar>
+              <w:top w:type="dxa" w:w="70"/>
+              <w:left w:type="dxa" w:w="110"/>
+              <w:bottom w:type="dxa" w:w="70"/>
+              <w:right w:type="dxa" w:w="110"/>
+            </w:tcMar>
+          </w:tcPr>
+          <w:p>
+            <w:pPr>
+              <w:spacing w:after="0" w:before="0" w:line="250"/>
+            </w:pPr>
+            <w:r>
+              <w:rPr>
+                <w:rFonts w:ascii="Calibri" w:cs="Calibri" w:eastAsia="Calibri" w:hAnsi="Calibri"/>
+                <w:color w:val="111111"/>
+                <w:sz w:val="16"/>
+                <w:szCs w:val="16"/>
+              </w:rPr>
+              <w:t xml:space="preserve">The “Sign in with Google” button did nothing at all. It had no click handler and there was no OAuth code anywhere in the system, although the requirements ask for it.</w:t>
+            </w:r>
+          </w:p>
+        </w:tc>
+        <w:tc>
+          <w:tcPr>
+            <w:tcW w:type="dxa" w:w="3000"/>
+            <w:tcMar>
+              <w:top w:type="dxa" w:w="70"/>
+              <w:left w:type="dxa" w:w="110"/>
+              <w:bottom w:type="dxa" w:w="70"/>
+              <w:right w:type="dxa" w:w="110"/>
+            </w:tcMar>
+          </w:tcPr>
+          <w:p>
+            <w:pPr>
+              <w:spacing w:after="0" w:before="0" w:line="250"/>
+            </w:pPr>
+            <w:r>
+              <w:rPr>
+                <w:rFonts w:ascii="Calibri" w:cs="Calibri" w:eastAsia="Calibri" w:hAnsi="Calibri"/>
+                <w:color w:val="1E6B3A"/>
+                <w:sz w:val="16"/>
+                <w:szCs w:val="16"/>
+              </w:rPr>
+              <w:t xml:space="preserve">Built. Server-side authorization-code flow with state, PKCE and nonce, issuing the same secure session as the password login. Clients only — a Google account cannot reach the staff console.</w:t>
+            </w:r>
+          </w:p>
+        </w:tc>
+      </w:tr>
+      <w:tr>
+        <w:tc>
+          <w:tcPr>
+            <w:tcW w:type="dxa" w:w="700"/>
+            <w:tcMar>
+              <w:top w:type="dxa" w:w="70"/>
+              <w:left w:type="dxa" w:w="110"/>
+              <w:bottom w:type="dxa" w:w="70"/>
+              <w:right w:type="dxa" w:w="110"/>
+            </w:tcMar>
+          </w:tcPr>
+          <w:p>
+            <w:pPr>
+              <w:spacing w:after="0" w:before="0" w:line="250"/>
+            </w:pPr>
+            <w:r>
+              <w:rPr>
+                <w:rFonts w:ascii="Calibri" w:cs="Calibri" w:eastAsia="Calibri" w:hAnsi="Calibri"/>
+                <w:b/>
+                <w:bCs/>
+                <w:color w:val="111111"/>
+                <w:sz w:val="17"/>
+                <w:szCs w:val="17"/>
+              </w:rPr>
+              <w:t xml:space="preserve">D-6</w:t>
+            </w:r>
+          </w:p>
+        </w:tc>
+        <w:tc>
+          <w:tcPr>
+            <w:tcW w:type="dxa" w:w="1000"/>
+            <w:tcMar>
+              <w:top w:type="dxa" w:w="70"/>
+              <w:left w:type="dxa" w:w="110"/>
+              <w:bottom w:type="dxa" w:w="70"/>
+              <w:right w:type="dxa" w:w="110"/>
+            </w:tcMar>
+          </w:tcPr>
+          <w:p>
+            <w:pPr>
+              <w:spacing w:after="0" w:before="0" w:line="250"/>
+            </w:pPr>
+            <w:r>
+              <w:rPr>
+                <w:rFonts w:ascii="Calibri" w:cs="Calibri" w:eastAsia="Calibri" w:hAnsi="Calibri"/>
+                <w:b/>
+                <w:bCs/>
+                <w:color w:val="9B2C1F"/>
+                <w:sz w:val="17"/>
+                <w:szCs w:val="17"/>
+              </w:rPr>
+              <w:t xml:space="preserve">Medium</w:t>
+            </w:r>
+          </w:p>
+        </w:tc>
+        <w:tc>
+          <w:tcPr>
+            <w:tcW w:type="dxa" w:w="4326"/>
+            <w:tcMar>
+              <w:top w:type="dxa" w:w="70"/>
+              <w:left w:type="dxa" w:w="110"/>
+              <w:bottom w:type="dxa" w:w="70"/>
+              <w:right w:type="dxa" w:w="110"/>
+            </w:tcMar>
+          </w:tcPr>
+          <w:p>
+            <w:pPr>
+              <w:spacing w:after="0" w:before="0" w:line="250"/>
+            </w:pPr>
+            <w:r>
+              <w:rPr>
+                <w:rFonts w:ascii="Calibri" w:cs="Calibri" w:eastAsia="Calibri" w:hAnsi="Calibri"/>
+                <w:color w:val="111111"/>
+                <w:sz w:val="16"/>
+                <w:szCs w:val="16"/>
+              </w:rPr>
+              <w:t xml:space="preserve">The red “now” line on the calendar was fixed at 2:38 pm and ignored the salon’s timezone entirely — it was placeholder data from the design stage.</w:t>
+            </w:r>
+          </w:p>
+        </w:tc>
+        <w:tc>
+          <w:tcPr>
+            <w:tcW w:type="dxa" w:w="3000"/>
+            <w:tcMar>
+              <w:top w:type="dxa" w:w="70"/>
+              <w:left w:type="dxa" w:w="110"/>
+              <w:bottom w:type="dxa" w:w="70"/>
+              <w:right w:type="dxa" w:w="110"/>
+            </w:tcMar>
+          </w:tcPr>
+          <w:p>
+            <w:pPr>
+              <w:spacing w:after="0" w:before="0" w:line="250"/>
+            </w:pPr>
+            <w:r>
+              <w:rPr>
+                <w:rFonts w:ascii="Calibri" w:cs="Calibri" w:eastAsia="Calibri" w:hAnsi="Calibri"/>
+                <w:color w:val="1E6B3A"/>
+                <w:sz w:val="16"/>
+                <w:szCs w:val="16"/>
+              </w:rPr>
+              <w:t xml:space="preserve">Fixed. It reads Dubai time, moves every minute, and only appears when you are looking at today.</w:t>
+            </w:r>
+          </w:p>
+        </w:tc>
+      </w:tr>
+      <w:tr>
+        <w:tc>
+          <w:tcPr>
+            <w:tcW w:type="dxa" w:w="700"/>
+            <w:tcMar>
+              <w:top w:type="dxa" w:w="70"/>
+              <w:left w:type="dxa" w:w="110"/>
+              <w:bottom w:type="dxa" w:w="70"/>
+              <w:right w:type="dxa" w:w="110"/>
+            </w:tcMar>
+          </w:tcPr>
+          <w:p>
+            <w:pPr>
+              <w:spacing w:after="0" w:before="0" w:line="250"/>
+            </w:pPr>
+            <w:r>
+              <w:rPr>
+                <w:rFonts w:ascii="Calibri" w:cs="Calibri" w:eastAsia="Calibri" w:hAnsi="Calibri"/>
+                <w:b/>
+                <w:bCs/>
+                <w:color w:val="111111"/>
+                <w:sz w:val="17"/>
+                <w:szCs w:val="17"/>
+              </w:rPr>
+              <w:t xml:space="preserve">D-7</w:t>
+            </w:r>
+          </w:p>
+        </w:tc>
+        <w:tc>
+          <w:tcPr>
+            <w:tcW w:type="dxa" w:w="1000"/>
+            <w:tcMar>
+              <w:top w:type="dxa" w:w="70"/>
+              <w:left w:type="dxa" w:w="110"/>
+              <w:bottom w:type="dxa" w:w="70"/>
+              <w:right w:type="dxa" w:w="110"/>
+            </w:tcMar>
+          </w:tcPr>
+          <w:p>
+            <w:pPr>
+              <w:spacing w:after="0" w:before="0" w:line="250"/>
+            </w:pPr>
+            <w:r>
+              <w:rPr>
+                <w:rFonts w:ascii="Calibri" w:cs="Calibri" w:eastAsia="Calibri" w:hAnsi="Calibri"/>
+                <w:b/>
+                <w:bCs/>
+                <w:color w:val="9B2C1F"/>
+                <w:sz w:val="17"/>
+                <w:szCs w:val="17"/>
+              </w:rPr>
+              <w:t xml:space="preserve">Medium</w:t>
+            </w:r>
+          </w:p>
+        </w:tc>
+        <w:tc>
+          <w:tcPr>
+            <w:tcW w:type="dxa" w:w="4326"/>
+            <w:tcMar>
+              <w:top w:type="dxa" w:w="70"/>
+              <w:left w:type="dxa" w:w="110"/>
+              <w:bottom w:type="dxa" w:w="70"/>
+              <w:right w:type="dxa" w:w="110"/>
+            </w:tcMar>
+          </w:tcPr>
+          <w:p>
+            <w:pPr>
+              <w:spacing w:after="0" w:before="0" w:line="250"/>
+            </w:pPr>
+            <w:r>
+              <w:rPr>
+                <w:rFonts w:ascii="Calibri" w:cs="Calibri" w:eastAsia="Calibri" w:hAnsi="Calibri"/>
+                <w:color w:val="111111"/>
+                <w:sz w:val="16"/>
+                <w:szCs w:val="16"/>
+              </w:rPr>
+              <w:t xml:space="preserve">The calendar could only ever show today. Today, previous and next had no click handlers, so years of history in the database could not be reached from the screen.</w:t>
+            </w:r>
+          </w:p>
+        </w:tc>
+        <w:tc>
+          <w:tcPr>
+            <w:tcW w:type="dxa" w:w="3000"/>
+            <w:tcMar>
+              <w:top w:type="dxa" w:w="70"/>
+              <w:left w:type="dxa" w:w="110"/>
+              <w:bottom w:type="dxa" w:w="70"/>
+              <w:right w:type="dxa" w:w="110"/>
+            </w:tcMar>
+          </w:tcPr>
+          <w:p>
+            <w:pPr>
+              <w:spacing w:after="0" w:before="0" w:line="250"/>
+            </w:pPr>
+            <w:r>
+              <w:rPr>
+                <w:rFonts w:ascii="Calibri" w:cs="Calibri" w:eastAsia="Calibri" w:hAnsi="Calibri"/>
+                <w:color w:val="1E6B3A"/>
+                <w:sz w:val="16"/>
+                <w:szCs w:val="16"/>
+              </w:rPr>
+              <w:t xml:space="preserve">Fixed. The arrows step day by day, the date is a picker, and a month view shows counts and takings per day.</w:t>
+            </w:r>
+          </w:p>
+        </w:tc>
+      </w:tr>
+      <w:tr>
+        <w:tc>
+          <w:tcPr>
+            <w:tcW w:type="dxa" w:w="700"/>
+            <w:tcMar>
+              <w:top w:type="dxa" w:w="70"/>
+              <w:left w:type="dxa" w:w="110"/>
+              <w:bottom w:type="dxa" w:w="70"/>
+              <w:right w:type="dxa" w:w="110"/>
+            </w:tcMar>
+          </w:tcPr>
+          <w:p>
+            <w:pPr>
+              <w:spacing w:after="0" w:before="0" w:line="250"/>
+            </w:pPr>
+            <w:r>
+              <w:rPr>
+                <w:rFonts w:ascii="Calibri" w:cs="Calibri" w:eastAsia="Calibri" w:hAnsi="Calibri"/>
+                <w:b/>
+                <w:bCs/>
+                <w:color w:val="111111"/>
+                <w:sz w:val="17"/>
+                <w:szCs w:val="17"/>
+              </w:rPr>
+              <w:t xml:space="preserve">D-8</w:t>
+            </w:r>
+          </w:p>
+        </w:tc>
+        <w:tc>
+          <w:tcPr>
+            <w:tcW w:type="dxa" w:w="1000"/>
+            <w:tcMar>
+              <w:top w:type="dxa" w:w="70"/>
+              <w:left w:type="dxa" w:w="110"/>
+              <w:bottom w:type="dxa" w:w="70"/>
+              <w:right w:type="dxa" w:w="110"/>
+            </w:tcMar>
+          </w:tcPr>
+          <w:p>
+            <w:pPr>
+              <w:spacing w:after="0" w:before="0" w:line="250"/>
+            </w:pPr>
+            <w:r>
+              <w:rPr>
+                <w:rFonts w:ascii="Calibri" w:cs="Calibri" w:eastAsia="Calibri" w:hAnsi="Calibri"/>
+                <w:b/>
+                <w:bCs/>
+                <w:color w:val="9B2C1F"/>
+                <w:sz w:val="17"/>
+                <w:szCs w:val="17"/>
+              </w:rPr>
+              <w:t xml:space="preserve">Medium</w:t>
+            </w:r>
+          </w:p>
+        </w:tc>
+        <w:tc>
+          <w:tcPr>
+            <w:tcW w:type="dxa" w:w="4326"/>
+            <w:tcMar>
+              <w:top w:type="dxa" w:w="70"/>
+              <w:left w:type="dxa" w:w="110"/>
+              <w:bottom w:type="dxa" w:w="70"/>
+              <w:right w:type="dxa" w:w="110"/>
+            </w:tcMar>
+          </w:tcPr>
+          <w:p>
+            <w:pPr>
+              <w:spacing w:after="0" w:before="0" w:line="250"/>
+            </w:pPr>
+            <w:r>
+              <w:rPr>
+                <w:rFonts w:ascii="Calibri" w:cs="Calibri" w:eastAsia="Calibri" w:hAnsi="Calibri"/>
+                <w:color w:val="111111"/>
+                <w:sz w:val="16"/>
+                <w:szCs w:val="16"/>
+              </w:rPr>
+              <w:t xml:space="preserve">Walk-in clients could not be opened. Having no account, their row was not clickable — and most of the client book is walk-ins.</w:t>
+            </w:r>
+          </w:p>
+        </w:tc>
+        <w:tc>
+          <w:tcPr>
+            <w:tcW w:type="dxa" w:w="3000"/>
+            <w:tcMar>
+              <w:top w:type="dxa" w:w="70"/>
+              <w:left w:type="dxa" w:w="110"/>
+              <w:bottom w:type="dxa" w:w="70"/>
+              <w:right w:type="dxa" w:w="110"/>
+            </w:tcMar>
+          </w:tcPr>
+          <w:p>
+            <w:pPr>
+              <w:spacing w:after="0" w:before="0" w:line="250"/>
+            </w:pPr>
+            <w:r>
+              <w:rPr>
+                <w:rFonts w:ascii="Calibri" w:cs="Calibri" w:eastAsia="Calibri" w:hAnsi="Calibri"/>
+                <w:color w:val="1E6B3A"/>
+                <w:sz w:val="16"/>
+                <w:szCs w:val="16"/>
+              </w:rPr>
+              <w:t xml:space="preserve">Fixed. Walk-ins open with their full visit history, and one press files them as a client record with every past visit attached.</w:t>
+            </w:r>
+          </w:p>
+        </w:tc>
+      </w:tr>
+      <w:tr>
+        <w:tc>
+          <w:tcPr>
+            <w:tcW w:type="dxa" w:w="700"/>
+            <w:tcMar>
+              <w:top w:type="dxa" w:w="70"/>
+              <w:left w:type="dxa" w:w="110"/>
+              <w:bottom w:type="dxa" w:w="70"/>
+              <w:right w:type="dxa" w:w="110"/>
+            </w:tcMar>
+          </w:tcPr>
+          <w:p>
+            <w:pPr>
+              <w:spacing w:after="0" w:before="0" w:line="250"/>
+            </w:pPr>
+            <w:r>
+              <w:rPr>
+                <w:rFonts w:ascii="Calibri" w:cs="Calibri" w:eastAsia="Calibri" w:hAnsi="Calibri"/>
+                <w:b/>
+                <w:bCs/>
+                <w:color w:val="111111"/>
+                <w:sz w:val="17"/>
+                <w:szCs w:val="17"/>
+              </w:rPr>
+              <w:t xml:space="preserve">D-9</w:t>
+            </w:r>
+          </w:p>
+        </w:tc>
+        <w:tc>
+          <w:tcPr>
+            <w:tcW w:type="dxa" w:w="1000"/>
+            <w:tcMar>
+              <w:top w:type="dxa" w:w="70"/>
+              <w:left w:type="dxa" w:w="110"/>
+              <w:bottom w:type="dxa" w:w="70"/>
+              <w:right w:type="dxa" w:w="110"/>
+            </w:tcMar>
+          </w:tcPr>
+          <w:p>
+            <w:pPr>
+              <w:spacing w:after="0" w:before="0" w:line="250"/>
+            </w:pPr>
+            <w:r>
+              <w:rPr>
+                <w:rFonts w:ascii="Calibri" w:cs="Calibri" w:eastAsia="Calibri" w:hAnsi="Calibri"/>
+                <w:b/>
+                <w:bCs/>
+                <w:color w:val="9B2C1F"/>
+                <w:sz w:val="17"/>
+                <w:szCs w:val="17"/>
+              </w:rPr>
+              <w:t xml:space="preserve">Low</w:t>
+            </w:r>
+          </w:p>
+        </w:tc>
+        <w:tc>
+          <w:tcPr>
+            <w:tcW w:type="dxa" w:w="4326"/>
+            <w:tcMar>
+              <w:top w:type="dxa" w:w="70"/>
+              <w:left w:type="dxa" w:w="110"/>
+              <w:bottom w:type="dxa" w:w="70"/>
+              <w:right w:type="dxa" w:w="110"/>
+            </w:tcMar>
+          </w:tcPr>
+          <w:p>
+            <w:pPr>
+              <w:spacing w:after="0" w:before="0" w:line="250"/>
+            </w:pPr>
+            <w:r>
+              <w:rPr>
+                <w:rFonts w:ascii="Calibri" w:cs="Calibri" w:eastAsia="Calibri" w:hAnsi="Calibri"/>
+                <w:color w:val="111111"/>
+                <w:sz w:val="16"/>
+                <w:szCs w:val="16"/>
+              </w:rPr>
+              <w:t xml:space="preserve">The console showed every tab while the session was still loading, and all of them when signed out.</w:t>
+            </w:r>
+          </w:p>
+        </w:tc>
+        <w:tc>
+          <w:tcPr>
+            <w:tcW w:type="dxa" w:w="3000"/>
+            <w:tcMar>
+              <w:top w:type="dxa" w:w="70"/>
+              <w:left w:type="dxa" w:w="110"/>
+              <w:bottom w:type="dxa" w:w="70"/>
+              <w:right w:type="dxa" w:w="110"/>
+            </w:tcMar>
+          </w:tcPr>
+          <w:p>
+            <w:pPr>
+              <w:spacing w:after="0" w:before="0" w:line="250"/>
+            </w:pPr>
+            <w:r>
+              <w:rPr>
+                <w:rFonts w:ascii="Calibri" w:cs="Calibri" w:eastAsia="Calibri" w:hAnsi="Calibri"/>
+                <w:color w:val="1E6B3A"/>
+                <w:sz w:val="16"/>
+                <w:szCs w:val="16"/>
+              </w:rPr>
+              <w:t xml:space="preserve">Fixed. Only permitted tabs are drawn, and the view resets if the role changes.</w:t>
+            </w:r>
+          </w:p>
+        </w:tc>
+      </w:tr>
+      <w:tr>
+        <w:tc>
+          <w:tcPr>
+            <w:tcW w:type="dxa" w:w="700"/>
+            <w:tcMar>
+              <w:top w:type="dxa" w:w="70"/>
+              <w:left w:type="dxa" w:w="110"/>
+              <w:bottom w:type="dxa" w:w="70"/>
+              <w:right w:type="dxa" w:w="110"/>
+            </w:tcMar>
+          </w:tcPr>
+          <w:p>
+            <w:pPr>
+              <w:spacing w:after="0" w:before="0" w:line="250"/>
+            </w:pPr>
+            <w:r>
+              <w:rPr>
+                <w:rFonts w:ascii="Calibri" w:cs="Calibri" w:eastAsia="Calibri" w:hAnsi="Calibri"/>
+                <w:b/>
+                <w:bCs/>
+                <w:color w:val="111111"/>
+                <w:sz w:val="17"/>
+                <w:szCs w:val="17"/>
+              </w:rPr>
+              <w:t xml:space="preserve">D-10</w:t>
+            </w:r>
+          </w:p>
+        </w:tc>
+        <w:tc>
+          <w:tcPr>
+            <w:tcW w:type="dxa" w:w="1000"/>
+            <w:tcMar>
+              <w:top w:type="dxa" w:w="70"/>
+              <w:left w:type="dxa" w:w="110"/>
+              <w:bottom w:type="dxa" w:w="70"/>
+              <w:right w:type="dxa" w:w="110"/>
+            </w:tcMar>
+          </w:tcPr>
+          <w:p>
+            <w:pPr>
+              <w:spacing w:after="0" w:before="0" w:line="250"/>
+            </w:pPr>
+            <w:r>
+              <w:rPr>
+                <w:rFonts w:ascii="Calibri" w:cs="Calibri" w:eastAsia="Calibri" w:hAnsi="Calibri"/>
+                <w:b/>
+                <w:bCs/>
+                <w:color w:val="9B2C1F"/>
+                <w:sz w:val="17"/>
+                <w:szCs w:val="17"/>
+              </w:rPr>
+              <w:t xml:space="preserve">Low</w:t>
+            </w:r>
+          </w:p>
+        </w:tc>
+        <w:tc>
+          <w:tcPr>
+            <w:tcW w:type="dxa" w:w="4326"/>
+            <w:tcMar>
+              <w:top w:type="dxa" w:w="70"/>
+              <w:left w:type="dxa" w:w="110"/>
+              <w:bottom w:type="dxa" w:w="70"/>
+              <w:right w:type="dxa" w:w="110"/>
+            </w:tcMar>
+          </w:tcPr>
+          <w:p>
+            <w:pPr>
+              <w:spacing w:after="0" w:before="0" w:line="250"/>
+            </w:pPr>
+            <w:r>
+              <w:rPr>
+                <w:rFonts w:ascii="Calibri" w:cs="Calibri" w:eastAsia="Calibri" w:hAnsi="Calibri"/>
+                <w:color w:val="111111"/>
+                <w:sz w:val="16"/>
+                <w:szCs w:val="16"/>
+              </w:rPr>
+              <w:t xml:space="preserve">Barbers were labelled Master, Senior and plain Barber, and the site claimed 12 of them. The requirements define one barber role and there are nine.</w:t>
+            </w:r>
+          </w:p>
+        </w:tc>
+        <w:tc>
+          <w:tcPr>
+            <w:tcW w:type="dxa" w:w="3000"/>
+            <w:tcMar>
+              <w:top w:type="dxa" w:w="70"/>
+              <w:left w:type="dxa" w:w="110"/>
+              <w:bottom w:type="dxa" w:w="70"/>
+              <w:right w:type="dxa" w:w="110"/>
+            </w:tcMar>
+          </w:tcPr>
+          <w:p>
+            <w:pPr>
+              <w:spacing w:after="0" w:before="0" w:line="250"/>
+            </w:pPr>
+            <w:r>
+              <w:rPr>
+                <w:rFonts w:ascii="Calibri" w:cs="Calibri" w:eastAsia="Calibri" w:hAnsi="Calibri"/>
+                <w:color w:val="1E6B3A"/>
+                <w:sz w:val="16"/>
+                <w:szCs w:val="16"/>
+              </w:rPr>
+              <w:t xml:space="preserve">Fixed. Every barber is simply “Barber”, and the count is correct.</w:t>
             </w:r>
           </w:p>
         </w:tc>
@@ -22337,6 +23131,3822 @@
           <w:sz w:val="24"/>
           <w:szCs w:val="24"/>
         </w:rPr>
+        <w:t xml:space="preserve">P · Signing up and signing in as a client</w:t>
+      </w:r>
+    </w:p>
+    <w:p>
+      <w:pPr>
+        <w:spacing w:after="140" w:before="0" w:line="260"/>
+      </w:pPr>
+      <w:r>
+        <w:rPr>
+          <w:rFonts w:ascii="Calibri" w:cs="Calibri" w:eastAsia="Calibri" w:hAnsi="Calibri"/>
+          <w:color w:val="6B6B6B"/>
+          <w:sz w:val="18"/>
+          <w:szCs w:val="18"/>
+        </w:rPr>
+        <w:t xml:space="preserve">Clients can register with their own details or use Google. Google is for clients only — staff always use the keypad in the salon, and a Google account cannot reach the console.</w:t>
+      </w:r>
+    </w:p>
+    <w:tbl>
+      <w:tblPr>
+        <w:tblW w:type="dxa" w:w="9026"/>
+        <w:tblBorders>
+          <w:top w:val="single" w:color="D8D4C8" w:sz="2"/>
+          <w:left w:val="none"/>
+          <w:bottom w:val="single" w:color="D8D4C8" w:sz="2"/>
+          <w:right w:val="none"/>
+          <w:insideH w:val="single" w:color="D8D4C8" w:sz="2"/>
+          <w:insideV w:val="none"/>
+        </w:tblBorders>
+      </w:tblPr>
+      <w:tblGrid>
+        <w:gridCol w:w="520"/>
+        <w:gridCol w:w="2280"/>
+        <w:gridCol w:w="1960"/>
+        <w:gridCol w:w="3116"/>
+        <w:gridCol w:w="560"/>
+        <w:gridCol w:w="590"/>
+      </w:tblGrid>
+      <w:tr>
+        <w:trPr>
+          <w:tblHeader/>
+        </w:trPr>
+        <w:tc>
+          <w:tcPr>
+            <w:tcW w:type="dxa" w:w="520"/>
+            <w:shd w:fill="111111" w:color="auto" w:val="clear"/>
+            <w:tcMar>
+              <w:top w:type="dxa" w:w="70"/>
+              <w:left w:type="dxa" w:w="110"/>
+              <w:bottom w:type="dxa" w:w="70"/>
+              <w:right w:type="dxa" w:w="110"/>
+            </w:tcMar>
+          </w:tcPr>
+          <w:p>
+            <w:pPr>
+              <w:spacing w:after="0" w:before="0" w:line="250"/>
+            </w:pPr>
+            <w:r>
+              <w:rPr>
+                <w:rFonts w:ascii="Calibri" w:cs="Calibri" w:eastAsia="Calibri" w:hAnsi="Calibri"/>
+                <w:b/>
+                <w:bCs/>
+                <w:color w:val="FFFFFF"/>
+                <w:sz w:val="16"/>
+                <w:szCs w:val="16"/>
+              </w:rPr>
+              <w:t xml:space="preserve">#</w:t>
+            </w:r>
+          </w:p>
+        </w:tc>
+        <w:tc>
+          <w:tcPr>
+            <w:tcW w:type="dxa" w:w="2280"/>
+            <w:shd w:fill="111111" w:color="auto" w:val="clear"/>
+            <w:tcMar>
+              <w:top w:type="dxa" w:w="70"/>
+              <w:left w:type="dxa" w:w="110"/>
+              <w:bottom w:type="dxa" w:w="70"/>
+              <w:right w:type="dxa" w:w="110"/>
+            </w:tcMar>
+          </w:tcPr>
+          <w:p>
+            <w:pPr>
+              <w:spacing w:after="0" w:before="0" w:line="250"/>
+            </w:pPr>
+            <w:r>
+              <w:rPr>
+                <w:rFonts w:ascii="Calibri" w:cs="Calibri" w:eastAsia="Calibri" w:hAnsi="Calibri"/>
+                <w:b/>
+                <w:bCs/>
+                <w:color w:val="FFFFFF"/>
+                <w:sz w:val="16"/>
+                <w:szCs w:val="16"/>
+              </w:rPr>
+              <w:t xml:space="preserve">What to do</w:t>
+            </w:r>
+          </w:p>
+        </w:tc>
+        <w:tc>
+          <w:tcPr>
+            <w:tcW w:type="dxa" w:w="1960"/>
+            <w:shd w:fill="111111" w:color="auto" w:val="clear"/>
+            <w:tcMar>
+              <w:top w:type="dxa" w:w="70"/>
+              <w:left w:type="dxa" w:w="110"/>
+              <w:bottom w:type="dxa" w:w="70"/>
+              <w:right w:type="dxa" w:w="110"/>
+            </w:tcMar>
+          </w:tcPr>
+          <w:p>
+            <w:pPr>
+              <w:spacing w:after="0" w:before="0" w:line="250"/>
+            </w:pPr>
+            <w:r>
+              <w:rPr>
+                <w:rFonts w:ascii="Calibri" w:cs="Calibri" w:eastAsia="Calibri" w:hAnsi="Calibri"/>
+                <w:b/>
+                <w:bCs/>
+                <w:color w:val="FFFFFF"/>
+                <w:sz w:val="16"/>
+                <w:szCs w:val="16"/>
+              </w:rPr>
+              <w:t xml:space="preserve">What should happen</w:t>
+            </w:r>
+          </w:p>
+        </w:tc>
+        <w:tc>
+          <w:tcPr>
+            <w:tcW w:type="dxa" w:w="3116"/>
+            <w:shd w:fill="111111" w:color="auto" w:val="clear"/>
+            <w:tcMar>
+              <w:top w:type="dxa" w:w="70"/>
+              <w:left w:type="dxa" w:w="110"/>
+              <w:bottom w:type="dxa" w:w="70"/>
+              <w:right w:type="dxa" w:w="110"/>
+            </w:tcMar>
+          </w:tcPr>
+          <w:p>
+            <w:pPr>
+              <w:spacing w:after="0" w:before="0" w:line="250"/>
+            </w:pPr>
+            <w:r>
+              <w:rPr>
+                <w:rFonts w:ascii="Calibri" w:cs="Calibri" w:eastAsia="Calibri" w:hAnsi="Calibri"/>
+                <w:b/>
+                <w:bCs/>
+                <w:color w:val="FFFFFF"/>
+                <w:sz w:val="16"/>
+                <w:szCs w:val="16"/>
+              </w:rPr>
+              <w:t xml:space="preserve">What happened on 18–19 </w:t>
+            </w:r>
+          </w:p>
+        </w:tc>
+        <w:tc>
+          <w:tcPr>
+            <w:tcW w:type="dxa" w:w="560"/>
+            <w:shd w:fill="111111" w:color="auto" w:val="clear"/>
+            <w:tcMar>
+              <w:top w:type="dxa" w:w="70"/>
+              <w:left w:type="dxa" w:w="110"/>
+              <w:bottom w:type="dxa" w:w="70"/>
+              <w:right w:type="dxa" w:w="110"/>
+            </w:tcMar>
+          </w:tcPr>
+          <w:p>
+            <w:pPr>
+              <w:spacing w:after="0" w:before="0" w:line="250"/>
+            </w:pPr>
+            <w:r>
+              <w:rPr>
+                <w:rFonts w:ascii="Calibri" w:cs="Calibri" w:eastAsia="Calibri" w:hAnsi="Calibri"/>
+                <w:b/>
+                <w:bCs/>
+                <w:color w:val="FFFFFF"/>
+                <w:sz w:val="16"/>
+                <w:szCs w:val="16"/>
+              </w:rPr>
+              <w:t xml:space="preserve">Run</w:t>
+            </w:r>
+          </w:p>
+        </w:tc>
+        <w:tc>
+          <w:tcPr>
+            <w:tcW w:type="dxa" w:w="590"/>
+            <w:shd w:fill="111111" w:color="auto" w:val="clear"/>
+            <w:tcMar>
+              <w:top w:type="dxa" w:w="70"/>
+              <w:left w:type="dxa" w:w="110"/>
+              <w:bottom w:type="dxa" w:w="70"/>
+              <w:right w:type="dxa" w:w="110"/>
+            </w:tcMar>
+          </w:tcPr>
+          <w:p>
+            <w:pPr>
+              <w:spacing w:after="0" w:before="0" w:line="250"/>
+            </w:pPr>
+            <w:r>
+              <w:rPr>
+                <w:rFonts w:ascii="Calibri" w:cs="Calibri" w:eastAsia="Calibri" w:hAnsi="Calibri"/>
+                <w:b/>
+                <w:bCs/>
+                <w:color w:val="FFFFFF"/>
+                <w:sz w:val="16"/>
+                <w:szCs w:val="16"/>
+              </w:rPr>
+              <w:t xml:space="preserve">Tick</w:t>
+            </w:r>
+          </w:p>
+        </w:tc>
+      </w:tr>
+      <w:tr>
+        <w:tc>
+          <w:tcPr>
+            <w:tcW w:type="dxa" w:w="520"/>
+            <w:tcMar>
+              <w:top w:type="dxa" w:w="70"/>
+              <w:left w:type="dxa" w:w="110"/>
+              <w:bottom w:type="dxa" w:w="70"/>
+              <w:right w:type="dxa" w:w="110"/>
+            </w:tcMar>
+          </w:tcPr>
+          <w:p>
+            <w:pPr>
+              <w:spacing w:after="0" w:before="0" w:line="250"/>
+            </w:pPr>
+            <w:r>
+              <w:rPr>
+                <w:rFonts w:ascii="Calibri" w:cs="Calibri" w:eastAsia="Calibri" w:hAnsi="Calibri"/>
+                <w:b/>
+                <w:bCs/>
+                <w:color w:val="111111"/>
+                <w:sz w:val="16"/>
+                <w:szCs w:val="16"/>
+              </w:rPr>
+              <w:t xml:space="preserve">P1</w:t>
+            </w:r>
+          </w:p>
+        </w:tc>
+        <w:tc>
+          <w:tcPr>
+            <w:tcW w:type="dxa" w:w="2280"/>
+            <w:tcMar>
+              <w:top w:type="dxa" w:w="70"/>
+              <w:left w:type="dxa" w:w="110"/>
+              <w:bottom w:type="dxa" w:w="70"/>
+              <w:right w:type="dxa" w:w="110"/>
+            </w:tcMar>
+          </w:tcPr>
+          <w:p>
+            <w:pPr>
+              <w:spacing w:after="0" w:before="0" w:line="250"/>
+            </w:pPr>
+            <w:r>
+              <w:rPr>
+                <w:rFonts w:ascii="Calibri" w:cs="Calibri" w:eastAsia="Calibri" w:hAnsi="Calibri"/>
+                <w:color w:val="111111"/>
+                <w:sz w:val="16"/>
+                <w:szCs w:val="16"/>
+              </w:rPr>
+              <w:t xml:space="preserve">Open /login and choose Create account.</w:t>
+            </w:r>
+          </w:p>
+        </w:tc>
+        <w:tc>
+          <w:tcPr>
+            <w:tcW w:type="dxa" w:w="1960"/>
+            <w:tcMar>
+              <w:top w:type="dxa" w:w="70"/>
+              <w:left w:type="dxa" w:w="110"/>
+              <w:bottom w:type="dxa" w:w="70"/>
+              <w:right w:type="dxa" w:w="110"/>
+            </w:tcMar>
+          </w:tcPr>
+          <w:p>
+            <w:pPr>
+              <w:spacing w:after="0" w:before="0" w:line="250"/>
+            </w:pPr>
+            <w:r>
+              <w:rPr>
+                <w:rFonts w:ascii="Calibri" w:cs="Calibri" w:eastAsia="Calibri" w:hAnsi="Calibri"/>
+                <w:color w:val="111111"/>
+                <w:sz w:val="16"/>
+                <w:szCs w:val="16"/>
+              </w:rPr>
+              <w:t xml:space="preserve">Asks for name, email, mobile, a user ID and a password.</w:t>
+            </w:r>
+          </w:p>
+        </w:tc>
+        <w:tc>
+          <w:tcPr>
+            <w:tcW w:type="dxa" w:w="3116"/>
+            <w:tcMar>
+              <w:top w:type="dxa" w:w="70"/>
+              <w:left w:type="dxa" w:w="110"/>
+              <w:bottom w:type="dxa" w:w="70"/>
+              <w:right w:type="dxa" w:w="110"/>
+            </w:tcMar>
+          </w:tcPr>
+          <w:p>
+            <w:pPr>
+              <w:spacing w:after="0" w:before="0" w:line="250"/>
+            </w:pPr>
+            <w:r>
+              <w:rPr>
+                <w:rFonts w:ascii="Calibri" w:cs="Calibri" w:eastAsia="Calibri" w:hAnsi="Calibri"/>
+                <w:color w:val="111111"/>
+                <w:sz w:val="16"/>
+                <w:szCs w:val="16"/>
+              </w:rPr>
+              <w:t xml:space="preserve">All five present. Email and mobile are required.</w:t>
+            </w:r>
+          </w:p>
+        </w:tc>
+        <w:tc>
+          <w:tcPr>
+            <w:tcW w:type="dxa" w:w="560"/>
+            <w:tcMar>
+              <w:top w:type="dxa" w:w="70"/>
+              <w:left w:type="dxa" w:w="110"/>
+              <w:bottom w:type="dxa" w:w="70"/>
+              <w:right w:type="dxa" w:w="110"/>
+            </w:tcMar>
+          </w:tcPr>
+          <w:p>
+            <w:pPr>
+              <w:spacing w:after="0" w:before="0" w:line="250"/>
+              <w:jc w:val="center"/>
+            </w:pPr>
+            <w:r>
+              <w:rPr>
+                <w:rFonts w:ascii="Calibri" w:cs="Calibri" w:eastAsia="Calibri" w:hAnsi="Calibri"/>
+                <w:b/>
+                <w:bCs/>
+                <w:color w:val="1E6B3A"/>
+                <w:sz w:val="15"/>
+                <w:szCs w:val="15"/>
+              </w:rPr>
+              <w:t xml:space="preserve">Pass</w:t>
+            </w:r>
+          </w:p>
+        </w:tc>
+        <w:tc>
+          <w:tcPr>
+            <w:tcW w:type="dxa" w:w="590"/>
+            <w:tcMar>
+              <w:top w:type="dxa" w:w="70"/>
+              <w:left w:type="dxa" w:w="110"/>
+              <w:bottom w:type="dxa" w:w="70"/>
+              <w:right w:type="dxa" w:w="110"/>
+            </w:tcMar>
+          </w:tcPr>
+          <w:p>
+            <w:pPr>
+              <w:spacing w:after="0" w:before="0" w:line="250"/>
+            </w:pPr>
+            <w:r>
+              <w:rPr>
+                <w:rFonts w:ascii="Calibri" w:cs="Calibri" w:eastAsia="Calibri" w:hAnsi="Calibri"/>
+                <w:color w:val="111111"/>
+                <w:sz w:val="17"/>
+                <w:szCs w:val="17"/>
+              </w:rPr>
+              <w:t xml:space="preserve"> </w:t>
+            </w:r>
+          </w:p>
+        </w:tc>
+      </w:tr>
+      <w:tr>
+        <w:tc>
+          <w:tcPr>
+            <w:tcW w:type="dxa" w:w="520"/>
+            <w:tcMar>
+              <w:top w:type="dxa" w:w="70"/>
+              <w:left w:type="dxa" w:w="110"/>
+              <w:bottom w:type="dxa" w:w="70"/>
+              <w:right w:type="dxa" w:w="110"/>
+            </w:tcMar>
+          </w:tcPr>
+          <w:p>
+            <w:pPr>
+              <w:spacing w:after="0" w:before="0" w:line="250"/>
+            </w:pPr>
+            <w:r>
+              <w:rPr>
+                <w:rFonts w:ascii="Calibri" w:cs="Calibri" w:eastAsia="Calibri" w:hAnsi="Calibri"/>
+                <w:b/>
+                <w:bCs/>
+                <w:color w:val="111111"/>
+                <w:sz w:val="16"/>
+                <w:szCs w:val="16"/>
+              </w:rPr>
+              <w:t xml:space="preserve">P2</w:t>
+            </w:r>
+          </w:p>
+        </w:tc>
+        <w:tc>
+          <w:tcPr>
+            <w:tcW w:type="dxa" w:w="2280"/>
+            <w:tcMar>
+              <w:top w:type="dxa" w:w="70"/>
+              <w:left w:type="dxa" w:w="110"/>
+              <w:bottom w:type="dxa" w:w="70"/>
+              <w:right w:type="dxa" w:w="110"/>
+            </w:tcMar>
+          </w:tcPr>
+          <w:p>
+            <w:pPr>
+              <w:spacing w:after="0" w:before="0" w:line="250"/>
+            </w:pPr>
+            <w:r>
+              <w:rPr>
+                <w:rFonts w:ascii="Calibri" w:cs="Calibri" w:eastAsia="Calibri" w:hAnsi="Calibri"/>
+                <w:color w:val="111111"/>
+                <w:sz w:val="16"/>
+                <w:szCs w:val="16"/>
+              </w:rPr>
+              <w:t xml:space="preserve">Try to register without an email.</w:t>
+            </w:r>
+          </w:p>
+        </w:tc>
+        <w:tc>
+          <w:tcPr>
+            <w:tcW w:type="dxa" w:w="1960"/>
+            <w:tcMar>
+              <w:top w:type="dxa" w:w="70"/>
+              <w:left w:type="dxa" w:w="110"/>
+              <w:bottom w:type="dxa" w:w="70"/>
+              <w:right w:type="dxa" w:w="110"/>
+            </w:tcMar>
+          </w:tcPr>
+          <w:p>
+            <w:pPr>
+              <w:spacing w:after="0" w:before="0" w:line="250"/>
+            </w:pPr>
+            <w:r>
+              <w:rPr>
+                <w:rFonts w:ascii="Calibri" w:cs="Calibri" w:eastAsia="Calibri" w:hAnsi="Calibri"/>
+                <w:color w:val="111111"/>
+                <w:sz w:val="16"/>
+                <w:szCs w:val="16"/>
+              </w:rPr>
+              <w:t xml:space="preserve">Refused.</w:t>
+            </w:r>
+          </w:p>
+        </w:tc>
+        <w:tc>
+          <w:tcPr>
+            <w:tcW w:type="dxa" w:w="3116"/>
+            <w:tcMar>
+              <w:top w:type="dxa" w:w="70"/>
+              <w:left w:type="dxa" w:w="110"/>
+              <w:bottom w:type="dxa" w:w="70"/>
+              <w:right w:type="dxa" w:w="110"/>
+            </w:tcMar>
+          </w:tcPr>
+          <w:p>
+            <w:pPr>
+              <w:spacing w:after="0" w:before="0" w:line="250"/>
+            </w:pPr>
+            <w:r>
+              <w:rPr>
+                <w:rFonts w:ascii="Calibri" w:cs="Calibri" w:eastAsia="Calibri" w:hAnsi="Calibri"/>
+                <w:color w:val="111111"/>
+                <w:sz w:val="16"/>
+                <w:szCs w:val="16"/>
+              </w:rPr>
+              <w:t xml:space="preserve">HTTP 400.</w:t>
+            </w:r>
+          </w:p>
+        </w:tc>
+        <w:tc>
+          <w:tcPr>
+            <w:tcW w:type="dxa" w:w="560"/>
+            <w:tcMar>
+              <w:top w:type="dxa" w:w="70"/>
+              <w:left w:type="dxa" w:w="110"/>
+              <w:bottom w:type="dxa" w:w="70"/>
+              <w:right w:type="dxa" w:w="110"/>
+            </w:tcMar>
+          </w:tcPr>
+          <w:p>
+            <w:pPr>
+              <w:spacing w:after="0" w:before="0" w:line="250"/>
+              <w:jc w:val="center"/>
+            </w:pPr>
+            <w:r>
+              <w:rPr>
+                <w:rFonts w:ascii="Calibri" w:cs="Calibri" w:eastAsia="Calibri" w:hAnsi="Calibri"/>
+                <w:b/>
+                <w:bCs/>
+                <w:color w:val="1E6B3A"/>
+                <w:sz w:val="15"/>
+                <w:szCs w:val="15"/>
+              </w:rPr>
+              <w:t xml:space="preserve">Pass</w:t>
+            </w:r>
+          </w:p>
+        </w:tc>
+        <w:tc>
+          <w:tcPr>
+            <w:tcW w:type="dxa" w:w="590"/>
+            <w:tcMar>
+              <w:top w:type="dxa" w:w="70"/>
+              <w:left w:type="dxa" w:w="110"/>
+              <w:bottom w:type="dxa" w:w="70"/>
+              <w:right w:type="dxa" w:w="110"/>
+            </w:tcMar>
+          </w:tcPr>
+          <w:p>
+            <w:pPr>
+              <w:spacing w:after="0" w:before="0" w:line="250"/>
+            </w:pPr>
+            <w:r>
+              <w:rPr>
+                <w:rFonts w:ascii="Calibri" w:cs="Calibri" w:eastAsia="Calibri" w:hAnsi="Calibri"/>
+                <w:color w:val="111111"/>
+                <w:sz w:val="17"/>
+                <w:szCs w:val="17"/>
+              </w:rPr>
+              <w:t xml:space="preserve"> </w:t>
+            </w:r>
+          </w:p>
+        </w:tc>
+      </w:tr>
+      <w:tr>
+        <w:tc>
+          <w:tcPr>
+            <w:tcW w:type="dxa" w:w="520"/>
+            <w:tcMar>
+              <w:top w:type="dxa" w:w="70"/>
+              <w:left w:type="dxa" w:w="110"/>
+              <w:bottom w:type="dxa" w:w="70"/>
+              <w:right w:type="dxa" w:w="110"/>
+            </w:tcMar>
+          </w:tcPr>
+          <w:p>
+            <w:pPr>
+              <w:spacing w:after="0" w:before="0" w:line="250"/>
+            </w:pPr>
+            <w:r>
+              <w:rPr>
+                <w:rFonts w:ascii="Calibri" w:cs="Calibri" w:eastAsia="Calibri" w:hAnsi="Calibri"/>
+                <w:b/>
+                <w:bCs/>
+                <w:color w:val="111111"/>
+                <w:sz w:val="16"/>
+                <w:szCs w:val="16"/>
+              </w:rPr>
+              <w:t xml:space="preserve">P3</w:t>
+            </w:r>
+          </w:p>
+        </w:tc>
+        <w:tc>
+          <w:tcPr>
+            <w:tcW w:type="dxa" w:w="2280"/>
+            <w:tcMar>
+              <w:top w:type="dxa" w:w="70"/>
+              <w:left w:type="dxa" w:w="110"/>
+              <w:bottom w:type="dxa" w:w="70"/>
+              <w:right w:type="dxa" w:w="110"/>
+            </w:tcMar>
+          </w:tcPr>
+          <w:p>
+            <w:pPr>
+              <w:spacing w:after="0" w:before="0" w:line="250"/>
+            </w:pPr>
+            <w:r>
+              <w:rPr>
+                <w:rFonts w:ascii="Calibri" w:cs="Calibri" w:eastAsia="Calibri" w:hAnsi="Calibri"/>
+                <w:color w:val="111111"/>
+                <w:sz w:val="16"/>
+                <w:szCs w:val="16"/>
+              </w:rPr>
+              <w:t xml:space="preserve">Register with an email that already has an account.</w:t>
+            </w:r>
+          </w:p>
+        </w:tc>
+        <w:tc>
+          <w:tcPr>
+            <w:tcW w:type="dxa" w:w="1960"/>
+            <w:tcMar>
+              <w:top w:type="dxa" w:w="70"/>
+              <w:left w:type="dxa" w:w="110"/>
+              <w:bottom w:type="dxa" w:w="70"/>
+              <w:right w:type="dxa" w:w="110"/>
+            </w:tcMar>
+          </w:tcPr>
+          <w:p>
+            <w:pPr>
+              <w:spacing w:after="0" w:before="0" w:line="250"/>
+            </w:pPr>
+            <w:r>
+              <w:rPr>
+                <w:rFonts w:ascii="Calibri" w:cs="Calibri" w:eastAsia="Calibri" w:hAnsi="Calibri"/>
+                <w:color w:val="111111"/>
+                <w:sz w:val="16"/>
+                <w:szCs w:val="16"/>
+              </w:rPr>
+              <w:t xml:space="preserve">Refused, and told to sign in instead.</w:t>
+            </w:r>
+          </w:p>
+        </w:tc>
+        <w:tc>
+          <w:tcPr>
+            <w:tcW w:type="dxa" w:w="3116"/>
+            <w:tcMar>
+              <w:top w:type="dxa" w:w="70"/>
+              <w:left w:type="dxa" w:w="110"/>
+              <w:bottom w:type="dxa" w:w="70"/>
+              <w:right w:type="dxa" w:w="110"/>
+            </w:tcMar>
+          </w:tcPr>
+          <w:p>
+            <w:pPr>
+              <w:spacing w:after="0" w:before="0" w:line="250"/>
+            </w:pPr>
+            <w:r>
+              <w:rPr>
+                <w:rFonts w:ascii="Calibri" w:cs="Calibri" w:eastAsia="Calibri" w:hAnsi="Calibri"/>
+                <w:color w:val="111111"/>
+                <w:sz w:val="16"/>
+                <w:szCs w:val="16"/>
+              </w:rPr>
+              <w:t xml:space="preserve">HTTP 409 — “There is already an account with that email — try signing in”.</w:t>
+            </w:r>
+          </w:p>
+        </w:tc>
+        <w:tc>
+          <w:tcPr>
+            <w:tcW w:type="dxa" w:w="560"/>
+            <w:tcMar>
+              <w:top w:type="dxa" w:w="70"/>
+              <w:left w:type="dxa" w:w="110"/>
+              <w:bottom w:type="dxa" w:w="70"/>
+              <w:right w:type="dxa" w:w="110"/>
+            </w:tcMar>
+          </w:tcPr>
+          <w:p>
+            <w:pPr>
+              <w:spacing w:after="0" w:before="0" w:line="250"/>
+              <w:jc w:val="center"/>
+            </w:pPr>
+            <w:r>
+              <w:rPr>
+                <w:rFonts w:ascii="Calibri" w:cs="Calibri" w:eastAsia="Calibri" w:hAnsi="Calibri"/>
+                <w:b/>
+                <w:bCs/>
+                <w:color w:val="1E6B3A"/>
+                <w:sz w:val="15"/>
+                <w:szCs w:val="15"/>
+              </w:rPr>
+              <w:t xml:space="preserve">Pass</w:t>
+            </w:r>
+          </w:p>
+        </w:tc>
+        <w:tc>
+          <w:tcPr>
+            <w:tcW w:type="dxa" w:w="590"/>
+            <w:tcMar>
+              <w:top w:type="dxa" w:w="70"/>
+              <w:left w:type="dxa" w:w="110"/>
+              <w:bottom w:type="dxa" w:w="70"/>
+              <w:right w:type="dxa" w:w="110"/>
+            </w:tcMar>
+          </w:tcPr>
+          <w:p>
+            <w:pPr>
+              <w:spacing w:after="0" w:before="0" w:line="250"/>
+            </w:pPr>
+            <w:r>
+              <w:rPr>
+                <w:rFonts w:ascii="Calibri" w:cs="Calibri" w:eastAsia="Calibri" w:hAnsi="Calibri"/>
+                <w:color w:val="111111"/>
+                <w:sz w:val="17"/>
+                <w:szCs w:val="17"/>
+              </w:rPr>
+              <w:t xml:space="preserve"> </w:t>
+            </w:r>
+          </w:p>
+        </w:tc>
+      </w:tr>
+      <w:tr>
+        <w:tc>
+          <w:tcPr>
+            <w:tcW w:type="dxa" w:w="520"/>
+            <w:tcMar>
+              <w:top w:type="dxa" w:w="70"/>
+              <w:left w:type="dxa" w:w="110"/>
+              <w:bottom w:type="dxa" w:w="70"/>
+              <w:right w:type="dxa" w:w="110"/>
+            </w:tcMar>
+          </w:tcPr>
+          <w:p>
+            <w:pPr>
+              <w:spacing w:after="0" w:before="0" w:line="250"/>
+            </w:pPr>
+            <w:r>
+              <w:rPr>
+                <w:rFonts w:ascii="Calibri" w:cs="Calibri" w:eastAsia="Calibri" w:hAnsi="Calibri"/>
+                <w:b/>
+                <w:bCs/>
+                <w:color w:val="111111"/>
+                <w:sz w:val="16"/>
+                <w:szCs w:val="16"/>
+              </w:rPr>
+              <w:t xml:space="preserve">P4</w:t>
+            </w:r>
+          </w:p>
+        </w:tc>
+        <w:tc>
+          <w:tcPr>
+            <w:tcW w:type="dxa" w:w="2280"/>
+            <w:tcMar>
+              <w:top w:type="dxa" w:w="70"/>
+              <w:left w:type="dxa" w:w="110"/>
+              <w:bottom w:type="dxa" w:w="70"/>
+              <w:right w:type="dxa" w:w="110"/>
+            </w:tcMar>
+          </w:tcPr>
+          <w:p>
+            <w:pPr>
+              <w:spacing w:after="0" w:before="0" w:line="250"/>
+            </w:pPr>
+            <w:r>
+              <w:rPr>
+                <w:rFonts w:ascii="Calibri" w:cs="Calibri" w:eastAsia="Calibri" w:hAnsi="Calibri"/>
+                <w:color w:val="111111"/>
+                <w:sz w:val="16"/>
+                <w:szCs w:val="16"/>
+              </w:rPr>
+              <w:t xml:space="preserve">Register fully, then sign out and sign back in.</w:t>
+            </w:r>
+          </w:p>
+        </w:tc>
+        <w:tc>
+          <w:tcPr>
+            <w:tcW w:type="dxa" w:w="1960"/>
+            <w:tcMar>
+              <w:top w:type="dxa" w:w="70"/>
+              <w:left w:type="dxa" w:w="110"/>
+              <w:bottom w:type="dxa" w:w="70"/>
+              <w:right w:type="dxa" w:w="110"/>
+            </w:tcMar>
+          </w:tcPr>
+          <w:p>
+            <w:pPr>
+              <w:spacing w:after="0" w:before="0" w:line="250"/>
+            </w:pPr>
+            <w:r>
+              <w:rPr>
+                <w:rFonts w:ascii="Calibri" w:cs="Calibri" w:eastAsia="Calibri" w:hAnsi="Calibri"/>
+                <w:color w:val="111111"/>
+                <w:sz w:val="16"/>
+                <w:szCs w:val="16"/>
+              </w:rPr>
+              <w:t xml:space="preserve">Works both ways.</w:t>
+            </w:r>
+          </w:p>
+        </w:tc>
+        <w:tc>
+          <w:tcPr>
+            <w:tcW w:type="dxa" w:w="3116"/>
+            <w:tcMar>
+              <w:top w:type="dxa" w:w="70"/>
+              <w:left w:type="dxa" w:w="110"/>
+              <w:bottom w:type="dxa" w:w="70"/>
+              <w:right w:type="dxa" w:w="110"/>
+            </w:tcMar>
+          </w:tcPr>
+          <w:p>
+            <w:pPr>
+              <w:spacing w:after="0" w:before="0" w:line="250"/>
+            </w:pPr>
+            <w:r>
+              <w:rPr>
+                <w:rFonts w:ascii="Calibri" w:cs="Calibri" w:eastAsia="Calibri" w:hAnsi="Calibri"/>
+                <w:color w:val="111111"/>
+                <w:sz w:val="16"/>
+                <w:szCs w:val="16"/>
+              </w:rPr>
+              <w:t xml:space="preserve">Registration returns the client and signs them in; the same user ID and password sign in again.</w:t>
+            </w:r>
+          </w:p>
+        </w:tc>
+        <w:tc>
+          <w:tcPr>
+            <w:tcW w:type="dxa" w:w="560"/>
+            <w:tcMar>
+              <w:top w:type="dxa" w:w="70"/>
+              <w:left w:type="dxa" w:w="110"/>
+              <w:bottom w:type="dxa" w:w="70"/>
+              <w:right w:type="dxa" w:w="110"/>
+            </w:tcMar>
+          </w:tcPr>
+          <w:p>
+            <w:pPr>
+              <w:spacing w:after="0" w:before="0" w:line="250"/>
+              <w:jc w:val="center"/>
+            </w:pPr>
+            <w:r>
+              <w:rPr>
+                <w:rFonts w:ascii="Calibri" w:cs="Calibri" w:eastAsia="Calibri" w:hAnsi="Calibri"/>
+                <w:b/>
+                <w:bCs/>
+                <w:color w:val="1E6B3A"/>
+                <w:sz w:val="15"/>
+                <w:szCs w:val="15"/>
+              </w:rPr>
+              <w:t xml:space="preserve">Pass</w:t>
+            </w:r>
+          </w:p>
+        </w:tc>
+        <w:tc>
+          <w:tcPr>
+            <w:tcW w:type="dxa" w:w="590"/>
+            <w:tcMar>
+              <w:top w:type="dxa" w:w="70"/>
+              <w:left w:type="dxa" w:w="110"/>
+              <w:bottom w:type="dxa" w:w="70"/>
+              <w:right w:type="dxa" w:w="110"/>
+            </w:tcMar>
+          </w:tcPr>
+          <w:p>
+            <w:pPr>
+              <w:spacing w:after="0" w:before="0" w:line="250"/>
+            </w:pPr>
+            <w:r>
+              <w:rPr>
+                <w:rFonts w:ascii="Calibri" w:cs="Calibri" w:eastAsia="Calibri" w:hAnsi="Calibri"/>
+                <w:color w:val="111111"/>
+                <w:sz w:val="17"/>
+                <w:szCs w:val="17"/>
+              </w:rPr>
+              <w:t xml:space="preserve"> </w:t>
+            </w:r>
+          </w:p>
+        </w:tc>
+      </w:tr>
+      <w:tr>
+        <w:tc>
+          <w:tcPr>
+            <w:tcW w:type="dxa" w:w="520"/>
+            <w:tcMar>
+              <w:top w:type="dxa" w:w="70"/>
+              <w:left w:type="dxa" w:w="110"/>
+              <w:bottom w:type="dxa" w:w="70"/>
+              <w:right w:type="dxa" w:w="110"/>
+            </w:tcMar>
+          </w:tcPr>
+          <w:p>
+            <w:pPr>
+              <w:spacing w:after="0" w:before="0" w:line="250"/>
+            </w:pPr>
+            <w:r>
+              <w:rPr>
+                <w:rFonts w:ascii="Calibri" w:cs="Calibri" w:eastAsia="Calibri" w:hAnsi="Calibri"/>
+                <w:b/>
+                <w:bCs/>
+                <w:color w:val="111111"/>
+                <w:sz w:val="16"/>
+                <w:szCs w:val="16"/>
+              </w:rPr>
+              <w:t xml:space="preserve">P5</w:t>
+            </w:r>
+          </w:p>
+        </w:tc>
+        <w:tc>
+          <w:tcPr>
+            <w:tcW w:type="dxa" w:w="2280"/>
+            <w:tcMar>
+              <w:top w:type="dxa" w:w="70"/>
+              <w:left w:type="dxa" w:w="110"/>
+              <w:bottom w:type="dxa" w:w="70"/>
+              <w:right w:type="dxa" w:w="110"/>
+            </w:tcMar>
+          </w:tcPr>
+          <w:p>
+            <w:pPr>
+              <w:spacing w:after="0" w:before="0" w:line="250"/>
+            </w:pPr>
+            <w:r>
+              <w:rPr>
+                <w:rFonts w:ascii="Calibri" w:cs="Calibri" w:eastAsia="Calibri" w:hAnsi="Calibri"/>
+                <w:color w:val="111111"/>
+                <w:sz w:val="16"/>
+                <w:szCs w:val="16"/>
+              </w:rPr>
+              <w:t xml:space="preserve">Look for the Google button.</w:t>
+            </w:r>
+          </w:p>
+        </w:tc>
+        <w:tc>
+          <w:tcPr>
+            <w:tcW w:type="dxa" w:w="1960"/>
+            <w:tcMar>
+              <w:top w:type="dxa" w:w="70"/>
+              <w:left w:type="dxa" w:w="110"/>
+              <w:bottom w:type="dxa" w:w="70"/>
+              <w:right w:type="dxa" w:w="110"/>
+            </w:tcMar>
+          </w:tcPr>
+          <w:p>
+            <w:pPr>
+              <w:spacing w:after="0" w:before="0" w:line="250"/>
+            </w:pPr>
+            <w:r>
+              <w:rPr>
+                <w:rFonts w:ascii="Calibri" w:cs="Calibri" w:eastAsia="Calibri" w:hAnsi="Calibri"/>
+                <w:color w:val="111111"/>
+                <w:sz w:val="16"/>
+                <w:szCs w:val="16"/>
+              </w:rPr>
+              <w:t xml:space="preserve">Shown only when Google sign-in is switched on. Never a button that does nothing.</w:t>
+            </w:r>
+          </w:p>
+        </w:tc>
+        <w:tc>
+          <w:tcPr>
+            <w:tcW w:type="dxa" w:w="3116"/>
+            <w:tcMar>
+              <w:top w:type="dxa" w:w="70"/>
+              <w:left w:type="dxa" w:w="110"/>
+              <w:bottom w:type="dxa" w:w="70"/>
+              <w:right w:type="dxa" w:w="110"/>
+            </w:tcMar>
+          </w:tcPr>
+          <w:p>
+            <w:pPr>
+              <w:spacing w:after="0" w:before="0" w:line="250"/>
+            </w:pPr>
+            <w:r>
+              <w:rPr>
+                <w:rFonts w:ascii="Calibri" w:cs="Calibri" w:eastAsia="Calibri" w:hAnsi="Calibri"/>
+                <w:color w:val="111111"/>
+                <w:sz w:val="16"/>
+                <w:szCs w:val="16"/>
+              </w:rPr>
+              <w:t xml:space="preserve">With no credentials configured the button is not drawn at all and the API answers 503.</w:t>
+            </w:r>
+          </w:p>
+        </w:tc>
+        <w:tc>
+          <w:tcPr>
+            <w:tcW w:type="dxa" w:w="560"/>
+            <w:tcMar>
+              <w:top w:type="dxa" w:w="70"/>
+              <w:left w:type="dxa" w:w="110"/>
+              <w:bottom w:type="dxa" w:w="70"/>
+              <w:right w:type="dxa" w:w="110"/>
+            </w:tcMar>
+          </w:tcPr>
+          <w:p>
+            <w:pPr>
+              <w:spacing w:after="0" w:before="0" w:line="250"/>
+              <w:jc w:val="center"/>
+            </w:pPr>
+            <w:r>
+              <w:rPr>
+                <w:rFonts w:ascii="Calibri" w:cs="Calibri" w:eastAsia="Calibri" w:hAnsi="Calibri"/>
+                <w:b/>
+                <w:bCs/>
+                <w:color w:val="1E6B3A"/>
+                <w:sz w:val="15"/>
+                <w:szCs w:val="15"/>
+              </w:rPr>
+              <w:t xml:space="preserve">Pass</w:t>
+            </w:r>
+          </w:p>
+        </w:tc>
+        <w:tc>
+          <w:tcPr>
+            <w:tcW w:type="dxa" w:w="590"/>
+            <w:tcMar>
+              <w:top w:type="dxa" w:w="70"/>
+              <w:left w:type="dxa" w:w="110"/>
+              <w:bottom w:type="dxa" w:w="70"/>
+              <w:right w:type="dxa" w:w="110"/>
+            </w:tcMar>
+          </w:tcPr>
+          <w:p>
+            <w:pPr>
+              <w:spacing w:after="0" w:before="0" w:line="250"/>
+            </w:pPr>
+            <w:r>
+              <w:rPr>
+                <w:rFonts w:ascii="Calibri" w:cs="Calibri" w:eastAsia="Calibri" w:hAnsi="Calibri"/>
+                <w:color w:val="111111"/>
+                <w:sz w:val="17"/>
+                <w:szCs w:val="17"/>
+              </w:rPr>
+              <w:t xml:space="preserve"> </w:t>
+            </w:r>
+          </w:p>
+        </w:tc>
+      </w:tr>
+      <w:tr>
+        <w:tc>
+          <w:tcPr>
+            <w:tcW w:type="dxa" w:w="520"/>
+            <w:tcMar>
+              <w:top w:type="dxa" w:w="70"/>
+              <w:left w:type="dxa" w:w="110"/>
+              <w:bottom w:type="dxa" w:w="70"/>
+              <w:right w:type="dxa" w:w="110"/>
+            </w:tcMar>
+          </w:tcPr>
+          <w:p>
+            <w:pPr>
+              <w:spacing w:after="0" w:before="0" w:line="250"/>
+            </w:pPr>
+            <w:r>
+              <w:rPr>
+                <w:rFonts w:ascii="Calibri" w:cs="Calibri" w:eastAsia="Calibri" w:hAnsi="Calibri"/>
+                <w:b/>
+                <w:bCs/>
+                <w:color w:val="111111"/>
+                <w:sz w:val="16"/>
+                <w:szCs w:val="16"/>
+              </w:rPr>
+              <w:t xml:space="preserve">P6</w:t>
+            </w:r>
+          </w:p>
+        </w:tc>
+        <w:tc>
+          <w:tcPr>
+            <w:tcW w:type="dxa" w:w="2280"/>
+            <w:tcMar>
+              <w:top w:type="dxa" w:w="70"/>
+              <w:left w:type="dxa" w:w="110"/>
+              <w:bottom w:type="dxa" w:w="70"/>
+              <w:right w:type="dxa" w:w="110"/>
+            </w:tcMar>
+          </w:tcPr>
+          <w:p>
+            <w:pPr>
+              <w:spacing w:after="0" w:before="0" w:line="250"/>
+            </w:pPr>
+            <w:r>
+              <w:rPr>
+                <w:rFonts w:ascii="Calibri" w:cs="Calibri" w:eastAsia="Calibri" w:hAnsi="Calibri"/>
+                <w:color w:val="111111"/>
+                <w:sz w:val="16"/>
+                <w:szCs w:val="16"/>
+              </w:rPr>
+              <w:t xml:space="preserve">With Google switched on, press the button.</w:t>
+            </w:r>
+          </w:p>
+        </w:tc>
+        <w:tc>
+          <w:tcPr>
+            <w:tcW w:type="dxa" w:w="1960"/>
+            <w:tcMar>
+              <w:top w:type="dxa" w:w="70"/>
+              <w:left w:type="dxa" w:w="110"/>
+              <w:bottom w:type="dxa" w:w="70"/>
+              <w:right w:type="dxa" w:w="110"/>
+            </w:tcMar>
+          </w:tcPr>
+          <w:p>
+            <w:pPr>
+              <w:spacing w:after="0" w:before="0" w:line="250"/>
+            </w:pPr>
+            <w:r>
+              <w:rPr>
+                <w:rFonts w:ascii="Calibri" w:cs="Calibri" w:eastAsia="Calibri" w:hAnsi="Calibri"/>
+                <w:color w:val="111111"/>
+                <w:sz w:val="16"/>
+                <w:szCs w:val="16"/>
+              </w:rPr>
+              <w:t xml:space="preserve">Goes to Google’s account chooser.</w:t>
+            </w:r>
+          </w:p>
+        </w:tc>
+        <w:tc>
+          <w:tcPr>
+            <w:tcW w:type="dxa" w:w="3116"/>
+            <w:tcMar>
+              <w:top w:type="dxa" w:w="70"/>
+              <w:left w:type="dxa" w:w="110"/>
+              <w:bottom w:type="dxa" w:w="70"/>
+              <w:right w:type="dxa" w:w="110"/>
+            </w:tcMar>
+          </w:tcPr>
+          <w:p>
+            <w:pPr>
+              <w:spacing w:after="0" w:before="0" w:line="250"/>
+            </w:pPr>
+            <w:r>
+              <w:rPr>
+                <w:rFonts w:ascii="Calibri" w:cs="Calibri" w:eastAsia="Calibri" w:hAnsi="Calibri"/>
+                <w:color w:val="111111"/>
+                <w:sz w:val="16"/>
+                <w:szCs w:val="16"/>
+              </w:rPr>
+              <w:t xml:space="preserve">Redirects to accounts.google.com with a one-time state and a PKCE challenge.</w:t>
+            </w:r>
+          </w:p>
+        </w:tc>
+        <w:tc>
+          <w:tcPr>
+            <w:tcW w:type="dxa" w:w="560"/>
+            <w:tcMar>
+              <w:top w:type="dxa" w:w="70"/>
+              <w:left w:type="dxa" w:w="110"/>
+              <w:bottom w:type="dxa" w:w="70"/>
+              <w:right w:type="dxa" w:w="110"/>
+            </w:tcMar>
+          </w:tcPr>
+          <w:p>
+            <w:pPr>
+              <w:spacing w:after="0" w:before="0" w:line="250"/>
+              <w:jc w:val="center"/>
+            </w:pPr>
+            <w:r>
+              <w:rPr>
+                <w:rFonts w:ascii="Calibri" w:cs="Calibri" w:eastAsia="Calibri" w:hAnsi="Calibri"/>
+                <w:b/>
+                <w:bCs/>
+                <w:color w:val="1E6B3A"/>
+                <w:sz w:val="15"/>
+                <w:szCs w:val="15"/>
+              </w:rPr>
+              <w:t xml:space="preserve">Pass</w:t>
+            </w:r>
+          </w:p>
+        </w:tc>
+        <w:tc>
+          <w:tcPr>
+            <w:tcW w:type="dxa" w:w="590"/>
+            <w:tcMar>
+              <w:top w:type="dxa" w:w="70"/>
+              <w:left w:type="dxa" w:w="110"/>
+              <w:bottom w:type="dxa" w:w="70"/>
+              <w:right w:type="dxa" w:w="110"/>
+            </w:tcMar>
+          </w:tcPr>
+          <w:p>
+            <w:pPr>
+              <w:spacing w:after="0" w:before="0" w:line="250"/>
+            </w:pPr>
+            <w:r>
+              <w:rPr>
+                <w:rFonts w:ascii="Calibri" w:cs="Calibri" w:eastAsia="Calibri" w:hAnsi="Calibri"/>
+                <w:color w:val="111111"/>
+                <w:sz w:val="17"/>
+                <w:szCs w:val="17"/>
+              </w:rPr>
+              <w:t xml:space="preserve"> </w:t>
+            </w:r>
+          </w:p>
+        </w:tc>
+      </w:tr>
+      <w:tr>
+        <w:tc>
+          <w:tcPr>
+            <w:tcW w:type="dxa" w:w="520"/>
+            <w:tcMar>
+              <w:top w:type="dxa" w:w="70"/>
+              <w:left w:type="dxa" w:w="110"/>
+              <w:bottom w:type="dxa" w:w="70"/>
+              <w:right w:type="dxa" w:w="110"/>
+            </w:tcMar>
+          </w:tcPr>
+          <w:p>
+            <w:pPr>
+              <w:spacing w:after="0" w:before="0" w:line="250"/>
+            </w:pPr>
+            <w:r>
+              <w:rPr>
+                <w:rFonts w:ascii="Calibri" w:cs="Calibri" w:eastAsia="Calibri" w:hAnsi="Calibri"/>
+                <w:b/>
+                <w:bCs/>
+                <w:color w:val="111111"/>
+                <w:sz w:val="16"/>
+                <w:szCs w:val="16"/>
+              </w:rPr>
+              <w:t xml:space="preserve">P7</w:t>
+            </w:r>
+          </w:p>
+        </w:tc>
+        <w:tc>
+          <w:tcPr>
+            <w:tcW w:type="dxa" w:w="2280"/>
+            <w:tcMar>
+              <w:top w:type="dxa" w:w="70"/>
+              <w:left w:type="dxa" w:w="110"/>
+              <w:bottom w:type="dxa" w:w="70"/>
+              <w:right w:type="dxa" w:w="110"/>
+            </w:tcMar>
+          </w:tcPr>
+          <w:p>
+            <w:pPr>
+              <w:spacing w:after="0" w:before="0" w:line="250"/>
+            </w:pPr>
+            <w:r>
+              <w:rPr>
+                <w:rFonts w:ascii="Calibri" w:cs="Calibri" w:eastAsia="Calibri" w:hAnsi="Calibri"/>
+                <w:color w:val="111111"/>
+                <w:sz w:val="16"/>
+                <w:szCs w:val="16"/>
+              </w:rPr>
+              <w:t xml:space="preserve">Sign in with a Google account whose email already has a password account.</w:t>
+            </w:r>
+          </w:p>
+        </w:tc>
+        <w:tc>
+          <w:tcPr>
+            <w:tcW w:type="dxa" w:w="1960"/>
+            <w:tcMar>
+              <w:top w:type="dxa" w:w="70"/>
+              <w:left w:type="dxa" w:w="110"/>
+              <w:bottom w:type="dxa" w:w="70"/>
+              <w:right w:type="dxa" w:w="110"/>
+            </w:tcMar>
+          </w:tcPr>
+          <w:p>
+            <w:pPr>
+              <w:spacing w:after="0" w:before="0" w:line="250"/>
+            </w:pPr>
+            <w:r>
+              <w:rPr>
+                <w:rFonts w:ascii="Calibri" w:cs="Calibri" w:eastAsia="Calibri" w:hAnsi="Calibri"/>
+                <w:color w:val="111111"/>
+                <w:sz w:val="16"/>
+                <w:szCs w:val="16"/>
+              </w:rPr>
+              <w:t xml:space="preserve">Attaches to the existing account. No duplicate, no second loyalty balance.</w:t>
+            </w:r>
+          </w:p>
+        </w:tc>
+        <w:tc>
+          <w:tcPr>
+            <w:tcW w:type="dxa" w:w="3116"/>
+            <w:tcMar>
+              <w:top w:type="dxa" w:w="70"/>
+              <w:left w:type="dxa" w:w="110"/>
+              <w:bottom w:type="dxa" w:w="70"/>
+              <w:right w:type="dxa" w:w="110"/>
+            </w:tcMar>
+          </w:tcPr>
+          <w:p>
+            <w:pPr>
+              <w:spacing w:after="0" w:before="0" w:line="250"/>
+            </w:pPr>
+            <w:r>
+              <w:rPr>
+                <w:rFonts w:ascii="Calibri" w:cs="Calibri" w:eastAsia="Calibri" w:hAnsi="Calibri"/>
+                <w:color w:val="111111"/>
+                <w:sz w:val="16"/>
+                <w:szCs w:val="16"/>
+              </w:rPr>
+              <w:t xml:space="preserve">Verified against the database: the existing account is linked, not copied.</w:t>
+            </w:r>
+          </w:p>
+        </w:tc>
+        <w:tc>
+          <w:tcPr>
+            <w:tcW w:type="dxa" w:w="560"/>
+            <w:tcMar>
+              <w:top w:type="dxa" w:w="70"/>
+              <w:left w:type="dxa" w:w="110"/>
+              <w:bottom w:type="dxa" w:w="70"/>
+              <w:right w:type="dxa" w:w="110"/>
+            </w:tcMar>
+          </w:tcPr>
+          <w:p>
+            <w:pPr>
+              <w:spacing w:after="0" w:before="0" w:line="250"/>
+              <w:jc w:val="center"/>
+            </w:pPr>
+            <w:r>
+              <w:rPr>
+                <w:rFonts w:ascii="Calibri" w:cs="Calibri" w:eastAsia="Calibri" w:hAnsi="Calibri"/>
+                <w:b/>
+                <w:bCs/>
+                <w:color w:val="1E6B3A"/>
+                <w:sz w:val="15"/>
+                <w:szCs w:val="15"/>
+              </w:rPr>
+              <w:t xml:space="preserve">Pass</w:t>
+            </w:r>
+          </w:p>
+        </w:tc>
+        <w:tc>
+          <w:tcPr>
+            <w:tcW w:type="dxa" w:w="590"/>
+            <w:tcMar>
+              <w:top w:type="dxa" w:w="70"/>
+              <w:left w:type="dxa" w:w="110"/>
+              <w:bottom w:type="dxa" w:w="70"/>
+              <w:right w:type="dxa" w:w="110"/>
+            </w:tcMar>
+          </w:tcPr>
+          <w:p>
+            <w:pPr>
+              <w:spacing w:after="0" w:before="0" w:line="250"/>
+            </w:pPr>
+            <w:r>
+              <w:rPr>
+                <w:rFonts w:ascii="Calibri" w:cs="Calibri" w:eastAsia="Calibri" w:hAnsi="Calibri"/>
+                <w:color w:val="111111"/>
+                <w:sz w:val="17"/>
+                <w:szCs w:val="17"/>
+              </w:rPr>
+              <w:t xml:space="preserve"> </w:t>
+            </w:r>
+          </w:p>
+        </w:tc>
+      </w:tr>
+      <w:tr>
+        <w:tc>
+          <w:tcPr>
+            <w:tcW w:type="dxa" w:w="520"/>
+            <w:tcMar>
+              <w:top w:type="dxa" w:w="70"/>
+              <w:left w:type="dxa" w:w="110"/>
+              <w:bottom w:type="dxa" w:w="70"/>
+              <w:right w:type="dxa" w:w="110"/>
+            </w:tcMar>
+          </w:tcPr>
+          <w:p>
+            <w:pPr>
+              <w:spacing w:after="0" w:before="0" w:line="250"/>
+            </w:pPr>
+            <w:r>
+              <w:rPr>
+                <w:rFonts w:ascii="Calibri" w:cs="Calibri" w:eastAsia="Calibri" w:hAnsi="Calibri"/>
+                <w:b/>
+                <w:bCs/>
+                <w:color w:val="111111"/>
+                <w:sz w:val="16"/>
+                <w:szCs w:val="16"/>
+              </w:rPr>
+              <w:t xml:space="preserve">P8</w:t>
+            </w:r>
+          </w:p>
+        </w:tc>
+        <w:tc>
+          <w:tcPr>
+            <w:tcW w:type="dxa" w:w="2280"/>
+            <w:tcMar>
+              <w:top w:type="dxa" w:w="70"/>
+              <w:left w:type="dxa" w:w="110"/>
+              <w:bottom w:type="dxa" w:w="70"/>
+              <w:right w:type="dxa" w:w="110"/>
+            </w:tcMar>
+          </w:tcPr>
+          <w:p>
+            <w:pPr>
+              <w:spacing w:after="0" w:before="0" w:line="250"/>
+            </w:pPr>
+            <w:r>
+              <w:rPr>
+                <w:rFonts w:ascii="Calibri" w:cs="Calibri" w:eastAsia="Calibri" w:hAnsi="Calibri"/>
+                <w:color w:val="111111"/>
+                <w:sz w:val="16"/>
+                <w:szCs w:val="16"/>
+              </w:rPr>
+              <w:t xml:space="preserve">Sign in with a brand new Google account.</w:t>
+            </w:r>
+          </w:p>
+        </w:tc>
+        <w:tc>
+          <w:tcPr>
+            <w:tcW w:type="dxa" w:w="1960"/>
+            <w:tcMar>
+              <w:top w:type="dxa" w:w="70"/>
+              <w:left w:type="dxa" w:w="110"/>
+              <w:bottom w:type="dxa" w:w="70"/>
+              <w:right w:type="dxa" w:w="110"/>
+            </w:tcMar>
+          </w:tcPr>
+          <w:p>
+            <w:pPr>
+              <w:spacing w:after="0" w:before="0" w:line="250"/>
+            </w:pPr>
+            <w:r>
+              <w:rPr>
+                <w:rFonts w:ascii="Calibri" w:cs="Calibri" w:eastAsia="Calibri" w:hAnsi="Calibri"/>
+                <w:color w:val="111111"/>
+                <w:sz w:val="16"/>
+                <w:szCs w:val="16"/>
+              </w:rPr>
+              <w:t xml:space="preserve">An account is created and they are signed straight in.</w:t>
+            </w:r>
+          </w:p>
+        </w:tc>
+        <w:tc>
+          <w:tcPr>
+            <w:tcW w:type="dxa" w:w="3116"/>
+            <w:tcMar>
+              <w:top w:type="dxa" w:w="70"/>
+              <w:left w:type="dxa" w:w="110"/>
+              <w:bottom w:type="dxa" w:w="70"/>
+              <w:right w:type="dxa" w:w="110"/>
+            </w:tcMar>
+          </w:tcPr>
+          <w:p>
+            <w:pPr>
+              <w:spacing w:after="0" w:before="0" w:line="250"/>
+            </w:pPr>
+            <w:r>
+              <w:rPr>
+                <w:rFonts w:ascii="Calibri" w:cs="Calibri" w:eastAsia="Calibri" w:hAnsi="Calibri"/>
+                <w:color w:val="111111"/>
+                <w:sz w:val="16"/>
+                <w:szCs w:val="16"/>
+              </w:rPr>
+              <w:t xml:space="preserve">A user ID is generated from the email so nothing is asked of them.</w:t>
+            </w:r>
+          </w:p>
+        </w:tc>
+        <w:tc>
+          <w:tcPr>
+            <w:tcW w:type="dxa" w:w="560"/>
+            <w:tcMar>
+              <w:top w:type="dxa" w:w="70"/>
+              <w:left w:type="dxa" w:w="110"/>
+              <w:bottom w:type="dxa" w:w="70"/>
+              <w:right w:type="dxa" w:w="110"/>
+            </w:tcMar>
+          </w:tcPr>
+          <w:p>
+            <w:pPr>
+              <w:spacing w:after="0" w:before="0" w:line="250"/>
+              <w:jc w:val="center"/>
+            </w:pPr>
+            <w:r>
+              <w:rPr>
+                <w:rFonts w:ascii="Calibri" w:cs="Calibri" w:eastAsia="Calibri" w:hAnsi="Calibri"/>
+                <w:b/>
+                <w:bCs/>
+                <w:color w:val="1E6B3A"/>
+                <w:sz w:val="15"/>
+                <w:szCs w:val="15"/>
+              </w:rPr>
+              <w:t xml:space="preserve">Pass</w:t>
+            </w:r>
+          </w:p>
+        </w:tc>
+        <w:tc>
+          <w:tcPr>
+            <w:tcW w:type="dxa" w:w="590"/>
+            <w:tcMar>
+              <w:top w:type="dxa" w:w="70"/>
+              <w:left w:type="dxa" w:w="110"/>
+              <w:bottom w:type="dxa" w:w="70"/>
+              <w:right w:type="dxa" w:w="110"/>
+            </w:tcMar>
+          </w:tcPr>
+          <w:p>
+            <w:pPr>
+              <w:spacing w:after="0" w:before="0" w:line="250"/>
+            </w:pPr>
+            <w:r>
+              <w:rPr>
+                <w:rFonts w:ascii="Calibri" w:cs="Calibri" w:eastAsia="Calibri" w:hAnsi="Calibri"/>
+                <w:color w:val="111111"/>
+                <w:sz w:val="17"/>
+                <w:szCs w:val="17"/>
+              </w:rPr>
+              <w:t xml:space="preserve"> </w:t>
+            </w:r>
+          </w:p>
+        </w:tc>
+      </w:tr>
+      <w:tr>
+        <w:tc>
+          <w:tcPr>
+            <w:tcW w:type="dxa" w:w="520"/>
+            <w:tcMar>
+              <w:top w:type="dxa" w:w="70"/>
+              <w:left w:type="dxa" w:w="110"/>
+              <w:bottom w:type="dxa" w:w="70"/>
+              <w:right w:type="dxa" w:w="110"/>
+            </w:tcMar>
+          </w:tcPr>
+          <w:p>
+            <w:pPr>
+              <w:spacing w:after="0" w:before="0" w:line="250"/>
+            </w:pPr>
+            <w:r>
+              <w:rPr>
+                <w:rFonts w:ascii="Calibri" w:cs="Calibri" w:eastAsia="Calibri" w:hAnsi="Calibri"/>
+                <w:b/>
+                <w:bCs/>
+                <w:color w:val="111111"/>
+                <w:sz w:val="16"/>
+                <w:szCs w:val="16"/>
+              </w:rPr>
+              <w:t xml:space="preserve">P9</w:t>
+            </w:r>
+          </w:p>
+        </w:tc>
+        <w:tc>
+          <w:tcPr>
+            <w:tcW w:type="dxa" w:w="2280"/>
+            <w:tcMar>
+              <w:top w:type="dxa" w:w="70"/>
+              <w:left w:type="dxa" w:w="110"/>
+              <w:bottom w:type="dxa" w:w="70"/>
+              <w:right w:type="dxa" w:w="110"/>
+            </w:tcMar>
+          </w:tcPr>
+          <w:p>
+            <w:pPr>
+              <w:spacing w:after="0" w:before="0" w:line="250"/>
+            </w:pPr>
+            <w:r>
+              <w:rPr>
+                <w:rFonts w:ascii="Calibri" w:cs="Calibri" w:eastAsia="Calibri" w:hAnsi="Calibri"/>
+                <w:color w:val="111111"/>
+                <w:sz w:val="16"/>
+                <w:szCs w:val="16"/>
+              </w:rPr>
+              <w:t xml:space="preserve">Complete a Google sign-in end to end on the live site.</w:t>
+            </w:r>
+          </w:p>
+        </w:tc>
+        <w:tc>
+          <w:tcPr>
+            <w:tcW w:type="dxa" w:w="1960"/>
+            <w:tcMar>
+              <w:top w:type="dxa" w:w="70"/>
+              <w:left w:type="dxa" w:w="110"/>
+              <w:bottom w:type="dxa" w:w="70"/>
+              <w:right w:type="dxa" w:w="110"/>
+            </w:tcMar>
+          </w:tcPr>
+          <w:p>
+            <w:pPr>
+              <w:spacing w:after="0" w:before="0" w:line="250"/>
+            </w:pPr>
+            <w:r>
+              <w:rPr>
+                <w:rFonts w:ascii="Calibri" w:cs="Calibri" w:eastAsia="Calibri" w:hAnsi="Calibri"/>
+                <w:color w:val="111111"/>
+                <w:sz w:val="16"/>
+                <w:szCs w:val="16"/>
+              </w:rPr>
+              <w:t xml:space="preserve">Signed in and returned to where you started.</w:t>
+            </w:r>
+          </w:p>
+        </w:tc>
+        <w:tc>
+          <w:tcPr>
+            <w:tcW w:type="dxa" w:w="3116"/>
+            <w:tcMar>
+              <w:top w:type="dxa" w:w="70"/>
+              <w:left w:type="dxa" w:w="110"/>
+              <w:bottom w:type="dxa" w:w="70"/>
+              <w:right w:type="dxa" w:w="110"/>
+            </w:tcMar>
+          </w:tcPr>
+          <w:p>
+            <w:pPr>
+              <w:spacing w:after="0" w:before="0" w:line="250"/>
+            </w:pPr>
+            <w:r>
+              <w:rPr>
+                <w:rFonts w:ascii="Calibri" w:cs="Calibri" w:eastAsia="Calibri" w:hAnsi="Calibri"/>
+                <w:color w:val="8A5A00"/>
+                <w:sz w:val="16"/>
+                <w:szCs w:val="16"/>
+              </w:rPr>
+              <w:t xml:space="preserve">NOT TESTED — this needs live Google credentials, which were added after this run. Please complete it and record the result here.</w:t>
+            </w:r>
+          </w:p>
+        </w:tc>
+        <w:tc>
+          <w:tcPr>
+            <w:tcW w:type="dxa" w:w="560"/>
+            <w:tcMar>
+              <w:top w:type="dxa" w:w="70"/>
+              <w:left w:type="dxa" w:w="110"/>
+              <w:bottom w:type="dxa" w:w="70"/>
+              <w:right w:type="dxa" w:w="110"/>
+            </w:tcMar>
+          </w:tcPr>
+          <w:p>
+            <w:pPr>
+              <w:spacing w:after="0" w:before="0" w:line="250"/>
+              <w:jc w:val="center"/>
+            </w:pPr>
+            <w:r>
+              <w:rPr>
+                <w:rFonts w:ascii="Calibri" w:cs="Calibri" w:eastAsia="Calibri" w:hAnsi="Calibri"/>
+                <w:b/>
+                <w:bCs/>
+                <w:color w:val="8A5A00"/>
+                <w:sz w:val="15"/>
+                <w:szCs w:val="15"/>
+              </w:rPr>
+              <w:t xml:space="preserve">Note</w:t>
+            </w:r>
+          </w:p>
+        </w:tc>
+        <w:tc>
+          <w:tcPr>
+            <w:tcW w:type="dxa" w:w="590"/>
+            <w:tcMar>
+              <w:top w:type="dxa" w:w="70"/>
+              <w:left w:type="dxa" w:w="110"/>
+              <w:bottom w:type="dxa" w:w="70"/>
+              <w:right w:type="dxa" w:w="110"/>
+            </w:tcMar>
+          </w:tcPr>
+          <w:p>
+            <w:pPr>
+              <w:spacing w:after="0" w:before="0" w:line="250"/>
+            </w:pPr>
+            <w:r>
+              <w:rPr>
+                <w:rFonts w:ascii="Calibri" w:cs="Calibri" w:eastAsia="Calibri" w:hAnsi="Calibri"/>
+                <w:color w:val="111111"/>
+                <w:sz w:val="17"/>
+                <w:szCs w:val="17"/>
+              </w:rPr>
+              <w:t xml:space="preserve"> </w:t>
+            </w:r>
+          </w:p>
+        </w:tc>
+      </w:tr>
+      <w:tr>
+        <w:tc>
+          <w:tcPr>
+            <w:tcW w:type="dxa" w:w="520"/>
+            <w:tcMar>
+              <w:top w:type="dxa" w:w="70"/>
+              <w:left w:type="dxa" w:w="110"/>
+              <w:bottom w:type="dxa" w:w="70"/>
+              <w:right w:type="dxa" w:w="110"/>
+            </w:tcMar>
+          </w:tcPr>
+          <w:p>
+            <w:pPr>
+              <w:spacing w:after="0" w:before="0" w:line="250"/>
+            </w:pPr>
+            <w:r>
+              <w:rPr>
+                <w:rFonts w:ascii="Calibri" w:cs="Calibri" w:eastAsia="Calibri" w:hAnsi="Calibri"/>
+                <w:b/>
+                <w:bCs/>
+                <w:color w:val="111111"/>
+                <w:sz w:val="16"/>
+                <w:szCs w:val="16"/>
+              </w:rPr>
+              <w:t xml:space="preserve">P10</w:t>
+            </w:r>
+          </w:p>
+        </w:tc>
+        <w:tc>
+          <w:tcPr>
+            <w:tcW w:type="dxa" w:w="2280"/>
+            <w:tcMar>
+              <w:top w:type="dxa" w:w="70"/>
+              <w:left w:type="dxa" w:w="110"/>
+              <w:bottom w:type="dxa" w:w="70"/>
+              <w:right w:type="dxa" w:w="110"/>
+            </w:tcMar>
+          </w:tcPr>
+          <w:p>
+            <w:pPr>
+              <w:spacing w:after="0" w:before="0" w:line="250"/>
+            </w:pPr>
+            <w:r>
+              <w:rPr>
+                <w:rFonts w:ascii="Calibri" w:cs="Calibri" w:eastAsia="Calibri" w:hAnsi="Calibri"/>
+                <w:color w:val="111111"/>
+                <w:sz w:val="16"/>
+                <w:szCs w:val="16"/>
+              </w:rPr>
+              <w:t xml:space="preserve">Cancel at Google’s screen.</w:t>
+            </w:r>
+          </w:p>
+        </w:tc>
+        <w:tc>
+          <w:tcPr>
+            <w:tcW w:type="dxa" w:w="1960"/>
+            <w:tcMar>
+              <w:top w:type="dxa" w:w="70"/>
+              <w:left w:type="dxa" w:w="110"/>
+              <w:bottom w:type="dxa" w:w="70"/>
+              <w:right w:type="dxa" w:w="110"/>
+            </w:tcMar>
+          </w:tcPr>
+          <w:p>
+            <w:pPr>
+              <w:spacing w:after="0" w:before="0" w:line="250"/>
+            </w:pPr>
+            <w:r>
+              <w:rPr>
+                <w:rFonts w:ascii="Calibri" w:cs="Calibri" w:eastAsia="Calibri" w:hAnsi="Calibri"/>
+                <w:color w:val="111111"/>
+                <w:sz w:val="16"/>
+                <w:szCs w:val="16"/>
+              </w:rPr>
+              <w:t xml:space="preserve">Returned to the login page with a plain message, not an error page.</w:t>
+            </w:r>
+          </w:p>
+        </w:tc>
+        <w:tc>
+          <w:tcPr>
+            <w:tcW w:type="dxa" w:w="3116"/>
+            <w:tcMar>
+              <w:top w:type="dxa" w:w="70"/>
+              <w:left w:type="dxa" w:w="110"/>
+              <w:bottom w:type="dxa" w:w="70"/>
+              <w:right w:type="dxa" w:w="110"/>
+            </w:tcMar>
+          </w:tcPr>
+          <w:p>
+            <w:pPr>
+              <w:spacing w:after="0" w:before="0" w:line="250"/>
+            </w:pPr>
+            <w:r>
+              <w:rPr>
+                <w:rFonts w:ascii="Calibri" w:cs="Calibri" w:eastAsia="Calibri" w:hAnsi="Calibri"/>
+                <w:color w:val="111111"/>
+                <w:sz w:val="16"/>
+                <w:szCs w:val="16"/>
+              </w:rPr>
+              <w:t xml:space="preserve">“Google sign-in was cancelled.”</w:t>
+            </w:r>
+          </w:p>
+        </w:tc>
+        <w:tc>
+          <w:tcPr>
+            <w:tcW w:type="dxa" w:w="560"/>
+            <w:tcMar>
+              <w:top w:type="dxa" w:w="70"/>
+              <w:left w:type="dxa" w:w="110"/>
+              <w:bottom w:type="dxa" w:w="70"/>
+              <w:right w:type="dxa" w:w="110"/>
+            </w:tcMar>
+          </w:tcPr>
+          <w:p>
+            <w:pPr>
+              <w:spacing w:after="0" w:before="0" w:line="250"/>
+              <w:jc w:val="center"/>
+            </w:pPr>
+            <w:r>
+              <w:rPr>
+                <w:rFonts w:ascii="Calibri" w:cs="Calibri" w:eastAsia="Calibri" w:hAnsi="Calibri"/>
+                <w:b/>
+                <w:bCs/>
+                <w:color w:val="1E6B3A"/>
+                <w:sz w:val="15"/>
+                <w:szCs w:val="15"/>
+              </w:rPr>
+              <w:t xml:space="preserve">Pass</w:t>
+            </w:r>
+          </w:p>
+        </w:tc>
+        <w:tc>
+          <w:tcPr>
+            <w:tcW w:type="dxa" w:w="590"/>
+            <w:tcMar>
+              <w:top w:type="dxa" w:w="70"/>
+              <w:left w:type="dxa" w:w="110"/>
+              <w:bottom w:type="dxa" w:w="70"/>
+              <w:right w:type="dxa" w:w="110"/>
+            </w:tcMar>
+          </w:tcPr>
+          <w:p>
+            <w:pPr>
+              <w:spacing w:after="0" w:before="0" w:line="250"/>
+            </w:pPr>
+            <w:r>
+              <w:rPr>
+                <w:rFonts w:ascii="Calibri" w:cs="Calibri" w:eastAsia="Calibri" w:hAnsi="Calibri"/>
+                <w:color w:val="111111"/>
+                <w:sz w:val="17"/>
+                <w:szCs w:val="17"/>
+              </w:rPr>
+              <w:t xml:space="preserve"> </w:t>
+            </w:r>
+          </w:p>
+        </w:tc>
+      </w:tr>
+      <w:tr>
+        <w:tc>
+          <w:tcPr>
+            <w:tcW w:type="dxa" w:w="520"/>
+            <w:tcMar>
+              <w:top w:type="dxa" w:w="70"/>
+              <w:left w:type="dxa" w:w="110"/>
+              <w:bottom w:type="dxa" w:w="70"/>
+              <w:right w:type="dxa" w:w="110"/>
+            </w:tcMar>
+          </w:tcPr>
+          <w:p>
+            <w:pPr>
+              <w:spacing w:after="0" w:before="0" w:line="250"/>
+            </w:pPr>
+            <w:r>
+              <w:rPr>
+                <w:rFonts w:ascii="Calibri" w:cs="Calibri" w:eastAsia="Calibri" w:hAnsi="Calibri"/>
+                <w:b/>
+                <w:bCs/>
+                <w:color w:val="111111"/>
+                <w:sz w:val="16"/>
+                <w:szCs w:val="16"/>
+              </w:rPr>
+              <w:t xml:space="preserve">P11</w:t>
+            </w:r>
+          </w:p>
+        </w:tc>
+        <w:tc>
+          <w:tcPr>
+            <w:tcW w:type="dxa" w:w="2280"/>
+            <w:tcMar>
+              <w:top w:type="dxa" w:w="70"/>
+              <w:left w:type="dxa" w:w="110"/>
+              <w:bottom w:type="dxa" w:w="70"/>
+              <w:right w:type="dxa" w:w="110"/>
+            </w:tcMar>
+          </w:tcPr>
+          <w:p>
+            <w:pPr>
+              <w:spacing w:after="0" w:before="0" w:line="250"/>
+            </w:pPr>
+            <w:r>
+              <w:rPr>
+                <w:rFonts w:ascii="Calibri" w:cs="Calibri" w:eastAsia="Calibri" w:hAnsi="Calibri"/>
+                <w:color w:val="111111"/>
+                <w:sz w:val="16"/>
+                <w:szCs w:val="16"/>
+              </w:rPr>
+              <w:t xml:space="preserve">Tamper with the callback: change the one-time value in the address bar.</w:t>
+            </w:r>
+          </w:p>
+        </w:tc>
+        <w:tc>
+          <w:tcPr>
+            <w:tcW w:type="dxa" w:w="1960"/>
+            <w:tcMar>
+              <w:top w:type="dxa" w:w="70"/>
+              <w:left w:type="dxa" w:w="110"/>
+              <w:bottom w:type="dxa" w:w="70"/>
+              <w:right w:type="dxa" w:w="110"/>
+            </w:tcMar>
+          </w:tcPr>
+          <w:p>
+            <w:pPr>
+              <w:spacing w:after="0" w:before="0" w:line="250"/>
+            </w:pPr>
+            <w:r>
+              <w:rPr>
+                <w:rFonts w:ascii="Calibri" w:cs="Calibri" w:eastAsia="Calibri" w:hAnsi="Calibri"/>
+                <w:color w:val="111111"/>
+                <w:sz w:val="16"/>
+                <w:szCs w:val="16"/>
+              </w:rPr>
+              <w:t xml:space="preserve">Refused.</w:t>
+            </w:r>
+          </w:p>
+        </w:tc>
+        <w:tc>
+          <w:tcPr>
+            <w:tcW w:type="dxa" w:w="3116"/>
+            <w:tcMar>
+              <w:top w:type="dxa" w:w="70"/>
+              <w:left w:type="dxa" w:w="110"/>
+              <w:bottom w:type="dxa" w:w="70"/>
+              <w:right w:type="dxa" w:w="110"/>
+            </w:tcMar>
+          </w:tcPr>
+          <w:p>
+            <w:pPr>
+              <w:spacing w:after="0" w:before="0" w:line="250"/>
+            </w:pPr>
+            <w:r>
+              <w:rPr>
+                <w:rFonts w:ascii="Calibri" w:cs="Calibri" w:eastAsia="Calibri" w:hAnsi="Calibri"/>
+                <w:color w:val="111111"/>
+                <w:sz w:val="16"/>
+                <w:szCs w:val="16"/>
+              </w:rPr>
+              <w:t xml:space="preserve">Rejected — the sign-in cannot be verified. This is what stops someone logging you into their account.</w:t>
+            </w:r>
+          </w:p>
+        </w:tc>
+        <w:tc>
+          <w:tcPr>
+            <w:tcW w:type="dxa" w:w="560"/>
+            <w:tcMar>
+              <w:top w:type="dxa" w:w="70"/>
+              <w:left w:type="dxa" w:w="110"/>
+              <w:bottom w:type="dxa" w:w="70"/>
+              <w:right w:type="dxa" w:w="110"/>
+            </w:tcMar>
+          </w:tcPr>
+          <w:p>
+            <w:pPr>
+              <w:spacing w:after="0" w:before="0" w:line="250"/>
+              <w:jc w:val="center"/>
+            </w:pPr>
+            <w:r>
+              <w:rPr>
+                <w:rFonts w:ascii="Calibri" w:cs="Calibri" w:eastAsia="Calibri" w:hAnsi="Calibri"/>
+                <w:b/>
+                <w:bCs/>
+                <w:color w:val="1E6B3A"/>
+                <w:sz w:val="15"/>
+                <w:szCs w:val="15"/>
+              </w:rPr>
+              <w:t xml:space="preserve">Pass</w:t>
+            </w:r>
+          </w:p>
+        </w:tc>
+        <w:tc>
+          <w:tcPr>
+            <w:tcW w:type="dxa" w:w="590"/>
+            <w:tcMar>
+              <w:top w:type="dxa" w:w="70"/>
+              <w:left w:type="dxa" w:w="110"/>
+              <w:bottom w:type="dxa" w:w="70"/>
+              <w:right w:type="dxa" w:w="110"/>
+            </w:tcMar>
+          </w:tcPr>
+          <w:p>
+            <w:pPr>
+              <w:spacing w:after="0" w:before="0" w:line="250"/>
+            </w:pPr>
+            <w:r>
+              <w:rPr>
+                <w:rFonts w:ascii="Calibri" w:cs="Calibri" w:eastAsia="Calibri" w:hAnsi="Calibri"/>
+                <w:color w:val="111111"/>
+                <w:sz w:val="17"/>
+                <w:szCs w:val="17"/>
+              </w:rPr>
+              <w:t xml:space="preserve"> </w:t>
+            </w:r>
+          </w:p>
+        </w:tc>
+      </w:tr>
+    </w:tbl>
+    <w:p>
+      <w:pPr>
+        <w:spacing w:after="160"/>
+      </w:pPr>
+    </w:p>
+    <w:p>
+      <w:pPr>
+        <w:pStyle w:val="Heading2"/>
+        <w:spacing w:after="120" w:before="280"/>
+      </w:pPr>
+      <w:r>
+        <w:rPr>
+          <w:rFonts w:ascii="Calibri" w:cs="Calibri" w:eastAsia="Calibri" w:hAnsi="Calibri"/>
+          <w:b/>
+          <w:bCs/>
+          <w:color w:val="8A6D1F"/>
+          <w:sz w:val="24"/>
+          <w:szCs w:val="24"/>
+        </w:rPr>
+        <w:t xml:space="preserve">Q · The diary beyond today</w:t>
+      </w:r>
+    </w:p>
+    <w:p>
+      <w:pPr>
+        <w:spacing w:after="140" w:before="0" w:line="260"/>
+      </w:pPr>
+      <w:r>
+        <w:rPr>
+          <w:rFonts w:ascii="Calibri" w:cs="Calibri" w:eastAsia="Calibri" w:hAnsi="Calibri"/>
+          <w:color w:val="6B6B6B"/>
+          <w:sz w:val="18"/>
+          <w:szCs w:val="18"/>
+        </w:rPr>
+        <w:t xml:space="preserve">The salon’s history lives in the database. These tests are about reaching it from the screen.</w:t>
+      </w:r>
+    </w:p>
+    <w:tbl>
+      <w:tblPr>
+        <w:tblW w:type="dxa" w:w="9026"/>
+        <w:tblBorders>
+          <w:top w:val="single" w:color="D8D4C8" w:sz="2"/>
+          <w:left w:val="none"/>
+          <w:bottom w:val="single" w:color="D8D4C8" w:sz="2"/>
+          <w:right w:val="none"/>
+          <w:insideH w:val="single" w:color="D8D4C8" w:sz="2"/>
+          <w:insideV w:val="none"/>
+        </w:tblBorders>
+      </w:tblPr>
+      <w:tblGrid>
+        <w:gridCol w:w="520"/>
+        <w:gridCol w:w="2280"/>
+        <w:gridCol w:w="1960"/>
+        <w:gridCol w:w="3116"/>
+        <w:gridCol w:w="560"/>
+        <w:gridCol w:w="590"/>
+      </w:tblGrid>
+      <w:tr>
+        <w:trPr>
+          <w:tblHeader/>
+        </w:trPr>
+        <w:tc>
+          <w:tcPr>
+            <w:tcW w:type="dxa" w:w="520"/>
+            <w:shd w:fill="111111" w:color="auto" w:val="clear"/>
+            <w:tcMar>
+              <w:top w:type="dxa" w:w="70"/>
+              <w:left w:type="dxa" w:w="110"/>
+              <w:bottom w:type="dxa" w:w="70"/>
+              <w:right w:type="dxa" w:w="110"/>
+            </w:tcMar>
+          </w:tcPr>
+          <w:p>
+            <w:pPr>
+              <w:spacing w:after="0" w:before="0" w:line="250"/>
+            </w:pPr>
+            <w:r>
+              <w:rPr>
+                <w:rFonts w:ascii="Calibri" w:cs="Calibri" w:eastAsia="Calibri" w:hAnsi="Calibri"/>
+                <w:b/>
+                <w:bCs/>
+                <w:color w:val="FFFFFF"/>
+                <w:sz w:val="16"/>
+                <w:szCs w:val="16"/>
+              </w:rPr>
+              <w:t xml:space="preserve">#</w:t>
+            </w:r>
+          </w:p>
+        </w:tc>
+        <w:tc>
+          <w:tcPr>
+            <w:tcW w:type="dxa" w:w="2280"/>
+            <w:shd w:fill="111111" w:color="auto" w:val="clear"/>
+            <w:tcMar>
+              <w:top w:type="dxa" w:w="70"/>
+              <w:left w:type="dxa" w:w="110"/>
+              <w:bottom w:type="dxa" w:w="70"/>
+              <w:right w:type="dxa" w:w="110"/>
+            </w:tcMar>
+          </w:tcPr>
+          <w:p>
+            <w:pPr>
+              <w:spacing w:after="0" w:before="0" w:line="250"/>
+            </w:pPr>
+            <w:r>
+              <w:rPr>
+                <w:rFonts w:ascii="Calibri" w:cs="Calibri" w:eastAsia="Calibri" w:hAnsi="Calibri"/>
+                <w:b/>
+                <w:bCs/>
+                <w:color w:val="FFFFFF"/>
+                <w:sz w:val="16"/>
+                <w:szCs w:val="16"/>
+              </w:rPr>
+              <w:t xml:space="preserve">What to do</w:t>
+            </w:r>
+          </w:p>
+        </w:tc>
+        <w:tc>
+          <w:tcPr>
+            <w:tcW w:type="dxa" w:w="1960"/>
+            <w:shd w:fill="111111" w:color="auto" w:val="clear"/>
+            <w:tcMar>
+              <w:top w:type="dxa" w:w="70"/>
+              <w:left w:type="dxa" w:w="110"/>
+              <w:bottom w:type="dxa" w:w="70"/>
+              <w:right w:type="dxa" w:w="110"/>
+            </w:tcMar>
+          </w:tcPr>
+          <w:p>
+            <w:pPr>
+              <w:spacing w:after="0" w:before="0" w:line="250"/>
+            </w:pPr>
+            <w:r>
+              <w:rPr>
+                <w:rFonts w:ascii="Calibri" w:cs="Calibri" w:eastAsia="Calibri" w:hAnsi="Calibri"/>
+                <w:b/>
+                <w:bCs/>
+                <w:color w:val="FFFFFF"/>
+                <w:sz w:val="16"/>
+                <w:szCs w:val="16"/>
+              </w:rPr>
+              <w:t xml:space="preserve">What should happen</w:t>
+            </w:r>
+          </w:p>
+        </w:tc>
+        <w:tc>
+          <w:tcPr>
+            <w:tcW w:type="dxa" w:w="3116"/>
+            <w:shd w:fill="111111" w:color="auto" w:val="clear"/>
+            <w:tcMar>
+              <w:top w:type="dxa" w:w="70"/>
+              <w:left w:type="dxa" w:w="110"/>
+              <w:bottom w:type="dxa" w:w="70"/>
+              <w:right w:type="dxa" w:w="110"/>
+            </w:tcMar>
+          </w:tcPr>
+          <w:p>
+            <w:pPr>
+              <w:spacing w:after="0" w:before="0" w:line="250"/>
+            </w:pPr>
+            <w:r>
+              <w:rPr>
+                <w:rFonts w:ascii="Calibri" w:cs="Calibri" w:eastAsia="Calibri" w:hAnsi="Calibri"/>
+                <w:b/>
+                <w:bCs/>
+                <w:color w:val="FFFFFF"/>
+                <w:sz w:val="16"/>
+                <w:szCs w:val="16"/>
+              </w:rPr>
+              <w:t xml:space="preserve">What happened on 18–19 </w:t>
+            </w:r>
+          </w:p>
+        </w:tc>
+        <w:tc>
+          <w:tcPr>
+            <w:tcW w:type="dxa" w:w="560"/>
+            <w:shd w:fill="111111" w:color="auto" w:val="clear"/>
+            <w:tcMar>
+              <w:top w:type="dxa" w:w="70"/>
+              <w:left w:type="dxa" w:w="110"/>
+              <w:bottom w:type="dxa" w:w="70"/>
+              <w:right w:type="dxa" w:w="110"/>
+            </w:tcMar>
+          </w:tcPr>
+          <w:p>
+            <w:pPr>
+              <w:spacing w:after="0" w:before="0" w:line="250"/>
+            </w:pPr>
+            <w:r>
+              <w:rPr>
+                <w:rFonts w:ascii="Calibri" w:cs="Calibri" w:eastAsia="Calibri" w:hAnsi="Calibri"/>
+                <w:b/>
+                <w:bCs/>
+                <w:color w:val="FFFFFF"/>
+                <w:sz w:val="16"/>
+                <w:szCs w:val="16"/>
+              </w:rPr>
+              <w:t xml:space="preserve">Run</w:t>
+            </w:r>
+          </w:p>
+        </w:tc>
+        <w:tc>
+          <w:tcPr>
+            <w:tcW w:type="dxa" w:w="590"/>
+            <w:shd w:fill="111111" w:color="auto" w:val="clear"/>
+            <w:tcMar>
+              <w:top w:type="dxa" w:w="70"/>
+              <w:left w:type="dxa" w:w="110"/>
+              <w:bottom w:type="dxa" w:w="70"/>
+              <w:right w:type="dxa" w:w="110"/>
+            </w:tcMar>
+          </w:tcPr>
+          <w:p>
+            <w:pPr>
+              <w:spacing w:after="0" w:before="0" w:line="250"/>
+            </w:pPr>
+            <w:r>
+              <w:rPr>
+                <w:rFonts w:ascii="Calibri" w:cs="Calibri" w:eastAsia="Calibri" w:hAnsi="Calibri"/>
+                <w:b/>
+                <w:bCs/>
+                <w:color w:val="FFFFFF"/>
+                <w:sz w:val="16"/>
+                <w:szCs w:val="16"/>
+              </w:rPr>
+              <w:t xml:space="preserve">Tick</w:t>
+            </w:r>
+          </w:p>
+        </w:tc>
+      </w:tr>
+      <w:tr>
+        <w:tc>
+          <w:tcPr>
+            <w:tcW w:type="dxa" w:w="520"/>
+            <w:tcMar>
+              <w:top w:type="dxa" w:w="70"/>
+              <w:left w:type="dxa" w:w="110"/>
+              <w:bottom w:type="dxa" w:w="70"/>
+              <w:right w:type="dxa" w:w="110"/>
+            </w:tcMar>
+          </w:tcPr>
+          <w:p>
+            <w:pPr>
+              <w:spacing w:after="0" w:before="0" w:line="250"/>
+            </w:pPr>
+            <w:r>
+              <w:rPr>
+                <w:rFonts w:ascii="Calibri" w:cs="Calibri" w:eastAsia="Calibri" w:hAnsi="Calibri"/>
+                <w:b/>
+                <w:bCs/>
+                <w:color w:val="111111"/>
+                <w:sz w:val="16"/>
+                <w:szCs w:val="16"/>
+              </w:rPr>
+              <w:t xml:space="preserve">Q1</w:t>
+            </w:r>
+          </w:p>
+        </w:tc>
+        <w:tc>
+          <w:tcPr>
+            <w:tcW w:type="dxa" w:w="2280"/>
+            <w:tcMar>
+              <w:top w:type="dxa" w:w="70"/>
+              <w:left w:type="dxa" w:w="110"/>
+              <w:bottom w:type="dxa" w:w="70"/>
+              <w:right w:type="dxa" w:w="110"/>
+            </w:tcMar>
+          </w:tcPr>
+          <w:p>
+            <w:pPr>
+              <w:spacing w:after="0" w:before="0" w:line="250"/>
+            </w:pPr>
+            <w:r>
+              <w:rPr>
+                <w:rFonts w:ascii="Calibri" w:cs="Calibri" w:eastAsia="Calibri" w:hAnsi="Calibri"/>
+                <w:color w:val="111111"/>
+                <w:sz w:val="16"/>
+                <w:szCs w:val="16"/>
+              </w:rPr>
+              <w:t xml:space="preserve">Look at the red line on the calendar.</w:t>
+            </w:r>
+          </w:p>
+        </w:tc>
+        <w:tc>
+          <w:tcPr>
+            <w:tcW w:type="dxa" w:w="1960"/>
+            <w:tcMar>
+              <w:top w:type="dxa" w:w="70"/>
+              <w:left w:type="dxa" w:w="110"/>
+              <w:bottom w:type="dxa" w:w="70"/>
+              <w:right w:type="dxa" w:w="110"/>
+            </w:tcMar>
+          </w:tcPr>
+          <w:p>
+            <w:pPr>
+              <w:spacing w:after="0" w:before="0" w:line="250"/>
+            </w:pPr>
+            <w:r>
+              <w:rPr>
+                <w:rFonts w:ascii="Calibri" w:cs="Calibri" w:eastAsia="Calibri" w:hAnsi="Calibri"/>
+                <w:color w:val="111111"/>
+                <w:sz w:val="16"/>
+                <w:szCs w:val="16"/>
+              </w:rPr>
+              <w:t xml:space="preserve">Sits at the correct Dubai time and moves as the day passes.</w:t>
+            </w:r>
+          </w:p>
+        </w:tc>
+        <w:tc>
+          <w:tcPr>
+            <w:tcW w:type="dxa" w:w="3116"/>
+            <w:tcMar>
+              <w:top w:type="dxa" w:w="70"/>
+              <w:left w:type="dxa" w:w="110"/>
+              <w:bottom w:type="dxa" w:w="70"/>
+              <w:right w:type="dxa" w:w="110"/>
+            </w:tcMar>
+          </w:tcPr>
+          <w:p>
+            <w:pPr>
+              <w:spacing w:after="0" w:before="0" w:line="250"/>
+            </w:pPr>
+            <w:r>
+              <w:rPr>
+                <w:rFonts w:ascii="Calibri" w:cs="Calibri" w:eastAsia="Calibri" w:hAnsi="Calibri"/>
+                <w:color w:val="111111"/>
+                <w:sz w:val="16"/>
+                <w:szCs w:val="16"/>
+              </w:rPr>
+              <w:t xml:space="preserve">Reads salon time and refreshes every minute.</w:t>
+            </w:r>
+          </w:p>
+        </w:tc>
+        <w:tc>
+          <w:tcPr>
+            <w:tcW w:type="dxa" w:w="560"/>
+            <w:tcMar>
+              <w:top w:type="dxa" w:w="70"/>
+              <w:left w:type="dxa" w:w="110"/>
+              <w:bottom w:type="dxa" w:w="70"/>
+              <w:right w:type="dxa" w:w="110"/>
+            </w:tcMar>
+          </w:tcPr>
+          <w:p>
+            <w:pPr>
+              <w:spacing w:after="0" w:before="0" w:line="250"/>
+              <w:jc w:val="center"/>
+            </w:pPr>
+            <w:r>
+              <w:rPr>
+                <w:rFonts w:ascii="Calibri" w:cs="Calibri" w:eastAsia="Calibri" w:hAnsi="Calibri"/>
+                <w:b/>
+                <w:bCs/>
+                <w:color w:val="1E6B3A"/>
+                <w:sz w:val="15"/>
+                <w:szCs w:val="15"/>
+              </w:rPr>
+              <w:t xml:space="preserve">Pass</w:t>
+            </w:r>
+          </w:p>
+        </w:tc>
+        <w:tc>
+          <w:tcPr>
+            <w:tcW w:type="dxa" w:w="590"/>
+            <w:tcMar>
+              <w:top w:type="dxa" w:w="70"/>
+              <w:left w:type="dxa" w:w="110"/>
+              <w:bottom w:type="dxa" w:w="70"/>
+              <w:right w:type="dxa" w:w="110"/>
+            </w:tcMar>
+          </w:tcPr>
+          <w:p>
+            <w:pPr>
+              <w:spacing w:after="0" w:before="0" w:line="250"/>
+            </w:pPr>
+            <w:r>
+              <w:rPr>
+                <w:rFonts w:ascii="Calibri" w:cs="Calibri" w:eastAsia="Calibri" w:hAnsi="Calibri"/>
+                <w:color w:val="111111"/>
+                <w:sz w:val="17"/>
+                <w:szCs w:val="17"/>
+              </w:rPr>
+              <w:t xml:space="preserve"> </w:t>
+            </w:r>
+          </w:p>
+        </w:tc>
+      </w:tr>
+      <w:tr>
+        <w:tc>
+          <w:tcPr>
+            <w:tcW w:type="dxa" w:w="520"/>
+            <w:tcMar>
+              <w:top w:type="dxa" w:w="70"/>
+              <w:left w:type="dxa" w:w="110"/>
+              <w:bottom w:type="dxa" w:w="70"/>
+              <w:right w:type="dxa" w:w="110"/>
+            </w:tcMar>
+          </w:tcPr>
+          <w:p>
+            <w:pPr>
+              <w:spacing w:after="0" w:before="0" w:line="250"/>
+            </w:pPr>
+            <w:r>
+              <w:rPr>
+                <w:rFonts w:ascii="Calibri" w:cs="Calibri" w:eastAsia="Calibri" w:hAnsi="Calibri"/>
+                <w:b/>
+                <w:bCs/>
+                <w:color w:val="111111"/>
+                <w:sz w:val="16"/>
+                <w:szCs w:val="16"/>
+              </w:rPr>
+              <w:t xml:space="preserve">Q2</w:t>
+            </w:r>
+          </w:p>
+        </w:tc>
+        <w:tc>
+          <w:tcPr>
+            <w:tcW w:type="dxa" w:w="2280"/>
+            <w:tcMar>
+              <w:top w:type="dxa" w:w="70"/>
+              <w:left w:type="dxa" w:w="110"/>
+              <w:bottom w:type="dxa" w:w="70"/>
+              <w:right w:type="dxa" w:w="110"/>
+            </w:tcMar>
+          </w:tcPr>
+          <w:p>
+            <w:pPr>
+              <w:spacing w:after="0" w:before="0" w:line="250"/>
+            </w:pPr>
+            <w:r>
+              <w:rPr>
+                <w:rFonts w:ascii="Calibri" w:cs="Calibri" w:eastAsia="Calibri" w:hAnsi="Calibri"/>
+                <w:color w:val="111111"/>
+                <w:sz w:val="16"/>
+                <w:szCs w:val="16"/>
+              </w:rPr>
+              <w:t xml:space="preserve">Look at yesterday, then a date last month.</w:t>
+            </w:r>
+          </w:p>
+        </w:tc>
+        <w:tc>
+          <w:tcPr>
+            <w:tcW w:type="dxa" w:w="1960"/>
+            <w:tcMar>
+              <w:top w:type="dxa" w:w="70"/>
+              <w:left w:type="dxa" w:w="110"/>
+              <w:bottom w:type="dxa" w:w="70"/>
+              <w:right w:type="dxa" w:w="110"/>
+            </w:tcMar>
+          </w:tcPr>
+          <w:p>
+            <w:pPr>
+              <w:spacing w:after="0" w:before="0" w:line="250"/>
+            </w:pPr>
+            <w:r>
+              <w:rPr>
+                <w:rFonts w:ascii="Calibri" w:cs="Calibri" w:eastAsia="Calibri" w:hAnsi="Calibri"/>
+                <w:color w:val="111111"/>
+                <w:sz w:val="16"/>
+                <w:szCs w:val="16"/>
+              </w:rPr>
+              <w:t xml:space="preserve">The arrows move a day at a time; clicking the date opens a picker for any date.</w:t>
+            </w:r>
+          </w:p>
+        </w:tc>
+        <w:tc>
+          <w:tcPr>
+            <w:tcW w:type="dxa" w:w="3116"/>
+            <w:tcMar>
+              <w:top w:type="dxa" w:w="70"/>
+              <w:left w:type="dxa" w:w="110"/>
+              <w:bottom w:type="dxa" w:w="70"/>
+              <w:right w:type="dxa" w:w="110"/>
+            </w:tcMar>
+          </w:tcPr>
+          <w:p>
+            <w:pPr>
+              <w:spacing w:after="0" w:before="0" w:line="250"/>
+            </w:pPr>
+            <w:r>
+              <w:rPr>
+                <w:rFonts w:ascii="Calibri" w:cs="Calibri" w:eastAsia="Calibri" w:hAnsi="Calibri"/>
+                <w:color w:val="111111"/>
+                <w:sz w:val="16"/>
+                <w:szCs w:val="16"/>
+              </w:rPr>
+              <w:t xml:space="preserve">Both work. A date ten days back returned that day’s nine appointments.</w:t>
+            </w:r>
+          </w:p>
+        </w:tc>
+        <w:tc>
+          <w:tcPr>
+            <w:tcW w:type="dxa" w:w="560"/>
+            <w:tcMar>
+              <w:top w:type="dxa" w:w="70"/>
+              <w:left w:type="dxa" w:w="110"/>
+              <w:bottom w:type="dxa" w:w="70"/>
+              <w:right w:type="dxa" w:w="110"/>
+            </w:tcMar>
+          </w:tcPr>
+          <w:p>
+            <w:pPr>
+              <w:spacing w:after="0" w:before="0" w:line="250"/>
+              <w:jc w:val="center"/>
+            </w:pPr>
+            <w:r>
+              <w:rPr>
+                <w:rFonts w:ascii="Calibri" w:cs="Calibri" w:eastAsia="Calibri" w:hAnsi="Calibri"/>
+                <w:b/>
+                <w:bCs/>
+                <w:color w:val="1E6B3A"/>
+                <w:sz w:val="15"/>
+                <w:szCs w:val="15"/>
+              </w:rPr>
+              <w:t xml:space="preserve">Pass</w:t>
+            </w:r>
+          </w:p>
+        </w:tc>
+        <w:tc>
+          <w:tcPr>
+            <w:tcW w:type="dxa" w:w="590"/>
+            <w:tcMar>
+              <w:top w:type="dxa" w:w="70"/>
+              <w:left w:type="dxa" w:w="110"/>
+              <w:bottom w:type="dxa" w:w="70"/>
+              <w:right w:type="dxa" w:w="110"/>
+            </w:tcMar>
+          </w:tcPr>
+          <w:p>
+            <w:pPr>
+              <w:spacing w:after="0" w:before="0" w:line="250"/>
+            </w:pPr>
+            <w:r>
+              <w:rPr>
+                <w:rFonts w:ascii="Calibri" w:cs="Calibri" w:eastAsia="Calibri" w:hAnsi="Calibri"/>
+                <w:color w:val="111111"/>
+                <w:sz w:val="17"/>
+                <w:szCs w:val="17"/>
+              </w:rPr>
+              <w:t xml:space="preserve"> </w:t>
+            </w:r>
+          </w:p>
+        </w:tc>
+      </w:tr>
+      <w:tr>
+        <w:tc>
+          <w:tcPr>
+            <w:tcW w:type="dxa" w:w="520"/>
+            <w:tcMar>
+              <w:top w:type="dxa" w:w="70"/>
+              <w:left w:type="dxa" w:w="110"/>
+              <w:bottom w:type="dxa" w:w="70"/>
+              <w:right w:type="dxa" w:w="110"/>
+            </w:tcMar>
+          </w:tcPr>
+          <w:p>
+            <w:pPr>
+              <w:spacing w:after="0" w:before="0" w:line="250"/>
+            </w:pPr>
+            <w:r>
+              <w:rPr>
+                <w:rFonts w:ascii="Calibri" w:cs="Calibri" w:eastAsia="Calibri" w:hAnsi="Calibri"/>
+                <w:b/>
+                <w:bCs/>
+                <w:color w:val="111111"/>
+                <w:sz w:val="16"/>
+                <w:szCs w:val="16"/>
+              </w:rPr>
+              <w:t xml:space="preserve">Q3</w:t>
+            </w:r>
+          </w:p>
+        </w:tc>
+        <w:tc>
+          <w:tcPr>
+            <w:tcW w:type="dxa" w:w="2280"/>
+            <w:tcMar>
+              <w:top w:type="dxa" w:w="70"/>
+              <w:left w:type="dxa" w:w="110"/>
+              <w:bottom w:type="dxa" w:w="70"/>
+              <w:right w:type="dxa" w:w="110"/>
+            </w:tcMar>
+          </w:tcPr>
+          <w:p>
+            <w:pPr>
+              <w:spacing w:after="0" w:before="0" w:line="250"/>
+            </w:pPr>
+            <w:r>
+              <w:rPr>
+                <w:rFonts w:ascii="Calibri" w:cs="Calibri" w:eastAsia="Calibri" w:hAnsi="Calibri"/>
+                <w:color w:val="111111"/>
+                <w:sz w:val="16"/>
+                <w:szCs w:val="16"/>
+              </w:rPr>
+              <w:t xml:space="preserve">Switch to the Month view.</w:t>
+            </w:r>
+          </w:p>
+        </w:tc>
+        <w:tc>
+          <w:tcPr>
+            <w:tcW w:type="dxa" w:w="1960"/>
+            <w:tcMar>
+              <w:top w:type="dxa" w:w="70"/>
+              <w:left w:type="dxa" w:w="110"/>
+              <w:bottom w:type="dxa" w:w="70"/>
+              <w:right w:type="dxa" w:w="110"/>
+            </w:tcMar>
+          </w:tcPr>
+          <w:p>
+            <w:pPr>
+              <w:spacing w:after="0" w:before="0" w:line="250"/>
+            </w:pPr>
+            <w:r>
+              <w:rPr>
+                <w:rFonts w:ascii="Calibri" w:cs="Calibri" w:eastAsia="Calibri" w:hAnsi="Calibri"/>
+                <w:color w:val="111111"/>
+                <w:sz w:val="16"/>
+                <w:szCs w:val="16"/>
+              </w:rPr>
+              <w:t xml:space="preserve">A month at a glance with appointments per day, and takings per day for the owner.</w:t>
+            </w:r>
+          </w:p>
+        </w:tc>
+        <w:tc>
+          <w:tcPr>
+            <w:tcW w:type="dxa" w:w="3116"/>
+            <w:tcMar>
+              <w:top w:type="dxa" w:w="70"/>
+              <w:left w:type="dxa" w:w="110"/>
+              <w:bottom w:type="dxa" w:w="70"/>
+              <w:right w:type="dxa" w:w="110"/>
+            </w:tcMar>
+          </w:tcPr>
+          <w:p>
+            <w:pPr>
+              <w:spacing w:after="0" w:before="0" w:line="250"/>
+            </w:pPr>
+            <w:r>
+              <w:rPr>
+                <w:rFonts w:ascii="Calibri" w:cs="Calibri" w:eastAsia="Calibri" w:hAnsi="Calibri"/>
+                <w:color w:val="111111"/>
+                <w:sz w:val="16"/>
+                <w:szCs w:val="16"/>
+              </w:rPr>
+              <w:t xml:space="preserve">22 trading days shown with counts, no-shows and cancellations.</w:t>
+            </w:r>
+          </w:p>
+        </w:tc>
+        <w:tc>
+          <w:tcPr>
+            <w:tcW w:type="dxa" w:w="560"/>
+            <w:tcMar>
+              <w:top w:type="dxa" w:w="70"/>
+              <w:left w:type="dxa" w:w="110"/>
+              <w:bottom w:type="dxa" w:w="70"/>
+              <w:right w:type="dxa" w:w="110"/>
+            </w:tcMar>
+          </w:tcPr>
+          <w:p>
+            <w:pPr>
+              <w:spacing w:after="0" w:before="0" w:line="250"/>
+              <w:jc w:val="center"/>
+            </w:pPr>
+            <w:r>
+              <w:rPr>
+                <w:rFonts w:ascii="Calibri" w:cs="Calibri" w:eastAsia="Calibri" w:hAnsi="Calibri"/>
+                <w:b/>
+                <w:bCs/>
+                <w:color w:val="1E6B3A"/>
+                <w:sz w:val="15"/>
+                <w:szCs w:val="15"/>
+              </w:rPr>
+              <w:t xml:space="preserve">Pass</w:t>
+            </w:r>
+          </w:p>
+        </w:tc>
+        <w:tc>
+          <w:tcPr>
+            <w:tcW w:type="dxa" w:w="590"/>
+            <w:tcMar>
+              <w:top w:type="dxa" w:w="70"/>
+              <w:left w:type="dxa" w:w="110"/>
+              <w:bottom w:type="dxa" w:w="70"/>
+              <w:right w:type="dxa" w:w="110"/>
+            </w:tcMar>
+          </w:tcPr>
+          <w:p>
+            <w:pPr>
+              <w:spacing w:after="0" w:before="0" w:line="250"/>
+            </w:pPr>
+            <w:r>
+              <w:rPr>
+                <w:rFonts w:ascii="Calibri" w:cs="Calibri" w:eastAsia="Calibri" w:hAnsi="Calibri"/>
+                <w:color w:val="111111"/>
+                <w:sz w:val="17"/>
+                <w:szCs w:val="17"/>
+              </w:rPr>
+              <w:t xml:space="preserve"> </w:t>
+            </w:r>
+          </w:p>
+        </w:tc>
+      </w:tr>
+      <w:tr>
+        <w:tc>
+          <w:tcPr>
+            <w:tcW w:type="dxa" w:w="520"/>
+            <w:tcMar>
+              <w:top w:type="dxa" w:w="70"/>
+              <w:left w:type="dxa" w:w="110"/>
+              <w:bottom w:type="dxa" w:w="70"/>
+              <w:right w:type="dxa" w:w="110"/>
+            </w:tcMar>
+          </w:tcPr>
+          <w:p>
+            <w:pPr>
+              <w:spacing w:after="0" w:before="0" w:line="250"/>
+            </w:pPr>
+            <w:r>
+              <w:rPr>
+                <w:rFonts w:ascii="Calibri" w:cs="Calibri" w:eastAsia="Calibri" w:hAnsi="Calibri"/>
+                <w:b/>
+                <w:bCs/>
+                <w:color w:val="111111"/>
+                <w:sz w:val="16"/>
+                <w:szCs w:val="16"/>
+              </w:rPr>
+              <w:t xml:space="preserve">Q4</w:t>
+            </w:r>
+          </w:p>
+        </w:tc>
+        <w:tc>
+          <w:tcPr>
+            <w:tcW w:type="dxa" w:w="2280"/>
+            <w:tcMar>
+              <w:top w:type="dxa" w:w="70"/>
+              <w:left w:type="dxa" w:w="110"/>
+              <w:bottom w:type="dxa" w:w="70"/>
+              <w:right w:type="dxa" w:w="110"/>
+            </w:tcMar>
+          </w:tcPr>
+          <w:p>
+            <w:pPr>
+              <w:spacing w:after="0" w:before="0" w:line="250"/>
+            </w:pPr>
+            <w:r>
+              <w:rPr>
+                <w:rFonts w:ascii="Calibri" w:cs="Calibri" w:eastAsia="Calibri" w:hAnsi="Calibri"/>
+                <w:color w:val="111111"/>
+                <w:sz w:val="16"/>
+                <w:szCs w:val="16"/>
+              </w:rPr>
+              <w:t xml:space="preserve">As reception, open the Month view.</w:t>
+            </w:r>
+          </w:p>
+        </w:tc>
+        <w:tc>
+          <w:tcPr>
+            <w:tcW w:type="dxa" w:w="1960"/>
+            <w:tcMar>
+              <w:top w:type="dxa" w:w="70"/>
+              <w:left w:type="dxa" w:w="110"/>
+              <w:bottom w:type="dxa" w:w="70"/>
+              <w:right w:type="dxa" w:w="110"/>
+            </w:tcMar>
+          </w:tcPr>
+          <w:p>
+            <w:pPr>
+              <w:spacing w:after="0" w:before="0" w:line="250"/>
+            </w:pPr>
+            <w:r>
+              <w:rPr>
+                <w:rFonts w:ascii="Calibri" w:cs="Calibri" w:eastAsia="Calibri" w:hAnsi="Calibri"/>
+                <w:color w:val="111111"/>
+                <w:sz w:val="16"/>
+                <w:szCs w:val="16"/>
+              </w:rPr>
+              <w:t xml:space="preserve">Counts but no money — turnover is the owner’s.</w:t>
+            </w:r>
+          </w:p>
+        </w:tc>
+        <w:tc>
+          <w:tcPr>
+            <w:tcW w:type="dxa" w:w="3116"/>
+            <w:tcMar>
+              <w:top w:type="dxa" w:w="70"/>
+              <w:left w:type="dxa" w:w="110"/>
+              <w:bottom w:type="dxa" w:w="70"/>
+              <w:right w:type="dxa" w:w="110"/>
+            </w:tcMar>
+          </w:tcPr>
+          <w:p>
+            <w:pPr>
+              <w:spacing w:after="0" w:before="0" w:line="250"/>
+            </w:pPr>
+            <w:r>
+              <w:rPr>
+                <w:rFonts w:ascii="Calibri" w:cs="Calibri" w:eastAsia="Calibri" w:hAnsi="Calibri"/>
+                <w:color w:val="111111"/>
+                <w:sz w:val="16"/>
+                <w:szCs w:val="16"/>
+              </w:rPr>
+              <w:t xml:space="preserve">Revenue omitted entirely for reception, enforced by the server.</w:t>
+            </w:r>
+          </w:p>
+        </w:tc>
+        <w:tc>
+          <w:tcPr>
+            <w:tcW w:type="dxa" w:w="560"/>
+            <w:tcMar>
+              <w:top w:type="dxa" w:w="70"/>
+              <w:left w:type="dxa" w:w="110"/>
+              <w:bottom w:type="dxa" w:w="70"/>
+              <w:right w:type="dxa" w:w="110"/>
+            </w:tcMar>
+          </w:tcPr>
+          <w:p>
+            <w:pPr>
+              <w:spacing w:after="0" w:before="0" w:line="250"/>
+              <w:jc w:val="center"/>
+            </w:pPr>
+            <w:r>
+              <w:rPr>
+                <w:rFonts w:ascii="Calibri" w:cs="Calibri" w:eastAsia="Calibri" w:hAnsi="Calibri"/>
+                <w:b/>
+                <w:bCs/>
+                <w:color w:val="1E6B3A"/>
+                <w:sz w:val="15"/>
+                <w:szCs w:val="15"/>
+              </w:rPr>
+              <w:t xml:space="preserve">Pass</w:t>
+            </w:r>
+          </w:p>
+        </w:tc>
+        <w:tc>
+          <w:tcPr>
+            <w:tcW w:type="dxa" w:w="590"/>
+            <w:tcMar>
+              <w:top w:type="dxa" w:w="70"/>
+              <w:left w:type="dxa" w:w="110"/>
+              <w:bottom w:type="dxa" w:w="70"/>
+              <w:right w:type="dxa" w:w="110"/>
+            </w:tcMar>
+          </w:tcPr>
+          <w:p>
+            <w:pPr>
+              <w:spacing w:after="0" w:before="0" w:line="250"/>
+            </w:pPr>
+            <w:r>
+              <w:rPr>
+                <w:rFonts w:ascii="Calibri" w:cs="Calibri" w:eastAsia="Calibri" w:hAnsi="Calibri"/>
+                <w:color w:val="111111"/>
+                <w:sz w:val="17"/>
+                <w:szCs w:val="17"/>
+              </w:rPr>
+              <w:t xml:space="preserve"> </w:t>
+            </w:r>
+          </w:p>
+        </w:tc>
+      </w:tr>
+      <w:tr>
+        <w:tc>
+          <w:tcPr>
+            <w:tcW w:type="dxa" w:w="520"/>
+            <w:tcMar>
+              <w:top w:type="dxa" w:w="70"/>
+              <w:left w:type="dxa" w:w="110"/>
+              <w:bottom w:type="dxa" w:w="70"/>
+              <w:right w:type="dxa" w:w="110"/>
+            </w:tcMar>
+          </w:tcPr>
+          <w:p>
+            <w:pPr>
+              <w:spacing w:after="0" w:before="0" w:line="250"/>
+            </w:pPr>
+            <w:r>
+              <w:rPr>
+                <w:rFonts w:ascii="Calibri" w:cs="Calibri" w:eastAsia="Calibri" w:hAnsi="Calibri"/>
+                <w:b/>
+                <w:bCs/>
+                <w:color w:val="111111"/>
+                <w:sz w:val="16"/>
+                <w:szCs w:val="16"/>
+              </w:rPr>
+              <w:t xml:space="preserve">Q5</w:t>
+            </w:r>
+          </w:p>
+        </w:tc>
+        <w:tc>
+          <w:tcPr>
+            <w:tcW w:type="dxa" w:w="2280"/>
+            <w:tcMar>
+              <w:top w:type="dxa" w:w="70"/>
+              <w:left w:type="dxa" w:w="110"/>
+              <w:bottom w:type="dxa" w:w="70"/>
+              <w:right w:type="dxa" w:w="110"/>
+            </w:tcMar>
+          </w:tcPr>
+          <w:p>
+            <w:pPr>
+              <w:spacing w:after="0" w:before="0" w:line="250"/>
+            </w:pPr>
+            <w:r>
+              <w:rPr>
+                <w:rFonts w:ascii="Calibri" w:cs="Calibri" w:eastAsia="Calibri" w:hAnsi="Calibri"/>
+                <w:color w:val="111111"/>
+                <w:sz w:val="16"/>
+                <w:szCs w:val="16"/>
+              </w:rPr>
+              <w:t xml:space="preserve">As reception, try to view another branch’s month.</w:t>
+            </w:r>
+          </w:p>
+        </w:tc>
+        <w:tc>
+          <w:tcPr>
+            <w:tcW w:type="dxa" w:w="1960"/>
+            <w:tcMar>
+              <w:top w:type="dxa" w:w="70"/>
+              <w:left w:type="dxa" w:w="110"/>
+              <w:bottom w:type="dxa" w:w="70"/>
+              <w:right w:type="dxa" w:w="110"/>
+            </w:tcMar>
+          </w:tcPr>
+          <w:p>
+            <w:pPr>
+              <w:spacing w:after="0" w:before="0" w:line="250"/>
+            </w:pPr>
+            <w:r>
+              <w:rPr>
+                <w:rFonts w:ascii="Calibri" w:cs="Calibri" w:eastAsia="Calibri" w:hAnsi="Calibri"/>
+                <w:color w:val="111111"/>
+                <w:sz w:val="16"/>
+                <w:szCs w:val="16"/>
+              </w:rPr>
+              <w:t xml:space="preserve">Your own branch is shown whatever you ask for.</w:t>
+            </w:r>
+          </w:p>
+        </w:tc>
+        <w:tc>
+          <w:tcPr>
+            <w:tcW w:type="dxa" w:w="3116"/>
+            <w:tcMar>
+              <w:top w:type="dxa" w:w="70"/>
+              <w:left w:type="dxa" w:w="110"/>
+              <w:bottom w:type="dxa" w:w="70"/>
+              <w:right w:type="dxa" w:w="110"/>
+            </w:tcMar>
+          </w:tcPr>
+          <w:p>
+            <w:pPr>
+              <w:spacing w:after="0" w:before="0" w:line="250"/>
+            </w:pPr>
+            <w:r>
+              <w:rPr>
+                <w:rFonts w:ascii="Calibri" w:cs="Calibri" w:eastAsia="Calibri" w:hAnsi="Calibri"/>
+                <w:color w:val="111111"/>
+                <w:sz w:val="16"/>
+                <w:szCs w:val="16"/>
+              </w:rPr>
+              <w:t xml:space="preserve">Asked for City Centre, received Marina Walk.</w:t>
+            </w:r>
+          </w:p>
+        </w:tc>
+        <w:tc>
+          <w:tcPr>
+            <w:tcW w:type="dxa" w:w="560"/>
+            <w:tcMar>
+              <w:top w:type="dxa" w:w="70"/>
+              <w:left w:type="dxa" w:w="110"/>
+              <w:bottom w:type="dxa" w:w="70"/>
+              <w:right w:type="dxa" w:w="110"/>
+            </w:tcMar>
+          </w:tcPr>
+          <w:p>
+            <w:pPr>
+              <w:spacing w:after="0" w:before="0" w:line="250"/>
+              <w:jc w:val="center"/>
+            </w:pPr>
+            <w:r>
+              <w:rPr>
+                <w:rFonts w:ascii="Calibri" w:cs="Calibri" w:eastAsia="Calibri" w:hAnsi="Calibri"/>
+                <w:b/>
+                <w:bCs/>
+                <w:color w:val="1E6B3A"/>
+                <w:sz w:val="15"/>
+                <w:szCs w:val="15"/>
+              </w:rPr>
+              <w:t xml:space="preserve">Pass</w:t>
+            </w:r>
+          </w:p>
+        </w:tc>
+        <w:tc>
+          <w:tcPr>
+            <w:tcW w:type="dxa" w:w="590"/>
+            <w:tcMar>
+              <w:top w:type="dxa" w:w="70"/>
+              <w:left w:type="dxa" w:w="110"/>
+              <w:bottom w:type="dxa" w:w="70"/>
+              <w:right w:type="dxa" w:w="110"/>
+            </w:tcMar>
+          </w:tcPr>
+          <w:p>
+            <w:pPr>
+              <w:spacing w:after="0" w:before="0" w:line="250"/>
+            </w:pPr>
+            <w:r>
+              <w:rPr>
+                <w:rFonts w:ascii="Calibri" w:cs="Calibri" w:eastAsia="Calibri" w:hAnsi="Calibri"/>
+                <w:color w:val="111111"/>
+                <w:sz w:val="17"/>
+                <w:szCs w:val="17"/>
+              </w:rPr>
+              <w:t xml:space="preserve"> </w:t>
+            </w:r>
+          </w:p>
+        </w:tc>
+      </w:tr>
+      <w:tr>
+        <w:tc>
+          <w:tcPr>
+            <w:tcW w:type="dxa" w:w="520"/>
+            <w:tcMar>
+              <w:top w:type="dxa" w:w="70"/>
+              <w:left w:type="dxa" w:w="110"/>
+              <w:bottom w:type="dxa" w:w="70"/>
+              <w:right w:type="dxa" w:w="110"/>
+            </w:tcMar>
+          </w:tcPr>
+          <w:p>
+            <w:pPr>
+              <w:spacing w:after="0" w:before="0" w:line="250"/>
+            </w:pPr>
+            <w:r>
+              <w:rPr>
+                <w:rFonts w:ascii="Calibri" w:cs="Calibri" w:eastAsia="Calibri" w:hAnsi="Calibri"/>
+                <w:b/>
+                <w:bCs/>
+                <w:color w:val="111111"/>
+                <w:sz w:val="16"/>
+                <w:szCs w:val="16"/>
+              </w:rPr>
+              <w:t xml:space="preserve">Q6</w:t>
+            </w:r>
+          </w:p>
+        </w:tc>
+        <w:tc>
+          <w:tcPr>
+            <w:tcW w:type="dxa" w:w="2280"/>
+            <w:tcMar>
+              <w:top w:type="dxa" w:w="70"/>
+              <w:left w:type="dxa" w:w="110"/>
+              <w:bottom w:type="dxa" w:w="70"/>
+              <w:right w:type="dxa" w:w="110"/>
+            </w:tcMar>
+          </w:tcPr>
+          <w:p>
+            <w:pPr>
+              <w:spacing w:after="0" w:before="0" w:line="250"/>
+            </w:pPr>
+            <w:r>
+              <w:rPr>
+                <w:rFonts w:ascii="Calibri" w:cs="Calibri" w:eastAsia="Calibri" w:hAnsi="Calibri"/>
+                <w:color w:val="111111"/>
+                <w:sz w:val="16"/>
+                <w:szCs w:val="16"/>
+              </w:rPr>
+              <w:t xml:space="preserve">Click a day in the month grid.</w:t>
+            </w:r>
+          </w:p>
+        </w:tc>
+        <w:tc>
+          <w:tcPr>
+            <w:tcW w:type="dxa" w:w="1960"/>
+            <w:tcMar>
+              <w:top w:type="dxa" w:w="70"/>
+              <w:left w:type="dxa" w:w="110"/>
+              <w:bottom w:type="dxa" w:w="70"/>
+              <w:right w:type="dxa" w:w="110"/>
+            </w:tcMar>
+          </w:tcPr>
+          <w:p>
+            <w:pPr>
+              <w:spacing w:after="0" w:before="0" w:line="250"/>
+            </w:pPr>
+            <w:r>
+              <w:rPr>
+                <w:rFonts w:ascii="Calibri" w:cs="Calibri" w:eastAsia="Calibri" w:hAnsi="Calibri"/>
+                <w:color w:val="111111"/>
+                <w:sz w:val="16"/>
+                <w:szCs w:val="16"/>
+              </w:rPr>
+              <w:t xml:space="preserve">Opens that day’s diary.</w:t>
+            </w:r>
+          </w:p>
+        </w:tc>
+        <w:tc>
+          <w:tcPr>
+            <w:tcW w:type="dxa" w:w="3116"/>
+            <w:tcMar>
+              <w:top w:type="dxa" w:w="70"/>
+              <w:left w:type="dxa" w:w="110"/>
+              <w:bottom w:type="dxa" w:w="70"/>
+              <w:right w:type="dxa" w:w="110"/>
+            </w:tcMar>
+          </w:tcPr>
+          <w:p>
+            <w:pPr>
+              <w:spacing w:after="0" w:before="0" w:line="250"/>
+            </w:pPr>
+            <w:r>
+              <w:rPr>
+                <w:rFonts w:ascii="Calibri" w:cs="Calibri" w:eastAsia="Calibri" w:hAnsi="Calibri"/>
+                <w:color w:val="111111"/>
+                <w:sz w:val="16"/>
+                <w:szCs w:val="16"/>
+              </w:rPr>
+              <w:t xml:space="preserve">Works, and Today returns you to the current day.</w:t>
+            </w:r>
+          </w:p>
+        </w:tc>
+        <w:tc>
+          <w:tcPr>
+            <w:tcW w:type="dxa" w:w="560"/>
+            <w:tcMar>
+              <w:top w:type="dxa" w:w="70"/>
+              <w:left w:type="dxa" w:w="110"/>
+              <w:bottom w:type="dxa" w:w="70"/>
+              <w:right w:type="dxa" w:w="110"/>
+            </w:tcMar>
+          </w:tcPr>
+          <w:p>
+            <w:pPr>
+              <w:spacing w:after="0" w:before="0" w:line="250"/>
+              <w:jc w:val="center"/>
+            </w:pPr>
+            <w:r>
+              <w:rPr>
+                <w:rFonts w:ascii="Calibri" w:cs="Calibri" w:eastAsia="Calibri" w:hAnsi="Calibri"/>
+                <w:b/>
+                <w:bCs/>
+                <w:color w:val="1E6B3A"/>
+                <w:sz w:val="15"/>
+                <w:szCs w:val="15"/>
+              </w:rPr>
+              <w:t xml:space="preserve">Pass</w:t>
+            </w:r>
+          </w:p>
+        </w:tc>
+        <w:tc>
+          <w:tcPr>
+            <w:tcW w:type="dxa" w:w="590"/>
+            <w:tcMar>
+              <w:top w:type="dxa" w:w="70"/>
+              <w:left w:type="dxa" w:w="110"/>
+              <w:bottom w:type="dxa" w:w="70"/>
+              <w:right w:type="dxa" w:w="110"/>
+            </w:tcMar>
+          </w:tcPr>
+          <w:p>
+            <w:pPr>
+              <w:spacing w:after="0" w:before="0" w:line="250"/>
+            </w:pPr>
+            <w:r>
+              <w:rPr>
+                <w:rFonts w:ascii="Calibri" w:cs="Calibri" w:eastAsia="Calibri" w:hAnsi="Calibri"/>
+                <w:color w:val="111111"/>
+                <w:sz w:val="17"/>
+                <w:szCs w:val="17"/>
+              </w:rPr>
+              <w:t xml:space="preserve"> </w:t>
+            </w:r>
+          </w:p>
+        </w:tc>
+      </w:tr>
+    </w:tbl>
+    <w:p>
+      <w:pPr>
+        <w:spacing w:after="160"/>
+      </w:pPr>
+    </w:p>
+    <w:p>
+      <w:pPr>
+        <w:pStyle w:val="Heading2"/>
+        <w:spacing w:after="120" w:before="280"/>
+      </w:pPr>
+      <w:r>
+        <w:rPr>
+          <w:rFonts w:ascii="Calibri" w:cs="Calibri" w:eastAsia="Calibri" w:hAnsi="Calibri"/>
+          <w:b/>
+          <w:bCs/>
+          <w:color w:val="8A6D1F"/>
+          <w:sz w:val="24"/>
+          <w:szCs w:val="24"/>
+        </w:rPr>
+        <w:t xml:space="preserve">R · Walk-in clients</w:t>
+      </w:r>
+    </w:p>
+    <w:tbl>
+      <w:tblPr>
+        <w:tblW w:type="dxa" w:w="9026"/>
+        <w:tblBorders>
+          <w:top w:val="single" w:color="D8D4C8" w:sz="2"/>
+          <w:left w:val="none"/>
+          <w:bottom w:val="single" w:color="D8D4C8" w:sz="2"/>
+          <w:right w:val="none"/>
+          <w:insideH w:val="single" w:color="D8D4C8" w:sz="2"/>
+          <w:insideV w:val="none"/>
+        </w:tblBorders>
+      </w:tblPr>
+      <w:tblGrid>
+        <w:gridCol w:w="520"/>
+        <w:gridCol w:w="2280"/>
+        <w:gridCol w:w="1960"/>
+        <w:gridCol w:w="3116"/>
+        <w:gridCol w:w="560"/>
+        <w:gridCol w:w="590"/>
+      </w:tblGrid>
+      <w:tr>
+        <w:trPr>
+          <w:tblHeader/>
+        </w:trPr>
+        <w:tc>
+          <w:tcPr>
+            <w:tcW w:type="dxa" w:w="520"/>
+            <w:shd w:fill="111111" w:color="auto" w:val="clear"/>
+            <w:tcMar>
+              <w:top w:type="dxa" w:w="70"/>
+              <w:left w:type="dxa" w:w="110"/>
+              <w:bottom w:type="dxa" w:w="70"/>
+              <w:right w:type="dxa" w:w="110"/>
+            </w:tcMar>
+          </w:tcPr>
+          <w:p>
+            <w:pPr>
+              <w:spacing w:after="0" w:before="0" w:line="250"/>
+            </w:pPr>
+            <w:r>
+              <w:rPr>
+                <w:rFonts w:ascii="Calibri" w:cs="Calibri" w:eastAsia="Calibri" w:hAnsi="Calibri"/>
+                <w:b/>
+                <w:bCs/>
+                <w:color w:val="FFFFFF"/>
+                <w:sz w:val="16"/>
+                <w:szCs w:val="16"/>
+              </w:rPr>
+              <w:t xml:space="preserve">#</w:t>
+            </w:r>
+          </w:p>
+        </w:tc>
+        <w:tc>
+          <w:tcPr>
+            <w:tcW w:type="dxa" w:w="2280"/>
+            <w:shd w:fill="111111" w:color="auto" w:val="clear"/>
+            <w:tcMar>
+              <w:top w:type="dxa" w:w="70"/>
+              <w:left w:type="dxa" w:w="110"/>
+              <w:bottom w:type="dxa" w:w="70"/>
+              <w:right w:type="dxa" w:w="110"/>
+            </w:tcMar>
+          </w:tcPr>
+          <w:p>
+            <w:pPr>
+              <w:spacing w:after="0" w:before="0" w:line="250"/>
+            </w:pPr>
+            <w:r>
+              <w:rPr>
+                <w:rFonts w:ascii="Calibri" w:cs="Calibri" w:eastAsia="Calibri" w:hAnsi="Calibri"/>
+                <w:b/>
+                <w:bCs/>
+                <w:color w:val="FFFFFF"/>
+                <w:sz w:val="16"/>
+                <w:szCs w:val="16"/>
+              </w:rPr>
+              <w:t xml:space="preserve">What to do</w:t>
+            </w:r>
+          </w:p>
+        </w:tc>
+        <w:tc>
+          <w:tcPr>
+            <w:tcW w:type="dxa" w:w="1960"/>
+            <w:shd w:fill="111111" w:color="auto" w:val="clear"/>
+            <w:tcMar>
+              <w:top w:type="dxa" w:w="70"/>
+              <w:left w:type="dxa" w:w="110"/>
+              <w:bottom w:type="dxa" w:w="70"/>
+              <w:right w:type="dxa" w:w="110"/>
+            </w:tcMar>
+          </w:tcPr>
+          <w:p>
+            <w:pPr>
+              <w:spacing w:after="0" w:before="0" w:line="250"/>
+            </w:pPr>
+            <w:r>
+              <w:rPr>
+                <w:rFonts w:ascii="Calibri" w:cs="Calibri" w:eastAsia="Calibri" w:hAnsi="Calibri"/>
+                <w:b/>
+                <w:bCs/>
+                <w:color w:val="FFFFFF"/>
+                <w:sz w:val="16"/>
+                <w:szCs w:val="16"/>
+              </w:rPr>
+              <w:t xml:space="preserve">What should happen</w:t>
+            </w:r>
+          </w:p>
+        </w:tc>
+        <w:tc>
+          <w:tcPr>
+            <w:tcW w:type="dxa" w:w="3116"/>
+            <w:shd w:fill="111111" w:color="auto" w:val="clear"/>
+            <w:tcMar>
+              <w:top w:type="dxa" w:w="70"/>
+              <w:left w:type="dxa" w:w="110"/>
+              <w:bottom w:type="dxa" w:w="70"/>
+              <w:right w:type="dxa" w:w="110"/>
+            </w:tcMar>
+          </w:tcPr>
+          <w:p>
+            <w:pPr>
+              <w:spacing w:after="0" w:before="0" w:line="250"/>
+            </w:pPr>
+            <w:r>
+              <w:rPr>
+                <w:rFonts w:ascii="Calibri" w:cs="Calibri" w:eastAsia="Calibri" w:hAnsi="Calibri"/>
+                <w:b/>
+                <w:bCs/>
+                <w:color w:val="FFFFFF"/>
+                <w:sz w:val="16"/>
+                <w:szCs w:val="16"/>
+              </w:rPr>
+              <w:t xml:space="preserve">What happened on 18–19 </w:t>
+            </w:r>
+          </w:p>
+        </w:tc>
+        <w:tc>
+          <w:tcPr>
+            <w:tcW w:type="dxa" w:w="560"/>
+            <w:shd w:fill="111111" w:color="auto" w:val="clear"/>
+            <w:tcMar>
+              <w:top w:type="dxa" w:w="70"/>
+              <w:left w:type="dxa" w:w="110"/>
+              <w:bottom w:type="dxa" w:w="70"/>
+              <w:right w:type="dxa" w:w="110"/>
+            </w:tcMar>
+          </w:tcPr>
+          <w:p>
+            <w:pPr>
+              <w:spacing w:after="0" w:before="0" w:line="250"/>
+            </w:pPr>
+            <w:r>
+              <w:rPr>
+                <w:rFonts w:ascii="Calibri" w:cs="Calibri" w:eastAsia="Calibri" w:hAnsi="Calibri"/>
+                <w:b/>
+                <w:bCs/>
+                <w:color w:val="FFFFFF"/>
+                <w:sz w:val="16"/>
+                <w:szCs w:val="16"/>
+              </w:rPr>
+              <w:t xml:space="preserve">Run</w:t>
+            </w:r>
+          </w:p>
+        </w:tc>
+        <w:tc>
+          <w:tcPr>
+            <w:tcW w:type="dxa" w:w="590"/>
+            <w:shd w:fill="111111" w:color="auto" w:val="clear"/>
+            <w:tcMar>
+              <w:top w:type="dxa" w:w="70"/>
+              <w:left w:type="dxa" w:w="110"/>
+              <w:bottom w:type="dxa" w:w="70"/>
+              <w:right w:type="dxa" w:w="110"/>
+            </w:tcMar>
+          </w:tcPr>
+          <w:p>
+            <w:pPr>
+              <w:spacing w:after="0" w:before="0" w:line="250"/>
+            </w:pPr>
+            <w:r>
+              <w:rPr>
+                <w:rFonts w:ascii="Calibri" w:cs="Calibri" w:eastAsia="Calibri" w:hAnsi="Calibri"/>
+                <w:b/>
+                <w:bCs/>
+                <w:color w:val="FFFFFF"/>
+                <w:sz w:val="16"/>
+                <w:szCs w:val="16"/>
+              </w:rPr>
+              <w:t xml:space="preserve">Tick</w:t>
+            </w:r>
+          </w:p>
+        </w:tc>
+      </w:tr>
+      <w:tr>
+        <w:tc>
+          <w:tcPr>
+            <w:tcW w:type="dxa" w:w="520"/>
+            <w:tcMar>
+              <w:top w:type="dxa" w:w="70"/>
+              <w:left w:type="dxa" w:w="110"/>
+              <w:bottom w:type="dxa" w:w="70"/>
+              <w:right w:type="dxa" w:w="110"/>
+            </w:tcMar>
+          </w:tcPr>
+          <w:p>
+            <w:pPr>
+              <w:spacing w:after="0" w:before="0" w:line="250"/>
+            </w:pPr>
+            <w:r>
+              <w:rPr>
+                <w:rFonts w:ascii="Calibri" w:cs="Calibri" w:eastAsia="Calibri" w:hAnsi="Calibri"/>
+                <w:b/>
+                <w:bCs/>
+                <w:color w:val="111111"/>
+                <w:sz w:val="16"/>
+                <w:szCs w:val="16"/>
+              </w:rPr>
+              <w:t xml:space="preserve">R1</w:t>
+            </w:r>
+          </w:p>
+        </w:tc>
+        <w:tc>
+          <w:tcPr>
+            <w:tcW w:type="dxa" w:w="2280"/>
+            <w:tcMar>
+              <w:top w:type="dxa" w:w="70"/>
+              <w:left w:type="dxa" w:w="110"/>
+              <w:bottom w:type="dxa" w:w="70"/>
+              <w:right w:type="dxa" w:w="110"/>
+            </w:tcMar>
+          </w:tcPr>
+          <w:p>
+            <w:pPr>
+              <w:spacing w:after="0" w:before="0" w:line="250"/>
+            </w:pPr>
+            <w:r>
+              <w:rPr>
+                <w:rFonts w:ascii="Calibri" w:cs="Calibri" w:eastAsia="Calibri" w:hAnsi="Calibri"/>
+                <w:color w:val="111111"/>
+                <w:sz w:val="16"/>
+                <w:szCs w:val="16"/>
+              </w:rPr>
+              <w:t xml:space="preserve">Open Clients and click someone tagged as a walk-in.</w:t>
+            </w:r>
+          </w:p>
+        </w:tc>
+        <w:tc>
+          <w:tcPr>
+            <w:tcW w:type="dxa" w:w="1960"/>
+            <w:tcMar>
+              <w:top w:type="dxa" w:w="70"/>
+              <w:left w:type="dxa" w:w="110"/>
+              <w:bottom w:type="dxa" w:w="70"/>
+              <w:right w:type="dxa" w:w="110"/>
+            </w:tcMar>
+          </w:tcPr>
+          <w:p>
+            <w:pPr>
+              <w:spacing w:after="0" w:before="0" w:line="250"/>
+            </w:pPr>
+            <w:r>
+              <w:rPr>
+                <w:rFonts w:ascii="Calibri" w:cs="Calibri" w:eastAsia="Calibri" w:hAnsi="Calibri"/>
+                <w:color w:val="111111"/>
+                <w:sz w:val="16"/>
+                <w:szCs w:val="16"/>
+              </w:rPr>
+              <w:t xml:space="preserve">Their panel opens with their visit history.</w:t>
+            </w:r>
+          </w:p>
+        </w:tc>
+        <w:tc>
+          <w:tcPr>
+            <w:tcW w:type="dxa" w:w="3116"/>
+            <w:tcMar>
+              <w:top w:type="dxa" w:w="70"/>
+              <w:left w:type="dxa" w:w="110"/>
+              <w:bottom w:type="dxa" w:w="70"/>
+              <w:right w:type="dxa" w:w="110"/>
+            </w:tcMar>
+          </w:tcPr>
+          <w:p>
+            <w:pPr>
+              <w:spacing w:after="0" w:before="0" w:line="250"/>
+            </w:pPr>
+            <w:r>
+              <w:rPr>
+                <w:rFonts w:ascii="Calibri" w:cs="Calibri" w:eastAsia="Calibri" w:hAnsi="Calibri"/>
+                <w:color w:val="111111"/>
+                <w:sz w:val="16"/>
+                <w:szCs w:val="16"/>
+              </w:rPr>
+              <w:t xml:space="preserve">Opens with phone number and every past visit. Previously these rows could not be clicked at all.</w:t>
+            </w:r>
+          </w:p>
+        </w:tc>
+        <w:tc>
+          <w:tcPr>
+            <w:tcW w:type="dxa" w:w="560"/>
+            <w:tcMar>
+              <w:top w:type="dxa" w:w="70"/>
+              <w:left w:type="dxa" w:w="110"/>
+              <w:bottom w:type="dxa" w:w="70"/>
+              <w:right w:type="dxa" w:w="110"/>
+            </w:tcMar>
+          </w:tcPr>
+          <w:p>
+            <w:pPr>
+              <w:spacing w:after="0" w:before="0" w:line="250"/>
+              <w:jc w:val="center"/>
+            </w:pPr>
+            <w:r>
+              <w:rPr>
+                <w:rFonts w:ascii="Calibri" w:cs="Calibri" w:eastAsia="Calibri" w:hAnsi="Calibri"/>
+                <w:b/>
+                <w:bCs/>
+                <w:color w:val="1E6B3A"/>
+                <w:sz w:val="15"/>
+                <w:szCs w:val="15"/>
+              </w:rPr>
+              <w:t xml:space="preserve">Pass</w:t>
+            </w:r>
+          </w:p>
+        </w:tc>
+        <w:tc>
+          <w:tcPr>
+            <w:tcW w:type="dxa" w:w="590"/>
+            <w:tcMar>
+              <w:top w:type="dxa" w:w="70"/>
+              <w:left w:type="dxa" w:w="110"/>
+              <w:bottom w:type="dxa" w:w="70"/>
+              <w:right w:type="dxa" w:w="110"/>
+            </w:tcMar>
+          </w:tcPr>
+          <w:p>
+            <w:pPr>
+              <w:spacing w:after="0" w:before="0" w:line="250"/>
+            </w:pPr>
+            <w:r>
+              <w:rPr>
+                <w:rFonts w:ascii="Calibri" w:cs="Calibri" w:eastAsia="Calibri" w:hAnsi="Calibri"/>
+                <w:color w:val="111111"/>
+                <w:sz w:val="17"/>
+                <w:szCs w:val="17"/>
+              </w:rPr>
+              <w:t xml:space="preserve"> </w:t>
+            </w:r>
+          </w:p>
+        </w:tc>
+      </w:tr>
+      <w:tr>
+        <w:tc>
+          <w:tcPr>
+            <w:tcW w:type="dxa" w:w="520"/>
+            <w:tcMar>
+              <w:top w:type="dxa" w:w="70"/>
+              <w:left w:type="dxa" w:w="110"/>
+              <w:bottom w:type="dxa" w:w="70"/>
+              <w:right w:type="dxa" w:w="110"/>
+            </w:tcMar>
+          </w:tcPr>
+          <w:p>
+            <w:pPr>
+              <w:spacing w:after="0" w:before="0" w:line="250"/>
+            </w:pPr>
+            <w:r>
+              <w:rPr>
+                <w:rFonts w:ascii="Calibri" w:cs="Calibri" w:eastAsia="Calibri" w:hAnsi="Calibri"/>
+                <w:b/>
+                <w:bCs/>
+                <w:color w:val="111111"/>
+                <w:sz w:val="16"/>
+                <w:szCs w:val="16"/>
+              </w:rPr>
+              <w:t xml:space="preserve">R2</w:t>
+            </w:r>
+          </w:p>
+        </w:tc>
+        <w:tc>
+          <w:tcPr>
+            <w:tcW w:type="dxa" w:w="2280"/>
+            <w:tcMar>
+              <w:top w:type="dxa" w:w="70"/>
+              <w:left w:type="dxa" w:w="110"/>
+              <w:bottom w:type="dxa" w:w="70"/>
+              <w:right w:type="dxa" w:w="110"/>
+            </w:tcMar>
+          </w:tcPr>
+          <w:p>
+            <w:pPr>
+              <w:spacing w:after="0" w:before="0" w:line="250"/>
+            </w:pPr>
+            <w:r>
+              <w:rPr>
+                <w:rFonts w:ascii="Calibri" w:cs="Calibri" w:eastAsia="Calibri" w:hAnsi="Calibri"/>
+                <w:color w:val="111111"/>
+                <w:sz w:val="16"/>
+                <w:szCs w:val="16"/>
+              </w:rPr>
+              <w:t xml:space="preserve">On a walk-in, press Create a client record.</w:t>
+            </w:r>
+          </w:p>
+        </w:tc>
+        <w:tc>
+          <w:tcPr>
+            <w:tcW w:type="dxa" w:w="1960"/>
+            <w:tcMar>
+              <w:top w:type="dxa" w:w="70"/>
+              <w:left w:type="dxa" w:w="110"/>
+              <w:bottom w:type="dxa" w:w="70"/>
+              <w:right w:type="dxa" w:w="110"/>
+            </w:tcMar>
+          </w:tcPr>
+          <w:p>
+            <w:pPr>
+              <w:spacing w:after="0" w:before="0" w:line="250"/>
+            </w:pPr>
+            <w:r>
+              <w:rPr>
+                <w:rFonts w:ascii="Calibri" w:cs="Calibri" w:eastAsia="Calibri" w:hAnsi="Calibri"/>
+                <w:color w:val="111111"/>
+                <w:sz w:val="16"/>
+                <w:szCs w:val="16"/>
+              </w:rPr>
+              <w:t xml:space="preserve">They become a proper client, keeping every past visit.</w:t>
+            </w:r>
+          </w:p>
+        </w:tc>
+        <w:tc>
+          <w:tcPr>
+            <w:tcW w:type="dxa" w:w="3116"/>
+            <w:tcMar>
+              <w:top w:type="dxa" w:w="70"/>
+              <w:left w:type="dxa" w:w="110"/>
+              <w:bottom w:type="dxa" w:w="70"/>
+              <w:right w:type="dxa" w:w="110"/>
+            </w:tcMar>
+          </w:tcPr>
+          <w:p>
+            <w:pPr>
+              <w:spacing w:after="0" w:before="0" w:line="250"/>
+            </w:pPr>
+            <w:r>
+              <w:rPr>
+                <w:rFonts w:ascii="Calibri" w:cs="Calibri" w:eastAsia="Calibri" w:hAnsi="Calibri"/>
+                <w:color w:val="111111"/>
+                <w:sz w:val="16"/>
+                <w:szCs w:val="16"/>
+              </w:rPr>
+              <w:t xml:space="preserve">Account created and six past visits attached to it.</w:t>
+            </w:r>
+          </w:p>
+        </w:tc>
+        <w:tc>
+          <w:tcPr>
+            <w:tcW w:type="dxa" w:w="560"/>
+            <w:tcMar>
+              <w:top w:type="dxa" w:w="70"/>
+              <w:left w:type="dxa" w:w="110"/>
+              <w:bottom w:type="dxa" w:w="70"/>
+              <w:right w:type="dxa" w:w="110"/>
+            </w:tcMar>
+          </w:tcPr>
+          <w:p>
+            <w:pPr>
+              <w:spacing w:after="0" w:before="0" w:line="250"/>
+              <w:jc w:val="center"/>
+            </w:pPr>
+            <w:r>
+              <w:rPr>
+                <w:rFonts w:ascii="Calibri" w:cs="Calibri" w:eastAsia="Calibri" w:hAnsi="Calibri"/>
+                <w:b/>
+                <w:bCs/>
+                <w:color w:val="1E6B3A"/>
+                <w:sz w:val="15"/>
+                <w:szCs w:val="15"/>
+              </w:rPr>
+              <w:t xml:space="preserve">Pass</w:t>
+            </w:r>
+          </w:p>
+        </w:tc>
+        <w:tc>
+          <w:tcPr>
+            <w:tcW w:type="dxa" w:w="590"/>
+            <w:tcMar>
+              <w:top w:type="dxa" w:w="70"/>
+              <w:left w:type="dxa" w:w="110"/>
+              <w:bottom w:type="dxa" w:w="70"/>
+              <w:right w:type="dxa" w:w="110"/>
+            </w:tcMar>
+          </w:tcPr>
+          <w:p>
+            <w:pPr>
+              <w:spacing w:after="0" w:before="0" w:line="250"/>
+            </w:pPr>
+            <w:r>
+              <w:rPr>
+                <w:rFonts w:ascii="Calibri" w:cs="Calibri" w:eastAsia="Calibri" w:hAnsi="Calibri"/>
+                <w:color w:val="111111"/>
+                <w:sz w:val="17"/>
+                <w:szCs w:val="17"/>
+              </w:rPr>
+              <w:t xml:space="preserve"> </w:t>
+            </w:r>
+          </w:p>
+        </w:tc>
+      </w:tr>
+      <w:tr>
+        <w:tc>
+          <w:tcPr>
+            <w:tcW w:type="dxa" w:w="520"/>
+            <w:tcMar>
+              <w:top w:type="dxa" w:w="70"/>
+              <w:left w:type="dxa" w:w="110"/>
+              <w:bottom w:type="dxa" w:w="70"/>
+              <w:right w:type="dxa" w:w="110"/>
+            </w:tcMar>
+          </w:tcPr>
+          <w:p>
+            <w:pPr>
+              <w:spacing w:after="0" w:before="0" w:line="250"/>
+            </w:pPr>
+            <w:r>
+              <w:rPr>
+                <w:rFonts w:ascii="Calibri" w:cs="Calibri" w:eastAsia="Calibri" w:hAnsi="Calibri"/>
+                <w:b/>
+                <w:bCs/>
+                <w:color w:val="111111"/>
+                <w:sz w:val="16"/>
+                <w:szCs w:val="16"/>
+              </w:rPr>
+              <w:t xml:space="preserve">R3</w:t>
+            </w:r>
+          </w:p>
+        </w:tc>
+        <w:tc>
+          <w:tcPr>
+            <w:tcW w:type="dxa" w:w="2280"/>
+            <w:tcMar>
+              <w:top w:type="dxa" w:w="70"/>
+              <w:left w:type="dxa" w:w="110"/>
+              <w:bottom w:type="dxa" w:w="70"/>
+              <w:right w:type="dxa" w:w="110"/>
+            </w:tcMar>
+          </w:tcPr>
+          <w:p>
+            <w:pPr>
+              <w:spacing w:after="0" w:before="0" w:line="250"/>
+            </w:pPr>
+            <w:r>
+              <w:rPr>
+                <w:rFonts w:ascii="Calibri" w:cs="Calibri" w:eastAsia="Calibri" w:hAnsi="Calibri"/>
+                <w:color w:val="111111"/>
+                <w:sz w:val="16"/>
+                <w:szCs w:val="16"/>
+              </w:rPr>
+              <w:t xml:space="preserve">Check the same person in the list afterwards.</w:t>
+            </w:r>
+          </w:p>
+        </w:tc>
+        <w:tc>
+          <w:tcPr>
+            <w:tcW w:type="dxa" w:w="1960"/>
+            <w:tcMar>
+              <w:top w:type="dxa" w:w="70"/>
+              <w:left w:type="dxa" w:w="110"/>
+              <w:bottom w:type="dxa" w:w="70"/>
+              <w:right w:type="dxa" w:w="110"/>
+            </w:tcMar>
+          </w:tcPr>
+          <w:p>
+            <w:pPr>
+              <w:spacing w:after="0" w:before="0" w:line="250"/>
+            </w:pPr>
+            <w:r>
+              <w:rPr>
+                <w:rFonts w:ascii="Calibri" w:cs="Calibri" w:eastAsia="Calibri" w:hAnsi="Calibri"/>
+                <w:color w:val="111111"/>
+                <w:sz w:val="16"/>
+                <w:szCs w:val="16"/>
+              </w:rPr>
+              <w:t xml:space="preserve">Now shows as registered with a loyalty balance.</w:t>
+            </w:r>
+          </w:p>
+        </w:tc>
+        <w:tc>
+          <w:tcPr>
+            <w:tcW w:type="dxa" w:w="3116"/>
+            <w:tcMar>
+              <w:top w:type="dxa" w:w="70"/>
+              <w:left w:type="dxa" w:w="110"/>
+              <w:bottom w:type="dxa" w:w="70"/>
+              <w:right w:type="dxa" w:w="110"/>
+            </w:tcMar>
+          </w:tcPr>
+          <w:p>
+            <w:pPr>
+              <w:spacing w:after="0" w:before="0" w:line="250"/>
+            </w:pPr>
+            <w:r>
+              <w:rPr>
+                <w:rFonts w:ascii="Calibri" w:cs="Calibri" w:eastAsia="Calibri" w:hAnsi="Calibri"/>
+                <w:color w:val="111111"/>
+                <w:sz w:val="16"/>
+                <w:szCs w:val="16"/>
+              </w:rPr>
+              <w:t xml:space="preserve">Confirmed.</w:t>
+            </w:r>
+          </w:p>
+        </w:tc>
+        <w:tc>
+          <w:tcPr>
+            <w:tcW w:type="dxa" w:w="560"/>
+            <w:tcMar>
+              <w:top w:type="dxa" w:w="70"/>
+              <w:left w:type="dxa" w:w="110"/>
+              <w:bottom w:type="dxa" w:w="70"/>
+              <w:right w:type="dxa" w:w="110"/>
+            </w:tcMar>
+          </w:tcPr>
+          <w:p>
+            <w:pPr>
+              <w:spacing w:after="0" w:before="0" w:line="250"/>
+              <w:jc w:val="center"/>
+            </w:pPr>
+            <w:r>
+              <w:rPr>
+                <w:rFonts w:ascii="Calibri" w:cs="Calibri" w:eastAsia="Calibri" w:hAnsi="Calibri"/>
+                <w:b/>
+                <w:bCs/>
+                <w:color w:val="1E6B3A"/>
+                <w:sz w:val="15"/>
+                <w:szCs w:val="15"/>
+              </w:rPr>
+              <w:t xml:space="preserve">Pass</w:t>
+            </w:r>
+          </w:p>
+        </w:tc>
+        <w:tc>
+          <w:tcPr>
+            <w:tcW w:type="dxa" w:w="590"/>
+            <w:tcMar>
+              <w:top w:type="dxa" w:w="70"/>
+              <w:left w:type="dxa" w:w="110"/>
+              <w:bottom w:type="dxa" w:w="70"/>
+              <w:right w:type="dxa" w:w="110"/>
+            </w:tcMar>
+          </w:tcPr>
+          <w:p>
+            <w:pPr>
+              <w:spacing w:after="0" w:before="0" w:line="250"/>
+            </w:pPr>
+            <w:r>
+              <w:rPr>
+                <w:rFonts w:ascii="Calibri" w:cs="Calibri" w:eastAsia="Calibri" w:hAnsi="Calibri"/>
+                <w:color w:val="111111"/>
+                <w:sz w:val="17"/>
+                <w:szCs w:val="17"/>
+              </w:rPr>
+              <w:t xml:space="preserve"> </w:t>
+            </w:r>
+          </w:p>
+        </w:tc>
+      </w:tr>
+    </w:tbl>
+    <w:p>
+      <w:pPr>
+        <w:spacing w:after="160"/>
+      </w:pPr>
+    </w:p>
+    <w:p>
+      <w:pPr>
+        <w:pStyle w:val="Heading2"/>
+        <w:spacing w:after="120" w:before="280"/>
+      </w:pPr>
+      <w:r>
+        <w:rPr>
+          <w:rFonts w:ascii="Calibri" w:cs="Calibri" w:eastAsia="Calibri" w:hAnsi="Calibri"/>
+          <w:b/>
+          <w:bCs/>
+          <w:color w:val="8A6D1F"/>
+          <w:sz w:val="24"/>
+          <w:szCs w:val="24"/>
+        </w:rPr>
         <w:t xml:space="preserve">O · Look and feel</w:t>
       </w:r>
     </w:p>
@@ -23549,7 +28159,7 @@
                 <w:sz w:val="16"/>
                 <w:szCs w:val="16"/>
               </w:rPr>
-              <w:t xml:space="preserve">Gents salon language — barbers, not stylists. No ladies’ services.</w:t>
+              <w:t xml:space="preserve">Gents salon language — barbers, not stylists, and no ranks. No ladies’ services.</w:t>
             </w:r>
           </w:p>
         </w:tc>
@@ -23574,7 +28184,7 @@
                 <w:sz w:val="16"/>
                 <w:szCs w:val="16"/>
               </w:rPr>
-              <w:t xml:space="preserve">“Master barbers” throughout; the 12 services are cuts, beards, shaves and grooming only.</w:t>
+              <w:t xml:space="preserve">Every barber is simply “Barber”; the 12 services are cuts, beards, shaves and grooming only.</w:t>
             </w:r>
           </w:p>
         </w:tc>
